--- a/CSC14116 - Proposal.docx
+++ b/CSC14116 - Proposal.docx
@@ -1,6 +1,6 @@
 
 <file path=word/document.xml><?xml version="1.0" encoding="utf-8"?>
-<w:document xmlns:wpc="http://schemas.microsoft.com/office/word/2010/wordprocessingCanvas" xmlns:cx="http://schemas.microsoft.com/office/drawing/2014/chartex" xmlns:cx1="http://schemas.microsoft.com/office/drawing/2015/9/8/chartex" xmlns:cx2="http://schemas.microsoft.com/office/drawing/2015/10/21/chartex" xmlns:cx3="http://schemas.microsoft.com/office/drawing/2016/5/9/chartex" xmlns:cx4="http://schemas.microsoft.com/office/drawing/2016/5/10/chartex" xmlns:cx5="http://schemas.microsoft.com/office/drawing/2016/5/11/chartex" xmlns:cx6="http://schemas.microsoft.com/office/drawing/2016/5/12/chartex" xmlns:cx7="http://schemas.microsoft.com/office/drawing/2016/5/13/chartex" xmlns:cx8="http://schemas.microsoft.com/office/drawing/2016/5/14/chartex" xmlns:mc="http://schemas.openxmlformats.org/markup-compatibility/2006" xmlns:aink="http://schemas.microsoft.com/office/drawing/2016/ink" xmlns:am3d="http://schemas.microsoft.com/office/drawing/2017/model3d" xmlns:o="urn:schemas-microsoft-com:office:office" xmlns:oel="http://schemas.microsoft.com/office/2019/extlst" xmlns:r="http://schemas.openxmlformats.org/officeDocument/2006/relationships" xmlns:m="http://schemas.openxmlformats.org/officeDocument/2006/math" xmlns:v="urn:schemas-microsoft-com:vml" xmlns:wp14="http://schemas.microsoft.com/office/word/2010/wordprocessingDrawing" xmlns:wp="http://schemas.openxmlformats.org/drawingml/2006/wordprocessingDrawing" xmlns:w10="urn:schemas-microsoft-com:office:word" xmlns:w="http://schemas.openxmlformats.org/wordprocessingml/2006/main" xmlns:w14="http://schemas.microsoft.com/office/word/2010/wordml" xmlns:w15="http://schemas.microsoft.com/office/word/2012/wordml" xmlns:w16cex="http://schemas.microsoft.com/office/word/2018/wordml/cex" xmlns:w16cid="http://schemas.microsoft.com/office/word/2016/wordml/cid" xmlns:w16="http://schemas.microsoft.com/office/word/2018/wordml" xmlns:w16du="http://schemas.microsoft.com/office/word/2023/wordml/word16du" xmlns:w16sdtdh="http://schemas.microsoft.com/office/word/2020/wordml/sdtdatahash" xmlns:w16se="http://schemas.microsoft.com/office/word/2015/wordml/symex" xmlns:wpg="http://schemas.microsoft.com/office/word/2010/wordprocessingGroup" xmlns:wpi="http://schemas.microsoft.com/office/word/2010/wordprocessingInk" xmlns:wne="http://schemas.microsoft.com/office/word/2006/wordml" xmlns:wps="http://schemas.microsoft.com/office/word/2010/wordprocessingShape" mc:Ignorable="w14 w15 w16se w16cid w16 w16cex w16sdtdh w16du wp14">
+<w:document xmlns:wpc="http://schemas.microsoft.com/office/word/2010/wordprocessingCanvas" xmlns:cx="http://schemas.microsoft.com/office/drawing/2014/chartex" xmlns:cx1="http://schemas.microsoft.com/office/drawing/2015/9/8/chartex" xmlns:cx2="http://schemas.microsoft.com/office/drawing/2015/10/21/chartex" xmlns:cx3="http://schemas.microsoft.com/office/drawing/2016/5/9/chartex" xmlns:cx4="http://schemas.microsoft.com/office/drawing/2016/5/10/chartex" xmlns:cx5="http://schemas.microsoft.com/office/drawing/2016/5/11/chartex" xmlns:cx6="http://schemas.microsoft.com/office/drawing/2016/5/12/chartex" xmlns:cx7="http://schemas.microsoft.com/office/drawing/2016/5/13/chartex" xmlns:cx8="http://schemas.microsoft.com/office/drawing/2016/5/14/chartex" xmlns:mc="http://schemas.openxmlformats.org/markup-compatibility/2006" xmlns:aink="http://schemas.microsoft.com/office/drawing/2016/ink" xmlns:am3d="http://schemas.microsoft.com/office/drawing/2017/model3d" xmlns:o="urn:schemas-microsoft-com:office:office" xmlns:oel="http://schemas.microsoft.com/office/2019/extlst" xmlns:r="http://schemas.openxmlformats.org/officeDocument/2006/relationships" xmlns:m="http://schemas.openxmlformats.org/officeDocument/2006/math" xmlns:v="urn:schemas-microsoft-com:vml" xmlns:wp14="http://schemas.microsoft.com/office/word/2010/wordprocessingDrawing" xmlns:wp="http://schemas.openxmlformats.org/drawingml/2006/wordprocessingDrawing" xmlns:w10="urn:schemas-microsoft-com:office:word" xmlns:w="http://schemas.openxmlformats.org/wordprocessingml/2006/main" xmlns:w14="http://schemas.microsoft.com/office/word/2010/wordml" xmlns:w15="http://schemas.microsoft.com/office/word/2012/wordml" xmlns:w16cex="http://schemas.microsoft.com/office/word/2018/wordml/cex" xmlns:w16cid="http://schemas.microsoft.com/office/word/2016/wordml/cid" xmlns:w16="http://schemas.microsoft.com/office/word/2018/wordml" xmlns:w16sdtdh="http://schemas.microsoft.com/office/word/2020/wordml/sdtdatahash" xmlns:w16se="http://schemas.microsoft.com/office/word/2015/wordml/symex" xmlns:wpg="http://schemas.microsoft.com/office/word/2010/wordprocessingGroup" xmlns:wpi="http://schemas.microsoft.com/office/word/2010/wordprocessingInk" xmlns:wne="http://schemas.microsoft.com/office/word/2006/wordml" xmlns:wps="http://schemas.microsoft.com/office/word/2010/wordprocessingShape" mc:Ignorable="w14 w15 w16se w16cid w16 w16cex w16sdtdh wp14">
   <w:body>
     <w:p>
       <w:pPr>
@@ -60,52 +60,7 @@
           <w:sz w:val="28"/>
           <w:szCs w:val="28"/>
         </w:rPr>
-        <w:t xml:space="preserve"> </w:t>
-      </w:r>
-      <w:r>
-        <w:rPr>
-          <w:rFonts w:ascii="Cambria" w:hAnsi="Cambria" w:cs="Times New Roman"/>
-          <w:b/>
-          <w:sz w:val="28"/>
-          <w:szCs w:val="28"/>
-        </w:rPr>
-        <w:sym w:font="Symbol" w:char="F0E1"/>
-      </w:r>
-      <w:r>
-        <w:rPr>
-          <w:rFonts w:ascii="Cambria" w:hAnsi="Cambria" w:cs="Times New Roman"/>
-          <w:b/>
-          <w:sz w:val="28"/>
-          <w:szCs w:val="28"/>
-        </w:rPr>
-        <w:t xml:space="preserve"> </w:t>
-      </w:r>
-      <w:r>
-        <w:rPr>
-          <w:rFonts w:ascii="Cambria" w:hAnsi="Cambria" w:cs="Times New Roman"/>
-          <w:b/>
-          <w:sz w:val="28"/>
-          <w:szCs w:val="28"/>
-        </w:rPr>
-        <w:t>PROJECT NAME</w:t>
-      </w:r>
-      <w:r>
-        <w:rPr>
-          <w:rFonts w:ascii="Cambria" w:hAnsi="Cambria" w:cs="Times New Roman"/>
-          <w:b/>
-          <w:sz w:val="28"/>
-          <w:szCs w:val="28"/>
-        </w:rPr>
-        <w:t xml:space="preserve"> </w:t>
-      </w:r>
-      <w:r>
-        <w:rPr>
-          <w:rFonts w:ascii="Cambria" w:hAnsi="Cambria" w:cs="Times New Roman"/>
-          <w:b/>
-          <w:sz w:val="28"/>
-          <w:szCs w:val="28"/>
-        </w:rPr>
-        <w:sym w:font="Symbol" w:char="F0F1"/>
+        <w:t>Real-Time Non-Maximum Suppression for Object Detection</w:t>
       </w:r>
     </w:p>
     <w:tbl>
@@ -148,29 +103,12 @@
                 <w:sz w:val="24"/>
                 <w:szCs w:val="24"/>
               </w:rPr>
-              <w:sym w:font="Symbol" w:char="F0E1"/>
-            </w:r>
-            <w:r>
-              <w:rPr>
-                <w:rFonts w:ascii="Cambria" w:hAnsi="Cambria" w:cs="Times New Roman"/>
-                <w:bCs/>
-                <w:sz w:val="24"/>
-                <w:szCs w:val="24"/>
-              </w:rPr>
-              <w:t>your group’s name</w:t>
-            </w:r>
-            <w:r>
-              <w:rPr>
-                <w:rFonts w:ascii="Cambria" w:hAnsi="Cambria" w:cs="Times New Roman"/>
-                <w:bCs/>
-                <w:sz w:val="24"/>
-                <w:szCs w:val="24"/>
-              </w:rPr>
-              <w:sym w:font="Symbol" w:char="F0F1"/>
+              <w:t>Group 11</w:t>
             </w:r>
           </w:p>
           <w:p>
             <w:pPr>
+              <w:jc w:val="both"/>
               <w:rPr>
                 <w:rFonts w:ascii="Cambria" w:hAnsi="Cambria" w:cs="Times New Roman"/>
                 <w:bCs/>
@@ -188,12 +126,22 @@
             <w:r>
               <w:rPr>
                 <w:rFonts w:ascii="Cambria" w:hAnsi="Cambria" w:cs="Times New Roman"/>
+                <w:b/>
+                <w:sz w:val="24"/>
+                <w:szCs w:val="24"/>
+              </w:rPr>
+              <w:t xml:space="preserve"> </w:t>
+            </w:r>
+            <w:r>
+              <w:rPr>
+                <w:rFonts w:ascii="Cambria" w:hAnsi="Cambria" w:cs="Times New Roman"/>
                 <w:bCs/>
                 <w:sz w:val="24"/>
                 <w:szCs w:val="24"/>
               </w:rPr>
-              <w:sym w:font="Symbol" w:char="F0E1"/>
-            </w:r>
+              <w:t xml:space="preserve">Le Quang Tan – </w:t>
+            </w:r>
+            <w:proofErr w:type="gramStart"/>
             <w:r>
               <w:rPr>
                 <w:rFonts w:ascii="Cambria" w:hAnsi="Cambria" w:cs="Times New Roman"/>
@@ -201,8 +149,9 @@
                 <w:sz w:val="24"/>
                 <w:szCs w:val="24"/>
               </w:rPr>
-              <w:t>provide the full name and student ID of each member</w:t>
-            </w:r>
+              <w:t>22127378 .</w:t>
+            </w:r>
+            <w:proofErr w:type="gramEnd"/>
             <w:r>
               <w:rPr>
                 <w:rFonts w:ascii="Cambria" w:hAnsi="Cambria" w:cs="Times New Roman"/>
@@ -210,7 +159,21 @@
                 <w:sz w:val="24"/>
                 <w:szCs w:val="24"/>
               </w:rPr>
-              <w:sym w:font="Symbol" w:char="F0F1"/>
+              <w:t xml:space="preserve"> </w:t>
+            </w:r>
+            <w:r>
+              <w:rPr>
+                <w:rFonts w:ascii="Cambria" w:hAnsi="Cambria" w:cs="Times New Roman"/>
+                <w:bCs/>
+              </w:rPr>
+              <w:t xml:space="preserve">Phung Quoc Tuan – </w:t>
+            </w:r>
+            <w:r>
+              <w:rPr>
+                <w:rFonts w:ascii="Cambria" w:hAnsi="Cambria" w:cs="Times New Roman"/>
+                <w:bCs/>
+              </w:rPr>
+              <w:t>19127616</w:t>
             </w:r>
           </w:p>
         </w:tc>
@@ -269,6 +232,7 @@
             <w:r>
               <w:rPr>
                 <w:rFonts w:ascii="Cambria" w:hAnsi="Cambria" w:cs="Times New Roman"/>
+                <w:b/>
                 <w:sz w:val="24"/>
                 <w:szCs w:val="24"/>
               </w:rPr>
@@ -277,28 +241,62 @@
             <w:r>
               <w:rPr>
                 <w:rFonts w:ascii="Cambria" w:hAnsi="Cambria" w:cs="Times New Roman"/>
-                <w:bCs/>
-                <w:sz w:val="24"/>
-                <w:szCs w:val="24"/>
-              </w:rPr>
-              <w:sym w:font="Symbol" w:char="F0E1"/>
-            </w:r>
-            <w:r>
-              <w:rPr>
-                <w:rFonts w:ascii="Cambria" w:hAnsi="Cambria" w:cs="Times New Roman"/>
-                <w:sz w:val="24"/>
-                <w:szCs w:val="24"/>
-              </w:rPr>
-              <w:t>5 keywords that are most relevant to the research topic</w:t>
-            </w:r>
-            <w:r>
-              <w:rPr>
-                <w:rFonts w:ascii="Cambria" w:hAnsi="Cambria" w:cs="Times New Roman"/>
-                <w:bCs/>
-                <w:sz w:val="24"/>
-                <w:szCs w:val="24"/>
-              </w:rPr>
-              <w:sym w:font="Symbol" w:char="F0F1"/>
+                <w:sz w:val="24"/>
+                <w:szCs w:val="24"/>
+              </w:rPr>
+              <w:t xml:space="preserve">CUDA, </w:t>
+            </w:r>
+            <w:proofErr w:type="spellStart"/>
+            <w:r>
+              <w:rPr>
+                <w:rFonts w:ascii="Cambria" w:hAnsi="Cambria" w:cs="Times New Roman"/>
+                <w:sz w:val="24"/>
+                <w:szCs w:val="24"/>
+              </w:rPr>
+              <w:t>Numba</w:t>
+            </w:r>
+            <w:proofErr w:type="spellEnd"/>
+            <w:r>
+              <w:rPr>
+                <w:rFonts w:ascii="Cambria" w:hAnsi="Cambria" w:cs="Times New Roman"/>
+                <w:sz w:val="24"/>
+                <w:szCs w:val="24"/>
+              </w:rPr>
+              <w:t xml:space="preserve">, Non-Maximum Suppression, Object Detection, </w:t>
+            </w:r>
+            <w:proofErr w:type="spellStart"/>
+            <w:r>
+              <w:rPr>
+                <w:rFonts w:ascii="Cambria" w:hAnsi="Cambria" w:cs="Times New Roman"/>
+                <w:sz w:val="24"/>
+                <w:szCs w:val="24"/>
+              </w:rPr>
+              <w:t>IoU</w:t>
+            </w:r>
+            <w:proofErr w:type="spellEnd"/>
+            <w:r>
+              <w:rPr>
+                <w:rFonts w:ascii="Cambria" w:hAnsi="Cambria" w:cs="Times New Roman"/>
+                <w:sz w:val="24"/>
+                <w:szCs w:val="24"/>
+              </w:rPr>
+              <w:t xml:space="preserve"> </w:t>
+            </w:r>
+            <w:r>
+              <w:rPr>
+                <w:rFonts w:ascii="Cambria" w:hAnsi="Cambria" w:cs="Times New Roman"/>
+                <w:sz w:val="24"/>
+                <w:szCs w:val="24"/>
+              </w:rPr>
+              <w:t>P</w:t>
+            </w:r>
+            <w:r>
+              <w:rPr>
+                <w:rFonts w:ascii="Cambria" w:hAnsi="Cambria" w:cs="Times New Roman"/>
+                <w:sz w:val="24"/>
+                <w:szCs w:val="24"/>
+              </w:rPr>
+              <w:t>arallelization</w:t>
             </w:r>
           </w:p>
           <w:p>
@@ -337,32 +335,6 @@
                 <w:szCs w:val="24"/>
               </w:rPr>
               <w:t xml:space="preserve"> </w:t>
-            </w:r>
-            <w:r>
-              <w:rPr>
-                <w:rFonts w:ascii="Cambria" w:hAnsi="Cambria" w:cs="Times New Roman"/>
-                <w:bCs/>
-                <w:sz w:val="24"/>
-                <w:szCs w:val="24"/>
-              </w:rPr>
-              <w:sym w:font="Symbol" w:char="F0E1"/>
-            </w:r>
-            <w:r>
-              <w:rPr>
-                <w:rFonts w:ascii="Cambria" w:hAnsi="Cambria" w:cs="Times New Roman"/>
-                <w:sz w:val="24"/>
-                <w:szCs w:val="24"/>
-              </w:rPr>
-              <w:t>materials that have been used in this research</w:t>
-            </w:r>
-            <w:r>
-              <w:rPr>
-                <w:rFonts w:ascii="Cambria" w:hAnsi="Cambria" w:cs="Times New Roman"/>
-                <w:bCs/>
-                <w:sz w:val="24"/>
-                <w:szCs w:val="24"/>
-              </w:rPr>
-              <w:sym w:font="Symbol" w:char="F0F1"/>
             </w:r>
           </w:p>
           <w:p>
@@ -380,29 +352,63 @@
                 <w:szCs w:val="24"/>
               </w:rPr>
             </w:pPr>
-            <w:r>
-              <w:rPr>
-                <w:rFonts w:ascii="Cambria" w:hAnsi="Cambria" w:cs="Times New Roman"/>
-                <w:sz w:val="24"/>
-                <w:szCs w:val="24"/>
-              </w:rPr>
-              <w:t xml:space="preserve">Documentations, tutorials, </w:t>
-            </w:r>
-            <w:r>
-              <w:rPr>
-                <w:rFonts w:ascii="Cambria" w:hAnsi="Cambria" w:cs="Times New Roman"/>
-                <w:sz w:val="24"/>
-                <w:szCs w:val="24"/>
-              </w:rPr>
-              <w:t>technical report</w:t>
-            </w:r>
-            <w:r>
-              <w:rPr>
-                <w:rFonts w:ascii="Cambria" w:hAnsi="Cambria" w:cs="Times New Roman"/>
-                <w:sz w:val="24"/>
-                <w:szCs w:val="24"/>
-              </w:rPr>
-              <w:t>s, etc.</w:t>
+            <w:proofErr w:type="spellStart"/>
+            <w:r>
+              <w:rPr>
+                <w:rFonts w:ascii="Cambria" w:hAnsi="Cambria" w:cs="Times New Roman"/>
+                <w:sz w:val="24"/>
+                <w:szCs w:val="24"/>
+              </w:rPr>
+              <w:t>Bodla</w:t>
+            </w:r>
+            <w:proofErr w:type="spellEnd"/>
+            <w:r>
+              <w:rPr>
+                <w:rFonts w:ascii="Cambria" w:hAnsi="Cambria" w:cs="Times New Roman"/>
+                <w:sz w:val="24"/>
+                <w:szCs w:val="24"/>
+              </w:rPr>
+              <w:t xml:space="preserve">, N. et al. (2017). </w:t>
+            </w:r>
+            <w:r>
+              <w:rPr>
+                <w:rFonts w:ascii="Cambria" w:hAnsi="Cambria" w:cs="Times New Roman"/>
+                <w:i/>
+                <w:iCs/>
+                <w:sz w:val="24"/>
+                <w:szCs w:val="24"/>
+              </w:rPr>
+              <w:t xml:space="preserve">Soft-NMS — Improving Object Detection </w:t>
+            </w:r>
+            <w:proofErr w:type="gramStart"/>
+            <w:r>
+              <w:rPr>
+                <w:rFonts w:ascii="Cambria" w:hAnsi="Cambria" w:cs="Times New Roman"/>
+                <w:i/>
+                <w:iCs/>
+                <w:sz w:val="24"/>
+                <w:szCs w:val="24"/>
+              </w:rPr>
+              <w:t>With</w:t>
+            </w:r>
+            <w:proofErr w:type="gramEnd"/>
+            <w:r>
+              <w:rPr>
+                <w:rFonts w:ascii="Cambria" w:hAnsi="Cambria" w:cs="Times New Roman"/>
+                <w:i/>
+                <w:iCs/>
+                <w:sz w:val="24"/>
+                <w:szCs w:val="24"/>
+              </w:rPr>
+              <w:t xml:space="preserve"> One Line of Code*</w:t>
+            </w:r>
+            <w:r>
+              <w:rPr>
+                <w:rFonts w:ascii="Cambria" w:hAnsi="Cambria" w:cs="Times New Roman"/>
+                <w:sz w:val="24"/>
+                <w:szCs w:val="24"/>
+              </w:rPr>
+              <w:t>. ICCV 2017.</w:t>
             </w:r>
           </w:p>
           <w:p>
@@ -426,23 +432,43 @@
                 <w:sz w:val="24"/>
                 <w:szCs w:val="24"/>
               </w:rPr>
-              <w:t>S</w:t>
-            </w:r>
-            <w:r>
-              <w:rPr>
-                <w:rFonts w:ascii="Cambria" w:hAnsi="Cambria" w:cs="Times New Roman"/>
-                <w:sz w:val="24"/>
-                <w:szCs w:val="24"/>
-              </w:rPr>
-              <w:t>ource codes, pretrained models, demonstrative applications</w:t>
-            </w:r>
-            <w:r>
-              <w:rPr>
-                <w:rFonts w:ascii="Cambria" w:hAnsi="Cambria" w:cs="Times New Roman"/>
-                <w:sz w:val="24"/>
-                <w:szCs w:val="24"/>
-              </w:rPr>
-              <w:t>, etc.</w:t>
+              <w:t xml:space="preserve">Wang, X. et al. (2020). </w:t>
+            </w:r>
+            <w:r>
+              <w:rPr>
+                <w:rFonts w:ascii="Cambria" w:hAnsi="Cambria" w:cs="Times New Roman"/>
+                <w:i/>
+                <w:iCs/>
+                <w:sz w:val="24"/>
+                <w:szCs w:val="24"/>
+              </w:rPr>
+              <w:t>SOLOv2: Dynamic and Fast Instance Segmentation</w:t>
+            </w:r>
+            <w:r>
+              <w:rPr>
+                <w:rFonts w:ascii="Cambria" w:hAnsi="Cambria" w:cs="Times New Roman"/>
+                <w:sz w:val="24"/>
+                <w:szCs w:val="24"/>
+              </w:rPr>
+              <w:t xml:space="preserve">. </w:t>
+            </w:r>
+            <w:proofErr w:type="spellStart"/>
+            <w:r>
+              <w:rPr>
+                <w:rFonts w:ascii="Cambria" w:hAnsi="Cambria" w:cs="Times New Roman"/>
+                <w:sz w:val="24"/>
+                <w:szCs w:val="24"/>
+              </w:rPr>
+              <w:t>NeurIPS</w:t>
+            </w:r>
+            <w:proofErr w:type="spellEnd"/>
+            <w:r>
+              <w:rPr>
+                <w:rFonts w:ascii="Cambria" w:hAnsi="Cambria" w:cs="Times New Roman"/>
+                <w:sz w:val="24"/>
+                <w:szCs w:val="24"/>
+              </w:rPr>
+              <w:t xml:space="preserve"> 2020. (Matrix NMS, Section 3.3)</w:t>
             </w:r>
           </w:p>
           <w:p>
@@ -460,13 +486,149 @@
                 <w:szCs w:val="24"/>
               </w:rPr>
             </w:pPr>
-            <w:r>
-              <w:rPr>
-                <w:rFonts w:ascii="Cambria" w:hAnsi="Cambria" w:cs="Times New Roman"/>
-                <w:sz w:val="24"/>
-                <w:szCs w:val="24"/>
-              </w:rPr>
-              <w:t xml:space="preserve">List of books, papers, or web pages  </w:t>
+            <w:proofErr w:type="spellStart"/>
+            <w:r>
+              <w:rPr>
+                <w:rFonts w:ascii="Cambria" w:hAnsi="Cambria" w:cs="Times New Roman"/>
+                <w:sz w:val="24"/>
+                <w:szCs w:val="24"/>
+              </w:rPr>
+              <w:t>Hosang</w:t>
+            </w:r>
+            <w:proofErr w:type="spellEnd"/>
+            <w:r>
+              <w:rPr>
+                <w:rFonts w:ascii="Cambria" w:hAnsi="Cambria" w:cs="Times New Roman"/>
+                <w:sz w:val="24"/>
+                <w:szCs w:val="24"/>
+              </w:rPr>
+              <w:t xml:space="preserve">, J. et al. (2017). </w:t>
+            </w:r>
+            <w:r>
+              <w:rPr>
+                <w:rFonts w:ascii="Cambria" w:hAnsi="Cambria" w:cs="Times New Roman"/>
+                <w:i/>
+                <w:iCs/>
+                <w:sz w:val="24"/>
+                <w:szCs w:val="24"/>
+              </w:rPr>
+              <w:t>Learning Non-Maximum Suppression</w:t>
+            </w:r>
+            <w:r>
+              <w:rPr>
+                <w:rFonts w:ascii="Cambria" w:hAnsi="Cambria" w:cs="Times New Roman"/>
+                <w:sz w:val="24"/>
+                <w:szCs w:val="24"/>
+              </w:rPr>
+              <w:t>. CVPR 2017.</w:t>
+            </w:r>
+          </w:p>
+          <w:p>
+            <w:pPr>
+              <w:pStyle w:val="ListParagraph"/>
+              <w:numPr>
+                <w:ilvl w:val="0"/>
+                <w:numId w:val="38"/>
+              </w:numPr>
+              <w:spacing w:line="360" w:lineRule="auto"/>
+              <w:jc w:val="both"/>
+              <w:rPr>
+                <w:rFonts w:ascii="Cambria" w:hAnsi="Cambria" w:cs="Times New Roman"/>
+                <w:sz w:val="24"/>
+                <w:szCs w:val="24"/>
+              </w:rPr>
+            </w:pPr>
+            <w:proofErr w:type="spellStart"/>
+            <w:r>
+              <w:rPr>
+                <w:rFonts w:ascii="Cambria" w:hAnsi="Cambria" w:cs="Times New Roman"/>
+                <w:b/>
+                <w:bCs/>
+                <w:sz w:val="24"/>
+                <w:szCs w:val="24"/>
+              </w:rPr>
+              <w:t>torchvision.ops.nms</w:t>
+            </w:r>
+            <w:proofErr w:type="spellEnd"/>
+            <w:r>
+              <w:rPr>
+                <w:rFonts w:ascii="Cambria" w:hAnsi="Cambria" w:cs="Times New Roman"/>
+                <w:sz w:val="24"/>
+                <w:szCs w:val="24"/>
+              </w:rPr>
+              <w:t xml:space="preserve"> / </w:t>
+            </w:r>
+            <w:proofErr w:type="spellStart"/>
+            <w:r>
+              <w:rPr>
+                <w:rFonts w:ascii="Cambria" w:hAnsi="Cambria" w:cs="Times New Roman"/>
+                <w:b/>
+                <w:bCs/>
+                <w:sz w:val="24"/>
+                <w:szCs w:val="24"/>
+              </w:rPr>
+              <w:t>box_iou</w:t>
+            </w:r>
+            <w:proofErr w:type="spellEnd"/>
+            <w:r>
+              <w:rPr>
+                <w:rFonts w:ascii="Cambria" w:hAnsi="Cambria" w:cs="Times New Roman"/>
+                <w:b/>
+                <w:bCs/>
+                <w:sz w:val="24"/>
+                <w:szCs w:val="24"/>
+              </w:rPr>
+              <w:t xml:space="preserve"> </w:t>
+            </w:r>
+            <w:r>
+              <w:rPr>
+                <w:rFonts w:ascii="Cambria" w:hAnsi="Cambria" w:cs="Times New Roman"/>
+                <w:sz w:val="24"/>
+                <w:szCs w:val="24"/>
+              </w:rPr>
+              <w:t>source (reference for correctness verification only, not copied)</w:t>
+            </w:r>
+          </w:p>
+          <w:p>
+            <w:pPr>
+              <w:pStyle w:val="ListParagraph"/>
+              <w:numPr>
+                <w:ilvl w:val="0"/>
+                <w:numId w:val="38"/>
+              </w:numPr>
+              <w:spacing w:line="360" w:lineRule="auto"/>
+              <w:jc w:val="both"/>
+              <w:rPr>
+                <w:rFonts w:ascii="Cambria" w:hAnsi="Cambria" w:cs="Times New Roman"/>
+                <w:sz w:val="24"/>
+                <w:szCs w:val="24"/>
+              </w:rPr>
+            </w:pPr>
+            <w:r>
+              <w:rPr>
+                <w:rFonts w:ascii="Cambria" w:hAnsi="Cambria" w:cs="Times New Roman"/>
+                <w:sz w:val="24"/>
+                <w:szCs w:val="24"/>
+              </w:rPr>
+              <w:t xml:space="preserve"> NVIDIA </w:t>
+            </w:r>
+            <w:proofErr w:type="spellStart"/>
+            <w:r>
+              <w:rPr>
+                <w:rFonts w:ascii="Cambria" w:hAnsi="Cambria" w:cs="Times New Roman"/>
+                <w:sz w:val="24"/>
+                <w:szCs w:val="24"/>
+              </w:rPr>
+              <w:t>TensorRT</w:t>
+            </w:r>
+            <w:proofErr w:type="spellEnd"/>
+            <w:r>
+              <w:rPr>
+                <w:rFonts w:ascii="Cambria" w:hAnsi="Cambria" w:cs="Times New Roman"/>
+                <w:sz w:val="24"/>
+                <w:szCs w:val="24"/>
+              </w:rPr>
+              <w:t xml:space="preserve"> NMS plugin (reference only, not copied)</w:t>
             </w:r>
           </w:p>
         </w:tc>
@@ -520,12 +682,92 @@
           </w:p>
           <w:p>
             <w:pPr>
+              <w:pStyle w:val="ListParagraph"/>
+              <w:numPr>
+                <w:ilvl w:val="0"/>
+                <w:numId w:val="29"/>
+              </w:numPr>
+              <w:spacing w:line="360" w:lineRule="auto"/>
+              <w:ind w:left="360"/>
+              <w:jc w:val="both"/>
+              <w:rPr>
+                <w:rFonts w:ascii="Cambria" w:hAnsi="Cambria" w:cs="Times New Roman"/>
+                <w:sz w:val="24"/>
+                <w:szCs w:val="24"/>
+              </w:rPr>
+            </w:pPr>
+            <w:r>
+              <w:rPr>
+                <w:rFonts w:ascii="Cambria" w:hAnsi="Cambria" w:cs="Times New Roman"/>
+                <w:b/>
+                <w:bCs/>
+                <w:sz w:val="24"/>
+                <w:szCs w:val="24"/>
+              </w:rPr>
+              <w:t>Problem Statement</w:t>
+            </w:r>
+            <w:r>
+              <w:rPr>
+                <w:rFonts w:ascii="Cambria" w:hAnsi="Cambria" w:cs="Times New Roman"/>
+                <w:b/>
+                <w:bCs/>
+                <w:sz w:val="24"/>
+                <w:szCs w:val="24"/>
+              </w:rPr>
+              <w:t>:</w:t>
+            </w:r>
+            <w:r>
+              <w:rPr>
+                <w:rFonts w:ascii="Cambria" w:hAnsi="Cambria" w:cs="Times New Roman"/>
+                <w:sz w:val="24"/>
+                <w:szCs w:val="24"/>
+              </w:rPr>
+              <w:t xml:space="preserve"> </w:t>
+            </w:r>
+          </w:p>
+          <w:p>
+            <w:pPr>
               <w:spacing w:line="360" w:lineRule="auto"/>
               <w:jc w:val="both"/>
               <w:rPr>
                 <w:rFonts w:ascii="Cambria" w:hAnsi="Cambria" w:cs="Times New Roman"/>
+                <w:sz w:val="24"/>
+                <w:szCs w:val="24"/>
+              </w:rPr>
+            </w:pPr>
+            <w:r>
+              <w:rPr>
+                <w:rFonts w:ascii="Cambria" w:hAnsi="Cambria" w:cs="Times New Roman"/>
+                <w:sz w:val="24"/>
+                <w:szCs w:val="24"/>
+              </w:rPr>
+              <w:t xml:space="preserve">In 3–5 sentences: what is the problem, why is it computationally expensive, and why is </w:t>
+            </w:r>
+            <w:r>
+              <w:rPr>
+                <w:rFonts w:ascii="Cambria" w:hAnsi="Cambria" w:cs="Times New Roman"/>
+                <w:sz w:val="24"/>
+                <w:szCs w:val="24"/>
+              </w:rPr>
+              <w:t xml:space="preserve">       </w:t>
+            </w:r>
+            <w:r>
+              <w:rPr>
+                <w:rFonts w:ascii="Cambria" w:hAnsi="Cambria" w:cs="Times New Roman"/>
+                <w:sz w:val="24"/>
+                <w:szCs w:val="24"/>
+              </w:rPr>
+              <w:t>it GPU-suitable?</w:t>
+            </w:r>
+          </w:p>
+          <w:p>
+            <w:pPr>
+              <w:spacing w:line="360" w:lineRule="auto"/>
+              <w:jc w:val="both"/>
+              <w:rPr>
+                <w:rFonts w:ascii="Cambria" w:hAnsi="Cambria" w:cs="Times New Roman"/>
+                <w:b/>
                 <w:bCs/>
-                <w:color w:val="FF0000"/>
                 <w:sz w:val="24"/>
                 <w:szCs w:val="24"/>
               </w:rPr>
@@ -533,32 +775,423 @@
             <w:r>
               <w:rPr>
                 <w:rFonts w:ascii="Cambria" w:hAnsi="Cambria" w:cs="Times New Roman"/>
+                <w:b/>
                 <w:bCs/>
-                <w:color w:val="FF0000"/>
-                <w:sz w:val="24"/>
-                <w:szCs w:val="24"/>
-              </w:rPr>
-              <w:sym w:font="Symbol" w:char="F0E1"/>
-            </w:r>
-            <w:r>
-              <w:rPr>
-                <w:rFonts w:ascii="Cambria" w:hAnsi="Cambria" w:cs="Times New Roman"/>
+                <w:sz w:val="24"/>
+                <w:szCs w:val="24"/>
+              </w:rPr>
+              <w:t>Problem:</w:t>
+            </w:r>
+            <w:r>
+              <w:rPr>
+                <w:rFonts w:ascii="Cambria" w:hAnsi="Cambria" w:cs="Times New Roman"/>
+                <w:b/>
                 <w:bCs/>
-                <w:color w:val="FF0000"/>
-                <w:sz w:val="24"/>
-                <w:szCs w:val="24"/>
-              </w:rPr>
-              <w:t>Complete the following sections with the content of your own topic</w:t>
-            </w:r>
-            <w:r>
-              <w:rPr>
-                <w:rFonts w:ascii="Cambria" w:hAnsi="Cambria" w:cs="Times New Roman"/>
+                <w:sz w:val="24"/>
+                <w:szCs w:val="24"/>
+              </w:rPr>
+              <w:t xml:space="preserve"> </w:t>
+            </w:r>
+            <w:r>
+              <w:rPr>
+                <w:rFonts w:ascii="Cambria" w:hAnsi="Cambria" w:cs="Times New Roman"/>
+                <w:sz w:val="24"/>
+                <w:szCs w:val="24"/>
+              </w:rPr>
+              <w:t xml:space="preserve">Modern object detectors (YOLO, SSD, Faster R-CNN) output thousands of </w:t>
+            </w:r>
+            <w:proofErr w:type="gramStart"/>
+            <w:r>
+              <w:rPr>
+                <w:rFonts w:ascii="Cambria" w:hAnsi="Cambria" w:cs="Times New Roman"/>
+                <w:sz w:val="24"/>
+                <w:szCs w:val="24"/>
+              </w:rPr>
+              <w:t>candidate</w:t>
+            </w:r>
+            <w:proofErr w:type="gramEnd"/>
+            <w:r>
+              <w:rPr>
+                <w:rFonts w:ascii="Cambria" w:hAnsi="Cambria" w:cs="Times New Roman"/>
+                <w:sz w:val="24"/>
+                <w:szCs w:val="24"/>
+              </w:rPr>
+              <w:t xml:space="preserve"> bounding boxes per image. Non-Maximum Suppression (NMS) filters these down to the final detections by suppressing boxes that overlap heavily with higher-confidence boxes. On CPU, greedy NMS is a serial O(n²) operation and becomes the throughput bottleneck at inference time, especially at large batch sizes or with images containing many objects. Computing the </w:t>
+            </w:r>
+            <w:proofErr w:type="spellStart"/>
+            <w:r>
+              <w:rPr>
+                <w:rFonts w:ascii="Cambria" w:hAnsi="Cambria" w:cs="Times New Roman"/>
+                <w:sz w:val="24"/>
+                <w:szCs w:val="24"/>
+              </w:rPr>
+              <w:t>IoU</w:t>
+            </w:r>
+            <w:proofErr w:type="spellEnd"/>
+            <w:r>
+              <w:rPr>
+                <w:rFonts w:ascii="Cambria" w:hAnsi="Cambria" w:cs="Times New Roman"/>
+                <w:sz w:val="24"/>
+                <w:szCs w:val="24"/>
+              </w:rPr>
+              <w:t xml:space="preserve"> between every pair of boxes is entirely independent across pairs, making this problem well-suited to GPU parallelism.</w:t>
+            </w:r>
+            <w:r>
+              <w:rPr>
+                <w:rFonts w:ascii="Cambria" w:hAnsi="Cambria" w:cs="Times New Roman"/>
+                <w:i/>
+                <w:iCs/>
+                <w:sz w:val="24"/>
+                <w:szCs w:val="24"/>
+              </w:rPr>
+              <w:t xml:space="preserve"> </w:t>
+            </w:r>
+          </w:p>
+          <w:p>
+            <w:pPr>
+              <w:spacing w:line="360" w:lineRule="auto"/>
+              <w:jc w:val="both"/>
+              <w:rPr>
+                <w:rFonts w:ascii="Cambria" w:hAnsi="Cambria" w:cs="Times New Roman"/>
+                <w:b/>
                 <w:bCs/>
-                <w:color w:val="FF0000"/>
-                <w:sz w:val="24"/>
-                <w:szCs w:val="24"/>
-              </w:rPr>
-              <w:sym w:font="Symbol" w:char="F0F1"/>
+                <w:sz w:val="24"/>
+                <w:szCs w:val="24"/>
+              </w:rPr>
+            </w:pPr>
+            <w:r>
+              <w:rPr>
+                <w:rFonts w:ascii="Cambria" w:hAnsi="Cambria" w:cs="Times New Roman"/>
+                <w:b/>
+                <w:bCs/>
+                <w:sz w:val="24"/>
+                <w:szCs w:val="24"/>
+              </w:rPr>
+              <w:t>Dataset / Input:</w:t>
+            </w:r>
+          </w:p>
+          <w:p>
+            <w:pPr>
+              <w:pStyle w:val="ListParagraph"/>
+              <w:numPr>
+                <w:ilvl w:val="0"/>
+                <w:numId w:val="41"/>
+              </w:numPr>
+              <w:spacing w:line="360" w:lineRule="auto"/>
+              <w:jc w:val="both"/>
+              <w:rPr>
+                <w:rFonts w:ascii="Cambria" w:hAnsi="Cambria" w:cs="Times New Roman"/>
+                <w:sz w:val="24"/>
+                <w:szCs w:val="24"/>
+              </w:rPr>
+            </w:pPr>
+            <w:r>
+              <w:rPr>
+                <w:rFonts w:ascii="Cambria" w:hAnsi="Cambria" w:cs="Times New Roman"/>
+                <w:sz w:val="24"/>
+                <w:szCs w:val="24"/>
+              </w:rPr>
+              <w:t xml:space="preserve">Dataset name and source: synthetic bounding boxes generated with </w:t>
+            </w:r>
+            <w:proofErr w:type="spellStart"/>
+            <w:proofErr w:type="gramStart"/>
+            <w:r>
+              <w:rPr>
+                <w:rFonts w:ascii="Cambria" w:hAnsi="Cambria" w:cs="Times New Roman"/>
+                <w:b/>
+                <w:bCs/>
+                <w:sz w:val="24"/>
+                <w:szCs w:val="24"/>
+              </w:rPr>
+              <w:t>numpy.random</w:t>
+            </w:r>
+            <w:proofErr w:type="spellEnd"/>
+            <w:proofErr w:type="gramEnd"/>
+            <w:r>
+              <w:rPr>
+                <w:rFonts w:ascii="Cambria" w:hAnsi="Cambria" w:cs="Times New Roman"/>
+                <w:sz w:val="24"/>
+                <w:szCs w:val="24"/>
+              </w:rPr>
+              <w:t xml:space="preserve">, plus real detection outputs from a pretrained </w:t>
+            </w:r>
+            <w:r>
+              <w:rPr>
+                <w:rFonts w:ascii="Cambria" w:hAnsi="Cambria" w:cs="Times New Roman"/>
+                <w:b/>
+                <w:bCs/>
+                <w:sz w:val="24"/>
+                <w:szCs w:val="24"/>
+              </w:rPr>
+              <w:t>YOLOv5s</w:t>
+            </w:r>
+            <w:r>
+              <w:rPr>
+                <w:rFonts w:ascii="Cambria" w:hAnsi="Cambria" w:cs="Times New Roman"/>
+                <w:sz w:val="24"/>
+                <w:szCs w:val="24"/>
+              </w:rPr>
+              <w:t xml:space="preserve"> model run on a subset of COCO validation images.</w:t>
+            </w:r>
+          </w:p>
+          <w:p>
+            <w:pPr>
+              <w:pStyle w:val="ListParagraph"/>
+              <w:numPr>
+                <w:ilvl w:val="0"/>
+                <w:numId w:val="41"/>
+              </w:numPr>
+              <w:spacing w:line="360" w:lineRule="auto"/>
+              <w:jc w:val="both"/>
+              <w:rPr>
+                <w:rFonts w:ascii="Cambria" w:hAnsi="Cambria" w:cs="Times New Roman"/>
+                <w:sz w:val="24"/>
+                <w:szCs w:val="24"/>
+              </w:rPr>
+            </w:pPr>
+            <w:r>
+              <w:rPr>
+                <w:rFonts w:ascii="Cambria" w:hAnsi="Cambria" w:cs="Times New Roman"/>
+                <w:sz w:val="24"/>
+                <w:szCs w:val="24"/>
+              </w:rPr>
+              <w:t xml:space="preserve">Input size for benchmarking: N </w:t>
+            </w:r>
+            <w:proofErr w:type="gramStart"/>
+            <w:r>
+              <w:rPr>
+                <w:rFonts w:ascii="Cambria Math" w:hAnsi="Cambria Math" w:cs="Cambria Math"/>
+                <w:sz w:val="24"/>
+                <w:szCs w:val="24"/>
+              </w:rPr>
+              <w:t>∈</w:t>
+            </w:r>
+            <w:r>
+              <w:rPr>
+                <w:rFonts w:ascii="Cambria" w:hAnsi="Cambria" w:cs="Times New Roman"/>
+                <w:sz w:val="24"/>
+                <w:szCs w:val="24"/>
+              </w:rPr>
+              <w:t xml:space="preserve"> </w:t>
+            </w:r>
+            <w:r>
+              <w:rPr>
+                <w:rFonts w:ascii="Cambria" w:hAnsi="Cambria" w:cs="Times New Roman"/>
+                <w:sz w:val="24"/>
+                <w:szCs w:val="24"/>
+              </w:rPr>
+              <w:t xml:space="preserve"> {</w:t>
+            </w:r>
+            <w:proofErr w:type="gramEnd"/>
+            <w:r>
+              <w:rPr>
+                <w:rFonts w:ascii="Cambria" w:hAnsi="Cambria" w:cs="Times New Roman"/>
+                <w:sz w:val="24"/>
+                <w:szCs w:val="24"/>
+              </w:rPr>
+              <w:t>100, 1,000, 10,000} boxes, batch size 32.</w:t>
+            </w:r>
+          </w:p>
+          <w:p>
+            <w:pPr>
+              <w:pStyle w:val="ListParagraph"/>
+              <w:numPr>
+                <w:ilvl w:val="0"/>
+                <w:numId w:val="41"/>
+              </w:numPr>
+              <w:spacing w:line="360" w:lineRule="auto"/>
+              <w:jc w:val="both"/>
+              <w:rPr>
+                <w:rFonts w:ascii="Cambria" w:hAnsi="Cambria" w:cs="Times New Roman"/>
+                <w:sz w:val="24"/>
+                <w:szCs w:val="24"/>
+              </w:rPr>
+            </w:pPr>
+            <w:r>
+              <w:rPr>
+                <w:rFonts w:ascii="Cambria" w:hAnsi="Cambria" w:cs="Times New Roman"/>
+                <w:sz w:val="24"/>
+                <w:szCs w:val="24"/>
+              </w:rPr>
+              <w:lastRenderedPageBreak/>
+              <w:t xml:space="preserve">How to load: </w:t>
+            </w:r>
+            <w:proofErr w:type="spellStart"/>
+            <w:proofErr w:type="gramStart"/>
+            <w:r>
+              <w:rPr>
+                <w:rFonts w:ascii="Cambria" w:hAnsi="Cambria" w:cs="Times New Roman"/>
+                <w:i/>
+                <w:iCs/>
+                <w:sz w:val="24"/>
+                <w:szCs w:val="24"/>
+              </w:rPr>
+              <w:t>torch.hub.load</w:t>
+            </w:r>
+            <w:proofErr w:type="spellEnd"/>
+            <w:proofErr w:type="gramEnd"/>
+            <w:r>
+              <w:rPr>
+                <w:rFonts w:ascii="Cambria" w:hAnsi="Cambria" w:cs="Times New Roman"/>
+                <w:sz w:val="24"/>
+                <w:szCs w:val="24"/>
+              </w:rPr>
+              <w:t>(</w:t>
+            </w:r>
+            <w:r>
+              <w:rPr>
+                <w:rFonts w:ascii="Cambria" w:hAnsi="Cambria" w:cs="Times New Roman"/>
+                <w:i/>
+                <w:iCs/>
+                <w:sz w:val="24"/>
+                <w:szCs w:val="24"/>
+              </w:rPr>
+              <w:t>'</w:t>
+            </w:r>
+            <w:proofErr w:type="spellStart"/>
+            <w:r>
+              <w:rPr>
+                <w:rFonts w:ascii="Cambria" w:hAnsi="Cambria" w:cs="Times New Roman"/>
+                <w:i/>
+                <w:iCs/>
+                <w:sz w:val="24"/>
+                <w:szCs w:val="24"/>
+              </w:rPr>
+              <w:t>ultralytics</w:t>
+            </w:r>
+            <w:proofErr w:type="spellEnd"/>
+            <w:r>
+              <w:rPr>
+                <w:rFonts w:ascii="Cambria" w:hAnsi="Cambria" w:cs="Times New Roman"/>
+                <w:i/>
+                <w:iCs/>
+                <w:sz w:val="24"/>
+                <w:szCs w:val="24"/>
+              </w:rPr>
+              <w:t>/yolov5', 'yolov5s'</w:t>
+            </w:r>
+            <w:r>
+              <w:rPr>
+                <w:rFonts w:ascii="Cambria" w:hAnsi="Cambria" w:cs="Times New Roman"/>
+                <w:sz w:val="24"/>
+                <w:szCs w:val="24"/>
+              </w:rPr>
+              <w:t xml:space="preserve">, pretrained=True)` for real boxes; </w:t>
+            </w:r>
+            <w:proofErr w:type="spellStart"/>
+            <w:r>
+              <w:rPr>
+                <w:rFonts w:ascii="Cambria" w:hAnsi="Cambria" w:cs="Times New Roman"/>
+                <w:i/>
+                <w:iCs/>
+                <w:sz w:val="24"/>
+                <w:szCs w:val="24"/>
+              </w:rPr>
+              <w:t>numpy.random.uniform</w:t>
+            </w:r>
+            <w:proofErr w:type="spellEnd"/>
+            <w:r>
+              <w:rPr>
+                <w:rFonts w:ascii="Cambria" w:hAnsi="Cambria" w:cs="Times New Roman"/>
+                <w:sz w:val="24"/>
+                <w:szCs w:val="24"/>
+              </w:rPr>
+              <w:t xml:space="preserve"> for synthetic stress-test boxes.</w:t>
+            </w:r>
+          </w:p>
+          <w:p>
+            <w:pPr>
+              <w:spacing w:line="360" w:lineRule="auto"/>
+              <w:jc w:val="both"/>
+              <w:rPr>
+                <w:rFonts w:ascii="Cambria" w:hAnsi="Cambria" w:cs="Times New Roman"/>
+                <w:b/>
+                <w:bCs/>
+                <w:sz w:val="24"/>
+                <w:szCs w:val="24"/>
+              </w:rPr>
+            </w:pPr>
+            <w:r>
+              <w:rPr>
+                <w:rFonts w:ascii="Cambria" w:hAnsi="Cambria" w:cs="Times New Roman"/>
+                <w:b/>
+                <w:bCs/>
+                <w:sz w:val="24"/>
+                <w:szCs w:val="24"/>
+              </w:rPr>
+              <w:t>Why GPU-suitable:</w:t>
+            </w:r>
+          </w:p>
+          <w:p>
+            <w:pPr>
+              <w:spacing w:line="360" w:lineRule="auto"/>
+              <w:rPr>
+                <w:rFonts w:ascii="Cambria" w:hAnsi="Cambria" w:cs="Times New Roman"/>
+                <w:sz w:val="24"/>
+                <w:szCs w:val="24"/>
+              </w:rPr>
+            </w:pPr>
+            <w:r>
+              <w:rPr>
+                <w:rFonts w:ascii="Cambria" w:hAnsi="Cambria" w:cs="Times New Roman"/>
+                <w:sz w:val="24"/>
+                <w:szCs w:val="24"/>
+              </w:rPr>
+              <w:t xml:space="preserve">      The central operation is computing </w:t>
+            </w:r>
+            <w:proofErr w:type="spellStart"/>
+            <w:r>
+              <w:rPr>
+                <w:rFonts w:ascii="Cambria" w:hAnsi="Cambria" w:cs="Times New Roman"/>
+                <w:sz w:val="24"/>
+                <w:szCs w:val="24"/>
+              </w:rPr>
+              <w:t>IoU</w:t>
+            </w:r>
+            <w:proofErr w:type="spellEnd"/>
+            <w:r>
+              <w:rPr>
+                <w:rFonts w:ascii="Cambria" w:hAnsi="Cambria" w:cs="Times New Roman"/>
+                <w:sz w:val="24"/>
+                <w:szCs w:val="24"/>
+              </w:rPr>
+              <w:t xml:space="preserve"> (Intersection over Union) between every pair (</w:t>
+            </w:r>
+            <w:proofErr w:type="spellStart"/>
+            <w:r>
+              <w:rPr>
+                <w:rFonts w:ascii="Cambria" w:hAnsi="Cambria" w:cs="Times New Roman"/>
+                <w:sz w:val="24"/>
+                <w:szCs w:val="24"/>
+              </w:rPr>
+              <w:t>box_i</w:t>
+            </w:r>
+            <w:proofErr w:type="spellEnd"/>
+            <w:r>
+              <w:rPr>
+                <w:rFonts w:ascii="Cambria" w:hAnsi="Cambria" w:cs="Times New Roman"/>
+                <w:sz w:val="24"/>
+                <w:szCs w:val="24"/>
+              </w:rPr>
+              <w:t xml:space="preserve">, </w:t>
+            </w:r>
+            <w:proofErr w:type="spellStart"/>
+            <w:r>
+              <w:rPr>
+                <w:rFonts w:ascii="Cambria" w:hAnsi="Cambria" w:cs="Times New Roman"/>
+                <w:sz w:val="24"/>
+                <w:szCs w:val="24"/>
+              </w:rPr>
+              <w:t>box_j</w:t>
+            </w:r>
+            <w:proofErr w:type="spellEnd"/>
+            <w:r>
+              <w:rPr>
+                <w:rFonts w:ascii="Cambria" w:hAnsi="Cambria" w:cs="Times New Roman"/>
+                <w:sz w:val="24"/>
+                <w:szCs w:val="24"/>
+              </w:rPr>
+              <w:t>) — this is fully independent across pairs and can be assigned one GPU thread per pair (N² threads for N boxes). This is a textbook "embarrassingly parallel" problem, analogous to computing pairwise distances between points.</w:t>
             </w:r>
           </w:p>
           <w:p>
@@ -573,20 +1206,12 @@
               <w:jc w:val="both"/>
               <w:rPr>
                 <w:rFonts w:ascii="Cambria" w:hAnsi="Cambria" w:cs="Times New Roman"/>
-                <w:sz w:val="24"/>
-                <w:szCs w:val="24"/>
-              </w:rPr>
-            </w:pPr>
-            <w:r>
-              <w:rPr>
-                <w:rFonts w:ascii="Cambria" w:hAnsi="Cambria" w:cs="Times New Roman"/>
                 <w:b/>
                 <w:bCs/>
                 <w:sz w:val="24"/>
                 <w:szCs w:val="24"/>
               </w:rPr>
-              <w:t>Problem Statement</w:t>
-            </w:r>
+            </w:pPr>
             <w:r>
               <w:rPr>
                 <w:rFonts w:ascii="Cambria" w:hAnsi="Cambria" w:cs="Times New Roman"/>
@@ -595,199 +1220,7 @@
                 <w:sz w:val="24"/>
                 <w:szCs w:val="24"/>
               </w:rPr>
-              <w:t>:</w:t>
-            </w:r>
-            <w:r>
-              <w:rPr>
-                <w:rFonts w:ascii="Cambria" w:hAnsi="Cambria" w:cs="Times New Roman"/>
-                <w:sz w:val="24"/>
-                <w:szCs w:val="24"/>
-              </w:rPr>
-              <w:t xml:space="preserve"> </w:t>
-            </w:r>
-          </w:p>
-          <w:p>
-            <w:pPr>
-              <w:spacing w:after="0" w:line="360" w:lineRule="auto"/>
-              <w:jc w:val="both"/>
-              <w:rPr>
-                <w:rFonts w:ascii="Cambria" w:hAnsi="Cambria" w:cs="Times New Roman"/>
-                <w:sz w:val="24"/>
-                <w:szCs w:val="24"/>
-              </w:rPr>
-            </w:pPr>
-            <w:r>
-              <w:rPr>
-                <w:rFonts w:ascii="Cambria" w:hAnsi="Cambria" w:cs="Times New Roman"/>
-                <w:sz w:val="24"/>
-                <w:szCs w:val="24"/>
-              </w:rPr>
-              <w:t xml:space="preserve">In 3–5 sentences: what is the problem, why is it computationally expensive, and why is </w:t>
-            </w:r>
-            <w:r>
-              <w:rPr>
-                <w:rFonts w:ascii="Cambria" w:hAnsi="Cambria" w:cs="Times New Roman"/>
-                <w:sz w:val="24"/>
-                <w:szCs w:val="24"/>
-              </w:rPr>
-              <w:t xml:space="preserve">      </w:t>
-            </w:r>
-            <w:r>
-              <w:rPr>
-                <w:rFonts w:ascii="Cambria" w:hAnsi="Cambria" w:cs="Times New Roman"/>
-                <w:sz w:val="24"/>
-                <w:szCs w:val="24"/>
-              </w:rPr>
-              <w:t xml:space="preserve"> </w:t>
-            </w:r>
-            <w:r>
-              <w:rPr>
-                <w:rFonts w:ascii="Cambria" w:hAnsi="Cambria" w:cs="Times New Roman"/>
-                <w:sz w:val="24"/>
-                <w:szCs w:val="24"/>
-              </w:rPr>
-              <w:t>it GPU-suitable?</w:t>
-            </w:r>
-          </w:p>
-          <w:p>
-            <w:pPr>
-              <w:spacing w:after="0" w:line="360" w:lineRule="auto"/>
-              <w:jc w:val="both"/>
-              <w:rPr>
-                <w:rFonts w:ascii="Cambria" w:hAnsi="Cambria" w:cs="Times New Roman"/>
-                <w:b/>
-                <w:bCs/>
-                <w:sz w:val="24"/>
-                <w:szCs w:val="24"/>
-              </w:rPr>
-            </w:pPr>
-            <w:r>
-              <w:rPr>
-                <w:rFonts w:ascii="Cambria" w:hAnsi="Cambria" w:cs="Times New Roman"/>
-                <w:b/>
-                <w:bCs/>
-                <w:sz w:val="24"/>
-                <w:szCs w:val="24"/>
-              </w:rPr>
-              <w:t>Problem:</w:t>
-            </w:r>
-          </w:p>
-          <w:p>
-            <w:pPr>
-              <w:spacing w:after="0" w:line="360" w:lineRule="auto"/>
-              <w:jc w:val="both"/>
-              <w:rPr>
-                <w:rFonts w:ascii="Cambria" w:hAnsi="Cambria" w:cs="Times New Roman"/>
-                <w:b/>
-                <w:bCs/>
-                <w:sz w:val="24"/>
-                <w:szCs w:val="24"/>
-              </w:rPr>
-            </w:pPr>
-            <w:r>
-              <w:rPr>
-                <w:rFonts w:ascii="Cambria" w:hAnsi="Cambria" w:cs="Times New Roman"/>
-                <w:b/>
-                <w:bCs/>
-                <w:sz w:val="24"/>
-                <w:szCs w:val="24"/>
-              </w:rPr>
-              <w:t>Dataset / Input:</w:t>
-            </w:r>
-          </w:p>
-          <w:p>
-            <w:pPr>
-              <w:pStyle w:val="ListParagraph"/>
-              <w:numPr>
-                <w:ilvl w:val="0"/>
-                <w:numId w:val="41"/>
-              </w:numPr>
-              <w:spacing w:after="0" w:line="360" w:lineRule="auto"/>
-              <w:jc w:val="both"/>
-              <w:rPr>
-                <w:rFonts w:ascii="Cambria" w:hAnsi="Cambria" w:cs="Times New Roman"/>
-                <w:sz w:val="24"/>
-                <w:szCs w:val="24"/>
-              </w:rPr>
-            </w:pPr>
-            <w:r>
-              <w:rPr>
-                <w:rFonts w:ascii="Cambria" w:hAnsi="Cambria" w:cs="Times New Roman"/>
-                <w:sz w:val="24"/>
-                <w:szCs w:val="24"/>
-              </w:rPr>
-              <w:t>Dataset name and source URL:</w:t>
-            </w:r>
-          </w:p>
-          <w:p>
-            <w:pPr>
-              <w:pStyle w:val="ListParagraph"/>
-              <w:numPr>
-                <w:ilvl w:val="0"/>
-                <w:numId w:val="41"/>
-              </w:numPr>
-              <w:spacing w:after="0" w:line="360" w:lineRule="auto"/>
-              <w:jc w:val="both"/>
-              <w:rPr>
-                <w:rFonts w:ascii="Cambria" w:hAnsi="Cambria" w:cs="Times New Roman"/>
-                <w:sz w:val="24"/>
-                <w:szCs w:val="24"/>
-              </w:rPr>
-            </w:pPr>
-            <w:r>
-              <w:rPr>
-                <w:rFonts w:ascii="Cambria" w:hAnsi="Cambria" w:cs="Times New Roman"/>
-                <w:sz w:val="24"/>
-                <w:szCs w:val="24"/>
-              </w:rPr>
-              <w:t>Input size you will use for benchmarking (e.g., "10,000 images of 32×32 RGB"):</w:t>
-            </w:r>
-          </w:p>
-          <w:p>
-            <w:pPr>
-              <w:pStyle w:val="ListParagraph"/>
-              <w:numPr>
-                <w:ilvl w:val="0"/>
-                <w:numId w:val="41"/>
-              </w:numPr>
-              <w:spacing w:after="0" w:line="360" w:lineRule="auto"/>
-              <w:jc w:val="both"/>
-              <w:rPr>
-                <w:rFonts w:ascii="Cambria" w:hAnsi="Cambria" w:cs="Times New Roman"/>
-                <w:sz w:val="24"/>
-                <w:szCs w:val="24"/>
-              </w:rPr>
-            </w:pPr>
-            <w:r>
-              <w:rPr>
-                <w:rFonts w:ascii="Cambria" w:hAnsi="Cambria" w:cs="Times New Roman"/>
-                <w:sz w:val="24"/>
-                <w:szCs w:val="24"/>
-              </w:rPr>
-              <w:t>How you will load it (library/script):</w:t>
-            </w:r>
-          </w:p>
-          <w:p>
-            <w:pPr>
-              <w:spacing w:after="0" w:line="360" w:lineRule="auto"/>
-              <w:jc w:val="both"/>
-              <w:rPr>
-                <w:rFonts w:ascii="Cambria" w:hAnsi="Cambria" w:cs="Times New Roman"/>
-                <w:b/>
-                <w:bCs/>
-                <w:sz w:val="24"/>
-                <w:szCs w:val="24"/>
-              </w:rPr>
-            </w:pPr>
-            <w:r>
-              <w:rPr>
-                <w:rFonts w:ascii="Cambria" w:hAnsi="Cambria" w:cs="Times New Roman"/>
-                <w:b/>
-                <w:bCs/>
-                <w:sz w:val="24"/>
-                <w:szCs w:val="24"/>
-              </w:rPr>
-              <w:t>Why GPU-suitable:</w:t>
+              <w:t>Background</w:t>
             </w:r>
           </w:p>
           <w:p>
@@ -806,9 +1239,14 @@
                 <w:sz w:val="24"/>
                 <w:szCs w:val="24"/>
               </w:rPr>
-              <w:t>(</w:t>
-            </w:r>
-            <w:r>
+              <w:t>Pipeline / pseudocode:</w:t>
+            </w:r>
+          </w:p>
+          <w:p>
+            <w:pPr>
+              <w:spacing w:line="360" w:lineRule="auto"/>
+              <w:ind w:left="882"/>
+              <w:jc w:val="both"/>
               <w:rPr>
                 <w:rFonts w:ascii="Cambria" w:hAnsi="Cambria" w:cs="Times New Roman"/>
                 <w:i/>
@@ -816,15 +1254,807 @@
                 <w:sz w:val="24"/>
                 <w:szCs w:val="24"/>
               </w:rPr>
-              <w:t>Explain where the parallelism comes from. Which operation will be parallelized across how many threads?</w:t>
-            </w:r>
-            <w:r>
-              <w:rPr>
-                <w:rFonts w:ascii="Cambria" w:hAnsi="Cambria" w:cs="Times New Roman"/>
+            </w:pPr>
+            <w:r>
+              <w:rPr>
+                <w:rFonts w:ascii="Cambria" w:hAnsi="Cambria" w:cs="Times New Roman"/>
+                <w:i/>
+                <w:iCs/>
+                <w:sz w:val="24"/>
+                <w:szCs w:val="24"/>
+              </w:rPr>
+              <w:t xml:space="preserve">Input: boxes[N], scores[N], </w:t>
+            </w:r>
+            <w:proofErr w:type="spellStart"/>
+            <w:r>
+              <w:rPr>
+                <w:rFonts w:ascii="Cambria" w:hAnsi="Cambria" w:cs="Times New Roman"/>
+                <w:i/>
+                <w:iCs/>
+                <w:sz w:val="24"/>
+                <w:szCs w:val="24"/>
+              </w:rPr>
+              <w:t>IoU_threshold</w:t>
+            </w:r>
+            <w:proofErr w:type="spellEnd"/>
+          </w:p>
+          <w:p>
+            <w:pPr>
+              <w:spacing w:line="360" w:lineRule="auto"/>
+              <w:ind w:left="882"/>
+              <w:jc w:val="both"/>
+              <w:rPr>
+                <w:rFonts w:ascii="Cambria" w:hAnsi="Cambria" w:cs="Times New Roman"/>
+                <w:i/>
+                <w:iCs/>
+                <w:sz w:val="24"/>
+                <w:szCs w:val="24"/>
+              </w:rPr>
+            </w:pPr>
+            <w:r>
+              <w:rPr>
+                <w:rFonts w:ascii="Cambria" w:hAnsi="Cambria" w:cs="Times New Roman"/>
+                <w:i/>
+                <w:iCs/>
+                <w:sz w:val="24"/>
+                <w:szCs w:val="24"/>
+              </w:rPr>
+              <w:t>1. Sort boxes by score, descending</w:t>
+            </w:r>
+          </w:p>
+          <w:p>
+            <w:pPr>
+              <w:spacing w:line="360" w:lineRule="auto"/>
+              <w:ind w:left="882"/>
+              <w:jc w:val="both"/>
+              <w:rPr>
+                <w:rFonts w:ascii="Cambria" w:hAnsi="Cambria" w:cs="Times New Roman"/>
+                <w:i/>
+                <w:iCs/>
+                <w:sz w:val="24"/>
+                <w:szCs w:val="24"/>
+              </w:rPr>
+            </w:pPr>
+            <w:r>
+              <w:rPr>
+                <w:rFonts w:ascii="Cambria" w:hAnsi="Cambria" w:cs="Times New Roman"/>
+                <w:i/>
+                <w:iCs/>
+                <w:sz w:val="24"/>
+                <w:szCs w:val="24"/>
+              </w:rPr>
+              <w:t>2. For each box (in descending score order):</w:t>
+            </w:r>
+          </w:p>
+          <w:p>
+            <w:pPr>
+              <w:spacing w:line="360" w:lineRule="auto"/>
+              <w:ind w:left="882"/>
+              <w:jc w:val="both"/>
+              <w:rPr>
+                <w:rFonts w:ascii="Cambria" w:hAnsi="Cambria" w:cs="Times New Roman"/>
+                <w:i/>
+                <w:iCs/>
+                <w:sz w:val="24"/>
+                <w:szCs w:val="24"/>
+              </w:rPr>
+            </w:pPr>
+            <w:r>
+              <w:rPr>
+                <w:rFonts w:ascii="Cambria" w:hAnsi="Cambria" w:cs="Times New Roman"/>
+                <w:i/>
+                <w:iCs/>
+                <w:sz w:val="24"/>
+                <w:szCs w:val="24"/>
+              </w:rPr>
+              <w:t>       - If box is not yet suppressed:</w:t>
+            </w:r>
+          </w:p>
+          <w:p>
+            <w:pPr>
+              <w:spacing w:line="360" w:lineRule="auto"/>
+              <w:ind w:left="882"/>
+              <w:jc w:val="both"/>
+              <w:rPr>
+                <w:rFonts w:ascii="Cambria" w:hAnsi="Cambria" w:cs="Times New Roman"/>
+                <w:i/>
+                <w:iCs/>
+                <w:sz w:val="24"/>
+                <w:szCs w:val="24"/>
+              </w:rPr>
+            </w:pPr>
+            <w:r>
+              <w:rPr>
+                <w:rFonts w:ascii="Cambria" w:hAnsi="Cambria" w:cs="Times New Roman"/>
+                <w:i/>
+                <w:iCs/>
+                <w:sz w:val="24"/>
+                <w:szCs w:val="24"/>
+              </w:rPr>
+              <w:t>       - Keep this box (final detection)</w:t>
+            </w:r>
+          </w:p>
+          <w:p>
+            <w:pPr>
+              <w:spacing w:line="360" w:lineRule="auto"/>
+              <w:ind w:left="882"/>
+              <w:jc w:val="both"/>
+              <w:rPr>
+                <w:rFonts w:ascii="Cambria" w:hAnsi="Cambria" w:cs="Times New Roman"/>
+                <w:i/>
+                <w:iCs/>
+                <w:sz w:val="24"/>
+                <w:szCs w:val="24"/>
+              </w:rPr>
+            </w:pPr>
+            <w:r>
+              <w:rPr>
+                <w:rFonts w:ascii="Cambria" w:hAnsi="Cambria" w:cs="Times New Roman"/>
+                <w:i/>
+                <w:iCs/>
+                <w:sz w:val="24"/>
+                <w:szCs w:val="24"/>
+              </w:rPr>
+              <w:t>       - For every remaining box with lower score:</w:t>
+            </w:r>
+          </w:p>
+          <w:p>
+            <w:pPr>
+              <w:spacing w:line="360" w:lineRule="auto"/>
+              <w:ind w:left="882"/>
+              <w:jc w:val="both"/>
+              <w:rPr>
+                <w:rFonts w:ascii="Cambria" w:hAnsi="Cambria" w:cs="Times New Roman"/>
+                <w:i/>
+                <w:iCs/>
+                <w:sz w:val="24"/>
+                <w:szCs w:val="24"/>
+              </w:rPr>
+            </w:pPr>
+            <w:r>
+              <w:rPr>
+                <w:rFonts w:ascii="Cambria" w:hAnsi="Cambria" w:cs="Times New Roman"/>
+                <w:i/>
+                <w:iCs/>
+                <w:sz w:val="24"/>
+                <w:szCs w:val="24"/>
+              </w:rPr>
+              <w:t xml:space="preserve">           Compute </w:t>
+            </w:r>
+            <w:proofErr w:type="spellStart"/>
+            <w:proofErr w:type="gramStart"/>
+            <w:r>
+              <w:rPr>
+                <w:rFonts w:ascii="Cambria" w:hAnsi="Cambria" w:cs="Times New Roman"/>
+                <w:i/>
+                <w:iCs/>
+                <w:sz w:val="24"/>
+                <w:szCs w:val="24"/>
+              </w:rPr>
+              <w:t>IoU</w:t>
+            </w:r>
+            <w:proofErr w:type="spellEnd"/>
+            <w:r>
+              <w:rPr>
+                <w:rFonts w:ascii="Cambria" w:hAnsi="Cambria" w:cs="Times New Roman"/>
+                <w:i/>
+                <w:iCs/>
+                <w:sz w:val="24"/>
+                <w:szCs w:val="24"/>
+              </w:rPr>
+              <w:t>(</w:t>
+            </w:r>
+            <w:proofErr w:type="spellStart"/>
+            <w:proofErr w:type="gramEnd"/>
+            <w:r>
+              <w:rPr>
+                <w:rFonts w:ascii="Cambria" w:hAnsi="Cambria" w:cs="Times New Roman"/>
+                <w:i/>
+                <w:iCs/>
+                <w:sz w:val="24"/>
+                <w:szCs w:val="24"/>
+              </w:rPr>
+              <w:t>current_box</w:t>
+            </w:r>
+            <w:proofErr w:type="spellEnd"/>
+            <w:r>
+              <w:rPr>
+                <w:rFonts w:ascii="Cambria" w:hAnsi="Cambria" w:cs="Times New Roman"/>
+                <w:i/>
+                <w:iCs/>
+                <w:sz w:val="24"/>
+                <w:szCs w:val="24"/>
+              </w:rPr>
+              <w:t xml:space="preserve">, </w:t>
+            </w:r>
+            <w:proofErr w:type="spellStart"/>
+            <w:r>
+              <w:rPr>
+                <w:rFonts w:ascii="Cambria" w:hAnsi="Cambria" w:cs="Times New Roman"/>
+                <w:i/>
+                <w:iCs/>
+                <w:sz w:val="24"/>
+                <w:szCs w:val="24"/>
+              </w:rPr>
+              <w:t>other_box</w:t>
+            </w:r>
+            <w:proofErr w:type="spellEnd"/>
+            <w:r>
+              <w:rPr>
+                <w:rFonts w:ascii="Cambria" w:hAnsi="Cambria" w:cs="Times New Roman"/>
+                <w:i/>
+                <w:iCs/>
                 <w:sz w:val="24"/>
                 <w:szCs w:val="24"/>
               </w:rPr>
               <w:t>)</w:t>
+            </w:r>
+          </w:p>
+          <w:p>
+            <w:pPr>
+              <w:spacing w:line="360" w:lineRule="auto"/>
+              <w:ind w:left="882"/>
+              <w:jc w:val="both"/>
+              <w:rPr>
+                <w:rFonts w:ascii="Cambria" w:hAnsi="Cambria" w:cs="Times New Roman"/>
+                <w:i/>
+                <w:iCs/>
+                <w:sz w:val="24"/>
+                <w:szCs w:val="24"/>
+              </w:rPr>
+            </w:pPr>
+            <w:r>
+              <w:rPr>
+                <w:rFonts w:ascii="Cambria" w:hAnsi="Cambria" w:cs="Times New Roman"/>
+                <w:i/>
+                <w:iCs/>
+                <w:sz w:val="24"/>
+                <w:szCs w:val="24"/>
+              </w:rPr>
+              <w:t xml:space="preserve">           If </w:t>
+            </w:r>
+            <w:proofErr w:type="spellStart"/>
+            <w:r>
+              <w:rPr>
+                <w:rFonts w:ascii="Cambria" w:hAnsi="Cambria" w:cs="Times New Roman"/>
+                <w:i/>
+                <w:iCs/>
+                <w:sz w:val="24"/>
+                <w:szCs w:val="24"/>
+              </w:rPr>
+              <w:t>IoU</w:t>
+            </w:r>
+            <w:proofErr w:type="spellEnd"/>
+            <w:r>
+              <w:rPr>
+                <w:rFonts w:ascii="Cambria" w:hAnsi="Cambria" w:cs="Times New Roman"/>
+                <w:i/>
+                <w:iCs/>
+                <w:sz w:val="24"/>
+                <w:szCs w:val="24"/>
+              </w:rPr>
+              <w:t xml:space="preserve"> &gt; threshold: mark </w:t>
+            </w:r>
+            <w:proofErr w:type="spellStart"/>
+            <w:r>
+              <w:rPr>
+                <w:rFonts w:ascii="Cambria" w:hAnsi="Cambria" w:cs="Times New Roman"/>
+                <w:i/>
+                <w:iCs/>
+                <w:sz w:val="24"/>
+                <w:szCs w:val="24"/>
+              </w:rPr>
+              <w:t>other_box</w:t>
+            </w:r>
+            <w:proofErr w:type="spellEnd"/>
+            <w:r>
+              <w:rPr>
+                <w:rFonts w:ascii="Cambria" w:hAnsi="Cambria" w:cs="Times New Roman"/>
+                <w:i/>
+                <w:iCs/>
+                <w:sz w:val="24"/>
+                <w:szCs w:val="24"/>
+              </w:rPr>
+              <w:t xml:space="preserve"> as suppressed</w:t>
+            </w:r>
+          </w:p>
+          <w:p>
+            <w:pPr>
+              <w:spacing w:line="360" w:lineRule="auto"/>
+              <w:ind w:left="882"/>
+              <w:jc w:val="both"/>
+              <w:rPr>
+                <w:rFonts w:ascii="Cambria" w:hAnsi="Cambria" w:cs="Times New Roman"/>
+                <w:i/>
+                <w:iCs/>
+                <w:sz w:val="24"/>
+                <w:szCs w:val="24"/>
+              </w:rPr>
+            </w:pPr>
+            <w:r>
+              <w:rPr>
+                <w:rFonts w:ascii="Cambria" w:hAnsi="Cambria" w:cs="Times New Roman"/>
+                <w:i/>
+                <w:iCs/>
+                <w:sz w:val="24"/>
+                <w:szCs w:val="24"/>
+              </w:rPr>
+              <w:t>Output: list of kept boxes</w:t>
+            </w:r>
+          </w:p>
+          <w:p>
+            <w:pPr>
+              <w:spacing w:line="360" w:lineRule="auto"/>
+              <w:jc w:val="both"/>
+              <w:rPr>
+                <w:rFonts w:ascii="Cambria" w:hAnsi="Cambria" w:cs="Times New Roman"/>
+                <w:sz w:val="24"/>
+                <w:szCs w:val="24"/>
+              </w:rPr>
+            </w:pPr>
+            <w:r>
+              <w:rPr>
+                <w:rFonts w:ascii="Cambria" w:hAnsi="Cambria" w:cs="Times New Roman"/>
+                <w:sz w:val="24"/>
+                <w:szCs w:val="24"/>
+              </w:rPr>
+              <w:t xml:space="preserve">The part that parallelizes well: computing the N×N </w:t>
+            </w:r>
+            <w:proofErr w:type="spellStart"/>
+            <w:r>
+              <w:rPr>
+                <w:rFonts w:ascii="Cambria" w:hAnsi="Cambria" w:cs="Times New Roman"/>
+                <w:sz w:val="24"/>
+                <w:szCs w:val="24"/>
+              </w:rPr>
+              <w:t>IoU</w:t>
+            </w:r>
+            <w:proofErr w:type="spellEnd"/>
+            <w:r>
+              <w:rPr>
+                <w:rFonts w:ascii="Cambria" w:hAnsi="Cambria" w:cs="Times New Roman"/>
+                <w:sz w:val="24"/>
+                <w:szCs w:val="24"/>
+              </w:rPr>
+              <w:t xml:space="preserve"> matrix — every pair is independent and can be computed simultaneously on GPU (one thread per pair). The part that resists naive parallelization: the sequential suppression decision (whether box B survives depends on whether box A, a higher-scoring box, was already kept) — this is the challenge addressed below.</w:t>
+            </w:r>
+          </w:p>
+          <w:p>
+            <w:pPr>
+              <w:spacing w:line="360" w:lineRule="auto"/>
+              <w:jc w:val="both"/>
+              <w:rPr>
+                <w:rFonts w:ascii="Cambria" w:hAnsi="Cambria" w:cs="Times New Roman"/>
+                <w:sz w:val="24"/>
+                <w:szCs w:val="24"/>
+              </w:rPr>
+            </w:pPr>
+            <w:r>
+              <w:rPr>
+                <w:rFonts w:ascii="Cambria" w:hAnsi="Cambria" w:cs="Times New Roman"/>
+                <w:b/>
+                <w:bCs/>
+                <w:sz w:val="24"/>
+                <w:szCs w:val="24"/>
+              </w:rPr>
+              <w:t>Measured CPU baseline timing</w:t>
+            </w:r>
+            <w:r>
+              <w:rPr>
+                <w:rFonts w:ascii="Cambria" w:hAnsi="Cambria" w:cs="Times New Roman"/>
+                <w:sz w:val="24"/>
+                <w:szCs w:val="24"/>
+              </w:rPr>
+              <w:t xml:space="preserve"> (python </w:t>
+            </w:r>
+            <w:r>
+              <w:rPr>
+                <w:rFonts w:ascii="Cambria" w:hAnsi="Cambria" w:cs="Times New Roman"/>
+                <w:i/>
+                <w:iCs/>
+                <w:sz w:val="24"/>
+                <w:szCs w:val="24"/>
+              </w:rPr>
+              <w:t>src/cpu_baseline.py</w:t>
+            </w:r>
+            <w:r>
+              <w:rPr>
+                <w:rFonts w:ascii="Cambria" w:hAnsi="Cambria" w:cs="Times New Roman"/>
+                <w:sz w:val="24"/>
+                <w:szCs w:val="24"/>
+              </w:rPr>
+              <w:t xml:space="preserve"> --benchmark, </w:t>
+            </w:r>
+            <w:proofErr w:type="spellStart"/>
+            <w:r>
+              <w:rPr>
+                <w:rFonts w:ascii="Cambria" w:hAnsi="Cambria" w:cs="Times New Roman"/>
+                <w:i/>
+                <w:iCs/>
+                <w:sz w:val="24"/>
+                <w:szCs w:val="24"/>
+              </w:rPr>
+              <w:t>run_cpu</w:t>
+            </w:r>
+            <w:proofErr w:type="spellEnd"/>
+            <w:r>
+              <w:rPr>
+                <w:rFonts w:ascii="Cambria" w:hAnsi="Cambria" w:cs="Times New Roman"/>
+                <w:sz w:val="24"/>
+                <w:szCs w:val="24"/>
+              </w:rPr>
+              <w:t>, synthetic boxes):</w:t>
+            </w:r>
+          </w:p>
+          <w:tbl>
+            <w:tblPr>
+              <w:tblStyle w:val="TableGrid"/>
+              <w:tblW w:w="0" w:type="auto"/>
+              <w:tblLook w:val="04A0" w:firstRow="1" w:lastRow="0" w:firstColumn="1" w:lastColumn="0" w:noHBand="0" w:noVBand="1"/>
+            </w:tblPr>
+            <w:tblGrid>
+              <w:gridCol w:w="4562"/>
+              <w:gridCol w:w="4562"/>
+            </w:tblGrid>
+            <w:tr>
+              <w:tc>
+                <w:tcPr>
+                  <w:tcW w:w="4562" w:type="dxa"/>
+                </w:tcPr>
+                <w:p>
+                  <w:pPr>
+                    <w:spacing w:line="360" w:lineRule="auto"/>
+                    <w:jc w:val="center"/>
+                    <w:rPr>
+                      <w:rFonts w:ascii="Cambria" w:hAnsi="Cambria" w:cs="Times New Roman"/>
+                      <w:sz w:val="24"/>
+                      <w:szCs w:val="24"/>
+                    </w:rPr>
+                  </w:pPr>
+                  <w:r>
+                    <w:rPr>
+                      <w:rFonts w:ascii="Cambria" w:hAnsi="Cambria" w:cs="Times New Roman"/>
+                      <w:sz w:val="24"/>
+                      <w:szCs w:val="24"/>
+                    </w:rPr>
+                    <w:t>N</w:t>
+                  </w:r>
+                </w:p>
+              </w:tc>
+              <w:tc>
+                <w:tcPr>
+                  <w:tcW w:w="4562" w:type="dxa"/>
+                </w:tcPr>
+                <w:p>
+                  <w:pPr>
+                    <w:spacing w:line="360" w:lineRule="auto"/>
+                    <w:jc w:val="center"/>
+                    <w:rPr>
+                      <w:rFonts w:ascii="Cambria" w:hAnsi="Cambria" w:cs="Times New Roman"/>
+                      <w:sz w:val="24"/>
+                      <w:szCs w:val="24"/>
+                    </w:rPr>
+                  </w:pPr>
+                  <w:r>
+                    <w:rPr>
+                      <w:rFonts w:ascii="Cambria" w:hAnsi="Cambria" w:cs="Times New Roman"/>
+                      <w:sz w:val="24"/>
+                      <w:szCs w:val="24"/>
+                    </w:rPr>
+                    <w:t>Time(s)</w:t>
+                  </w:r>
+                </w:p>
+              </w:tc>
+            </w:tr>
+            <w:tr>
+              <w:tc>
+                <w:tcPr>
+                  <w:tcW w:w="4562" w:type="dxa"/>
+                </w:tcPr>
+                <w:p>
+                  <w:pPr>
+                    <w:spacing w:line="360" w:lineRule="auto"/>
+                    <w:jc w:val="center"/>
+                    <w:rPr>
+                      <w:rFonts w:ascii="Cambria" w:hAnsi="Cambria" w:cs="Times New Roman"/>
+                      <w:sz w:val="24"/>
+                      <w:szCs w:val="24"/>
+                    </w:rPr>
+                  </w:pPr>
+                  <w:r>
+                    <w:rPr>
+                      <w:rFonts w:ascii="Cambria" w:hAnsi="Cambria" w:cs="Times New Roman"/>
+                      <w:sz w:val="24"/>
+                      <w:szCs w:val="24"/>
+                    </w:rPr>
+                    <w:t>100</w:t>
+                  </w:r>
+                </w:p>
+              </w:tc>
+              <w:tc>
+                <w:tcPr>
+                  <w:tcW w:w="4562" w:type="dxa"/>
+                </w:tcPr>
+                <w:p>
+                  <w:pPr>
+                    <w:spacing w:line="360" w:lineRule="auto"/>
+                    <w:jc w:val="center"/>
+                    <w:rPr>
+                      <w:rFonts w:ascii="Cambria" w:hAnsi="Cambria" w:cs="Times New Roman"/>
+                      <w:sz w:val="24"/>
+                      <w:szCs w:val="24"/>
+                    </w:rPr>
+                  </w:pPr>
+                  <w:r>
+                    <w:rPr>
+                      <w:rFonts w:ascii="Cambria" w:hAnsi="Cambria" w:cs="Times New Roman"/>
+                      <w:sz w:val="24"/>
+                      <w:szCs w:val="24"/>
+                    </w:rPr>
+                    <w:t>0.0008</w:t>
+                  </w:r>
+                </w:p>
+              </w:tc>
+            </w:tr>
+            <w:tr>
+              <w:tc>
+                <w:tcPr>
+                  <w:tcW w:w="4562" w:type="dxa"/>
+                </w:tcPr>
+                <w:p>
+                  <w:pPr>
+                    <w:spacing w:line="360" w:lineRule="auto"/>
+                    <w:jc w:val="center"/>
+                    <w:rPr>
+                      <w:rFonts w:ascii="Cambria" w:hAnsi="Cambria" w:cs="Times New Roman"/>
+                      <w:sz w:val="24"/>
+                      <w:szCs w:val="24"/>
+                    </w:rPr>
+                  </w:pPr>
+                  <w:r>
+                    <w:rPr>
+                      <w:rFonts w:ascii="Cambria" w:hAnsi="Cambria" w:cs="Times New Roman"/>
+                      <w:sz w:val="24"/>
+                      <w:szCs w:val="24"/>
+                    </w:rPr>
+                    <w:t>1000</w:t>
+                  </w:r>
+                </w:p>
+              </w:tc>
+              <w:tc>
+                <w:tcPr>
+                  <w:tcW w:w="4562" w:type="dxa"/>
+                </w:tcPr>
+                <w:p>
+                  <w:pPr>
+                    <w:spacing w:line="360" w:lineRule="auto"/>
+                    <w:jc w:val="center"/>
+                    <w:rPr>
+                      <w:rFonts w:ascii="Cambria" w:hAnsi="Cambria" w:cs="Times New Roman"/>
+                      <w:sz w:val="24"/>
+                      <w:szCs w:val="24"/>
+                    </w:rPr>
+                  </w:pPr>
+                  <w:r>
+                    <w:rPr>
+                      <w:rFonts w:ascii="Cambria" w:hAnsi="Cambria" w:cs="Times New Roman"/>
+                      <w:sz w:val="24"/>
+                      <w:szCs w:val="24"/>
+                    </w:rPr>
+                    <w:t>0.0103</w:t>
+                  </w:r>
+                </w:p>
+              </w:tc>
+            </w:tr>
+            <w:tr>
+              <w:tc>
+                <w:tcPr>
+                  <w:tcW w:w="4562" w:type="dxa"/>
+                </w:tcPr>
+                <w:p>
+                  <w:pPr>
+                    <w:spacing w:line="360" w:lineRule="auto"/>
+                    <w:jc w:val="center"/>
+                    <w:rPr>
+                      <w:rFonts w:ascii="Cambria" w:hAnsi="Cambria" w:cs="Times New Roman"/>
+                      <w:sz w:val="24"/>
+                      <w:szCs w:val="24"/>
+                    </w:rPr>
+                  </w:pPr>
+                  <w:r>
+                    <w:rPr>
+                      <w:rFonts w:ascii="Cambria" w:hAnsi="Cambria" w:cs="Times New Roman"/>
+                      <w:sz w:val="24"/>
+                      <w:szCs w:val="24"/>
+                    </w:rPr>
+                    <w:t>10000</w:t>
+                  </w:r>
+                </w:p>
+              </w:tc>
+              <w:tc>
+                <w:tcPr>
+                  <w:tcW w:w="4562" w:type="dxa"/>
+                </w:tcPr>
+                <w:p>
+                  <w:pPr>
+                    <w:spacing w:line="360" w:lineRule="auto"/>
+                    <w:jc w:val="center"/>
+                    <w:rPr>
+                      <w:rFonts w:ascii="Cambria" w:hAnsi="Cambria" w:cs="Times New Roman"/>
+                      <w:sz w:val="24"/>
+                      <w:szCs w:val="24"/>
+                    </w:rPr>
+                  </w:pPr>
+                  <w:r>
+                    <w:rPr>
+                      <w:rFonts w:ascii="Cambria" w:hAnsi="Cambria" w:cs="Times New Roman"/>
+                      <w:sz w:val="24"/>
+                      <w:szCs w:val="24"/>
+                    </w:rPr>
+                    <w:t>0.2846</w:t>
+                  </w:r>
+                </w:p>
+              </w:tc>
+            </w:tr>
+          </w:tbl>
+          <w:p>
+            <w:pPr>
+              <w:spacing w:line="360" w:lineRule="auto"/>
+              <w:jc w:val="both"/>
+              <w:rPr>
+                <w:rFonts w:ascii="Cambria" w:hAnsi="Cambria" w:cs="Times New Roman"/>
+                <w:sz w:val="24"/>
+                <w:szCs w:val="24"/>
+              </w:rPr>
+            </w:pPr>
+          </w:p>
+          <w:p>
+            <w:pPr>
+              <w:spacing w:line="360" w:lineRule="auto"/>
+              <w:jc w:val="both"/>
+              <w:rPr>
+                <w:rFonts w:ascii="Cambria" w:hAnsi="Cambria" w:cs="Times New Roman"/>
+                <w:sz w:val="24"/>
+                <w:szCs w:val="24"/>
+              </w:rPr>
+            </w:pPr>
+            <w:r>
+              <w:rPr>
+                <w:rFonts w:ascii="Cambria" w:hAnsi="Cambria" w:cs="Times New Roman"/>
+                <w:sz w:val="24"/>
+                <w:szCs w:val="24"/>
+              </w:rPr>
+              <w:t>Runtime grows in line with the algorithm's O(n²) worst case as N increases.</w:t>
+            </w:r>
+          </w:p>
+          <w:p>
+            <w:pPr>
+              <w:spacing w:line="360" w:lineRule="auto"/>
+              <w:jc w:val="both"/>
+              <w:rPr>
+                <w:rFonts w:ascii="Cambria" w:hAnsi="Cambria" w:cs="Times New Roman"/>
+                <w:sz w:val="24"/>
+                <w:szCs w:val="24"/>
+              </w:rPr>
+            </w:pPr>
+          </w:p>
+          <w:p>
+            <w:pPr>
+              <w:spacing w:line="360" w:lineRule="auto"/>
+              <w:jc w:val="both"/>
+              <w:rPr>
+                <w:rFonts w:ascii="Cambria" w:hAnsi="Cambria" w:cs="Times New Roman"/>
+                <w:sz w:val="24"/>
+                <w:szCs w:val="24"/>
+              </w:rPr>
+            </w:pPr>
+            <w:r>
+              <w:rPr>
+                <w:rFonts w:ascii="Cambria" w:hAnsi="Cambria" w:cs="Times New Roman"/>
+                <w:b/>
+                <w:bCs/>
+                <w:sz w:val="24"/>
+                <w:szCs w:val="24"/>
+              </w:rPr>
+              <w:t>Profiling</w:t>
+            </w:r>
+            <w:r>
+              <w:rPr>
+                <w:rFonts w:ascii="Cambria" w:hAnsi="Cambria" w:cs="Times New Roman"/>
+                <w:sz w:val="24"/>
+                <w:szCs w:val="24"/>
+              </w:rPr>
+              <w:t xml:space="preserve"> (</w:t>
+            </w:r>
+            <w:proofErr w:type="spellStart"/>
+            <w:r>
+              <w:rPr>
+                <w:rFonts w:ascii="Cambria" w:hAnsi="Cambria" w:cs="Times New Roman"/>
+                <w:i/>
+                <w:iCs/>
+                <w:sz w:val="24"/>
+                <w:szCs w:val="24"/>
+              </w:rPr>
+              <w:t>cProfile</w:t>
+            </w:r>
+            <w:proofErr w:type="spellEnd"/>
+            <w:r>
+              <w:rPr>
+                <w:rFonts w:ascii="Cambria" w:hAnsi="Cambria" w:cs="Times New Roman"/>
+                <w:sz w:val="24"/>
+                <w:szCs w:val="24"/>
+              </w:rPr>
+              <w:t xml:space="preserve">, N=10,000, see </w:t>
+            </w:r>
+            <w:proofErr w:type="spellStart"/>
+            <w:r>
+              <w:rPr>
+                <w:rFonts w:ascii="Cambria" w:hAnsi="Cambria" w:cs="Times New Roman"/>
+                <w:i/>
+                <w:iCs/>
+                <w:sz w:val="24"/>
+                <w:szCs w:val="24"/>
+              </w:rPr>
+              <w:t>profile_output</w:t>
+            </w:r>
+            <w:proofErr w:type="spellEnd"/>
+            <w:r>
+              <w:rPr>
+                <w:rFonts w:ascii="Cambria" w:hAnsi="Cambria" w:cs="Times New Roman"/>
+                <w:i/>
+                <w:iCs/>
+                <w:sz w:val="24"/>
+                <w:szCs w:val="24"/>
+              </w:rPr>
+              <w:t>/cprofile_N10000.txt</w:t>
+            </w:r>
+            <w:r>
+              <w:rPr>
+                <w:rFonts w:ascii="Cambria" w:hAnsi="Cambria" w:cs="Times New Roman"/>
+                <w:sz w:val="24"/>
+                <w:szCs w:val="24"/>
+              </w:rPr>
+              <w:t xml:space="preserve">): total runtime 0.289s, with ~65% (0.189s) spent directly inside the </w:t>
+            </w:r>
+            <w:proofErr w:type="spellStart"/>
+            <w:r>
+              <w:rPr>
+                <w:rFonts w:ascii="Cambria" w:hAnsi="Cambria" w:cs="Times New Roman"/>
+                <w:i/>
+                <w:iCs/>
+                <w:sz w:val="24"/>
+                <w:szCs w:val="24"/>
+              </w:rPr>
+              <w:t>run_cpu</w:t>
+            </w:r>
+            <w:proofErr w:type="spellEnd"/>
+            <w:r>
+              <w:rPr>
+                <w:rFonts w:ascii="Cambria" w:hAnsi="Cambria" w:cs="Times New Roman"/>
+                <w:sz w:val="24"/>
+                <w:szCs w:val="24"/>
+              </w:rPr>
+              <w:t xml:space="preserve"> suppression loop and ~34% (0.098s) inside </w:t>
+            </w:r>
+            <w:proofErr w:type="spellStart"/>
+            <w:r>
+              <w:rPr>
+                <w:rFonts w:ascii="Cambria" w:hAnsi="Cambria" w:cs="Times New Roman"/>
+                <w:i/>
+                <w:iCs/>
+                <w:sz w:val="24"/>
+                <w:szCs w:val="24"/>
+              </w:rPr>
+              <w:t>iou_one_to_many</w:t>
+            </w:r>
+            <w:proofErr w:type="spellEnd"/>
+            <w:r>
+              <w:rPr>
+                <w:rFonts w:ascii="Cambria" w:hAnsi="Cambria" w:cs="Times New Roman"/>
+                <w:sz w:val="24"/>
+                <w:szCs w:val="24"/>
+              </w:rPr>
+              <w:t xml:space="preserve"> — together over 99% of runtime is the NMS step itself, confirming it as the bottleneck to target with GPU kernels.</w:t>
             </w:r>
           </w:p>
           <w:p>
@@ -853,12 +2083,14 @@
                 <w:sz w:val="24"/>
                 <w:szCs w:val="24"/>
               </w:rPr>
-              <w:t>Background</w:t>
+              <w:t>The challenge</w:t>
             </w:r>
           </w:p>
           <w:p>
             <w:pPr>
+              <w:pStyle w:val="ListParagraph"/>
               <w:spacing w:line="360" w:lineRule="auto"/>
+              <w:ind w:left="0" w:hanging="18"/>
               <w:jc w:val="both"/>
               <w:rPr>
                 <w:rFonts w:ascii="Cambria" w:hAnsi="Cambria" w:cs="Times New Roman"/>
@@ -872,7 +2104,697 @@
                 <w:sz w:val="24"/>
                 <w:szCs w:val="24"/>
               </w:rPr>
-              <w:t>If your project involves accelerating a compute-intensive application, describe the application or piece of the application you are going to implement in more detail. This description need only be a few paragraphs. It might be helpful to include a block diagram or pseudocode of the basic idea. An important detail is what aspects of the problem might benefit from parallelism and why?</w:t>
+              <w:t xml:space="preserve">The core difficulty is not computing </w:t>
+            </w:r>
+            <w:proofErr w:type="spellStart"/>
+            <w:r>
+              <w:rPr>
+                <w:rFonts w:ascii="Cambria" w:hAnsi="Cambria" w:cs="Times New Roman"/>
+                <w:sz w:val="24"/>
+                <w:szCs w:val="24"/>
+              </w:rPr>
+              <w:t>IoU</w:t>
+            </w:r>
+            <w:proofErr w:type="spellEnd"/>
+            <w:r>
+              <w:rPr>
+                <w:rFonts w:ascii="Cambria" w:hAnsi="Cambria" w:cs="Times New Roman"/>
+                <w:sz w:val="24"/>
+                <w:szCs w:val="24"/>
+              </w:rPr>
+              <w:t xml:space="preserve"> (embarrassingly parallel) but the serial suppression step: whether to keep or discard box B depends on whether box A (higher score) has already been kept — a data-dependency chain that cannot be naively parallelized. To resolve this, the team will implement </w:t>
+            </w:r>
+            <w:r>
+              <w:rPr>
+                <w:rFonts w:ascii="Cambria" w:hAnsi="Cambria" w:cs="Times New Roman"/>
+                <w:b/>
+                <w:bCs/>
+                <w:sz w:val="24"/>
+                <w:szCs w:val="24"/>
+              </w:rPr>
+              <w:t>Matrix NMS</w:t>
+            </w:r>
+            <w:r>
+              <w:rPr>
+                <w:rFonts w:ascii="Cambria" w:hAnsi="Cambria" w:cs="Times New Roman"/>
+                <w:sz w:val="24"/>
+                <w:szCs w:val="24"/>
+              </w:rPr>
+              <w:t xml:space="preserve"> (Wang et al., 2020), which replaces hard sequential suppression with a fully parallel soft-suppression computation based on a decay factor rather than hard elimination. This is also the primary learning goal: transforming an algorithm with sequential dependencies into a formulation that can be computed entirely in parallel.</w:t>
+            </w:r>
+          </w:p>
+          <w:p>
+            <w:pPr>
+              <w:pStyle w:val="ListParagraph"/>
+              <w:spacing w:line="360" w:lineRule="auto"/>
+              <w:ind w:left="0" w:hanging="18"/>
+              <w:jc w:val="both"/>
+              <w:rPr>
+                <w:rFonts w:ascii="Cambria" w:hAnsi="Cambria" w:cs="Times New Roman"/>
+                <w:b/>
+                <w:bCs/>
+                <w:sz w:val="24"/>
+                <w:szCs w:val="24"/>
+              </w:rPr>
+            </w:pPr>
+            <w:r>
+              <w:rPr>
+                <w:rFonts w:ascii="Cambria" w:hAnsi="Cambria" w:cs="Times New Roman"/>
+                <w:b/>
+                <w:bCs/>
+                <w:sz w:val="24"/>
+                <w:szCs w:val="24"/>
+              </w:rPr>
+              <w:t>Optimization Plan</w:t>
+            </w:r>
+            <w:r>
+              <w:rPr>
+                <w:rFonts w:ascii="Cambria" w:hAnsi="Cambria" w:cs="Times New Roman"/>
+                <w:b/>
+                <w:bCs/>
+                <w:sz w:val="24"/>
+                <w:szCs w:val="24"/>
+              </w:rPr>
+              <w:t>:</w:t>
+            </w:r>
+          </w:p>
+          <w:tbl>
+            <w:tblPr>
+              <w:tblStyle w:val="TableGrid"/>
+              <w:tblW w:w="0" w:type="auto"/>
+              <w:tblLook w:val="04A0" w:firstRow="1" w:lastRow="0" w:firstColumn="1" w:lastColumn="0" w:noHBand="0" w:noVBand="1"/>
+            </w:tblPr>
+            <w:tblGrid>
+              <w:gridCol w:w="3041"/>
+              <w:gridCol w:w="3041"/>
+              <w:gridCol w:w="3042"/>
+            </w:tblGrid>
+            <w:tr>
+              <w:tc>
+                <w:tcPr>
+                  <w:tcW w:w="3041" w:type="dxa"/>
+                </w:tcPr>
+                <w:p>
+                  <w:pPr>
+                    <w:pStyle w:val="ListParagraph"/>
+                    <w:spacing w:line="360" w:lineRule="auto"/>
+                    <w:ind w:left="0"/>
+                    <w:jc w:val="center"/>
+                    <w:rPr>
+                      <w:rFonts w:ascii="Cambria" w:hAnsi="Cambria" w:cs="Times New Roman"/>
+                      <w:b/>
+                      <w:bCs/>
+                      <w:sz w:val="24"/>
+                      <w:szCs w:val="24"/>
+                    </w:rPr>
+                  </w:pPr>
+                  <w:r>
+                    <w:rPr>
+                      <w:rFonts w:ascii="Cambria" w:hAnsi="Cambria" w:cs="Times New Roman"/>
+                      <w:b/>
+                      <w:bCs/>
+                      <w:sz w:val="24"/>
+                      <w:szCs w:val="24"/>
+                    </w:rPr>
+                    <w:t>Version</w:t>
+                  </w:r>
+                </w:p>
+              </w:tc>
+              <w:tc>
+                <w:tcPr>
+                  <w:tcW w:w="3041" w:type="dxa"/>
+                </w:tcPr>
+                <w:p>
+                  <w:pPr>
+                    <w:pStyle w:val="ListParagraph"/>
+                    <w:spacing w:line="360" w:lineRule="auto"/>
+                    <w:ind w:left="0"/>
+                    <w:jc w:val="center"/>
+                    <w:rPr>
+                      <w:rFonts w:ascii="Cambria" w:hAnsi="Cambria" w:cs="Times New Roman"/>
+                      <w:b/>
+                      <w:bCs/>
+                      <w:sz w:val="24"/>
+                      <w:szCs w:val="24"/>
+                    </w:rPr>
+                  </w:pPr>
+                  <w:r>
+                    <w:rPr>
+                      <w:rFonts w:ascii="Cambria" w:hAnsi="Cambria" w:cs="Times New Roman"/>
+                      <w:b/>
+                      <w:bCs/>
+                      <w:sz w:val="24"/>
+                      <w:szCs w:val="24"/>
+                    </w:rPr>
+                    <w:t>Technique</w:t>
+                  </w:r>
+                </w:p>
+              </w:tc>
+              <w:tc>
+                <w:tcPr>
+                  <w:tcW w:w="3042" w:type="dxa"/>
+                </w:tcPr>
+                <w:p>
+                  <w:pPr>
+                    <w:pStyle w:val="ListParagraph"/>
+                    <w:spacing w:line="360" w:lineRule="auto"/>
+                    <w:ind w:left="0"/>
+                    <w:jc w:val="center"/>
+                    <w:rPr>
+                      <w:rFonts w:ascii="Cambria" w:hAnsi="Cambria" w:cs="Times New Roman"/>
+                      <w:b/>
+                      <w:bCs/>
+                      <w:sz w:val="24"/>
+                      <w:szCs w:val="24"/>
+                    </w:rPr>
+                  </w:pPr>
+                  <w:r>
+                    <w:rPr>
+                      <w:rFonts w:ascii="Cambria" w:hAnsi="Cambria" w:cs="Times New Roman"/>
+                      <w:b/>
+                      <w:bCs/>
+                      <w:sz w:val="24"/>
+                      <w:szCs w:val="24"/>
+                    </w:rPr>
+                    <w:t>Expected speedup vs. CPU baseline (N=10,000)</w:t>
+                  </w:r>
+                </w:p>
+              </w:tc>
+            </w:tr>
+            <w:tr>
+              <w:tc>
+                <w:tcPr>
+                  <w:tcW w:w="3041" w:type="dxa"/>
+                </w:tcPr>
+                <w:p>
+                  <w:pPr>
+                    <w:pStyle w:val="ListParagraph"/>
+                    <w:spacing w:line="360" w:lineRule="auto"/>
+                    <w:ind w:left="0"/>
+                    <w:rPr>
+                      <w:rFonts w:ascii="Cambria" w:hAnsi="Cambria" w:cs="Times New Roman"/>
+                      <w:sz w:val="24"/>
+                      <w:szCs w:val="24"/>
+                    </w:rPr>
+                  </w:pPr>
+                  <w:r>
+                    <w:rPr>
+                      <w:rFonts w:ascii="Cambria" w:hAnsi="Cambria" w:cs="Times New Roman"/>
+                      <w:sz w:val="24"/>
+                      <w:szCs w:val="24"/>
+                    </w:rPr>
+                    <w:t>CPU baseline</w:t>
+                  </w:r>
+                </w:p>
+              </w:tc>
+              <w:tc>
+                <w:tcPr>
+                  <w:tcW w:w="3041" w:type="dxa"/>
+                </w:tcPr>
+                <w:p>
+                  <w:pPr>
+                    <w:pStyle w:val="ListParagraph"/>
+                    <w:spacing w:line="360" w:lineRule="auto"/>
+                    <w:ind w:left="0"/>
+                    <w:rPr>
+                      <w:rFonts w:ascii="Cambria" w:hAnsi="Cambria" w:cs="Times New Roman"/>
+                      <w:sz w:val="24"/>
+                      <w:szCs w:val="24"/>
+                    </w:rPr>
+                  </w:pPr>
+                  <w:r>
+                    <w:rPr>
+                      <w:rFonts w:ascii="Cambria" w:hAnsi="Cambria" w:cs="Times New Roman"/>
+                      <w:sz w:val="24"/>
+                      <w:szCs w:val="24"/>
+                    </w:rPr>
+                    <w:t>Serial greedy NMS, pure NumPy (</w:t>
+                  </w:r>
+                  <w:proofErr w:type="spellStart"/>
+                  <w:r>
+                    <w:rPr>
+                      <w:rFonts w:ascii="Cambria" w:hAnsi="Cambria" w:cs="Times New Roman"/>
+                      <w:sz w:val="24"/>
+                      <w:szCs w:val="24"/>
+                    </w:rPr>
+                    <w:t>run_cpu</w:t>
+                  </w:r>
+                  <w:proofErr w:type="spellEnd"/>
+                  <w:r>
+                    <w:rPr>
+                      <w:rFonts w:ascii="Cambria" w:hAnsi="Cambria" w:cs="Times New Roman"/>
+                      <w:sz w:val="24"/>
+                      <w:szCs w:val="24"/>
+                    </w:rPr>
+                    <w:t xml:space="preserve"> in </w:t>
+                  </w:r>
+                  <w:proofErr w:type="spellStart"/>
+                  <w:r>
+                    <w:rPr>
+                      <w:rFonts w:ascii="Cambria" w:hAnsi="Cambria" w:cs="Times New Roman"/>
+                      <w:sz w:val="24"/>
+                      <w:szCs w:val="24"/>
+                    </w:rPr>
+                    <w:t>src</w:t>
+                  </w:r>
+                  <w:proofErr w:type="spellEnd"/>
+                  <w:r>
+                    <w:rPr>
+                      <w:rFonts w:ascii="Cambria" w:hAnsi="Cambria" w:cs="Times New Roman"/>
+                      <w:sz w:val="24"/>
+                      <w:szCs w:val="24"/>
+                    </w:rPr>
+                    <w:t>/cpu_baseline.py)</w:t>
+                  </w:r>
+                </w:p>
+              </w:tc>
+              <w:tc>
+                <w:tcPr>
+                  <w:tcW w:w="3042" w:type="dxa"/>
+                </w:tcPr>
+                <w:p>
+                  <w:pPr>
+                    <w:pStyle w:val="ListParagraph"/>
+                    <w:spacing w:line="360" w:lineRule="auto"/>
+                    <w:ind w:left="0"/>
+                    <w:rPr>
+                      <w:rFonts w:ascii="Cambria" w:hAnsi="Cambria" w:cs="Times New Roman"/>
+                      <w:sz w:val="24"/>
+                      <w:szCs w:val="24"/>
+                    </w:rPr>
+                  </w:pPr>
+                  <w:r>
+                    <w:rPr>
+                      <w:rFonts w:ascii="Cambria" w:hAnsi="Cambria" w:cs="Times New Roman"/>
+                      <w:sz w:val="24"/>
+                      <w:szCs w:val="24"/>
+                    </w:rPr>
+                    <w:t>1× (reference)</w:t>
+                  </w:r>
+                </w:p>
+              </w:tc>
+            </w:tr>
+            <w:tr>
+              <w:tc>
+                <w:tcPr>
+                  <w:tcW w:w="3041" w:type="dxa"/>
+                </w:tcPr>
+                <w:p>
+                  <w:pPr>
+                    <w:pStyle w:val="ListParagraph"/>
+                    <w:spacing w:line="360" w:lineRule="auto"/>
+                    <w:ind w:left="0"/>
+                    <w:rPr>
+                      <w:rFonts w:ascii="Cambria" w:hAnsi="Cambria" w:cs="Times New Roman"/>
+                      <w:sz w:val="24"/>
+                      <w:szCs w:val="24"/>
+                    </w:rPr>
+                  </w:pPr>
+                  <w:r>
+                    <w:rPr>
+                      <w:rFonts w:ascii="Cambria" w:hAnsi="Cambria" w:cs="Times New Roman"/>
+                      <w:sz w:val="24"/>
+                      <w:szCs w:val="24"/>
+                    </w:rPr>
+                    <w:t>GPU V1</w:t>
+                  </w:r>
+                </w:p>
+              </w:tc>
+              <w:tc>
+                <w:tcPr>
+                  <w:tcW w:w="3041" w:type="dxa"/>
+                </w:tcPr>
+                <w:p>
+                  <w:pPr>
+                    <w:pStyle w:val="ListParagraph"/>
+                    <w:spacing w:line="360" w:lineRule="auto"/>
+                    <w:ind w:left="0"/>
+                    <w:rPr>
+                      <w:rFonts w:ascii="Cambria" w:hAnsi="Cambria" w:cs="Times New Roman"/>
+                      <w:sz w:val="24"/>
+                      <w:szCs w:val="24"/>
+                    </w:rPr>
+                  </w:pPr>
+                  <w:r>
+                    <w:rPr>
+                      <w:rFonts w:ascii="Cambria" w:hAnsi="Cambria" w:cs="Times New Roman"/>
+                      <w:sz w:val="24"/>
+                      <w:szCs w:val="24"/>
+                    </w:rPr>
+                    <w:t xml:space="preserve">Naive parallel </w:t>
+                  </w:r>
+                  <w:proofErr w:type="spellStart"/>
+                  <w:r>
+                    <w:rPr>
+                      <w:rFonts w:ascii="Cambria" w:hAnsi="Cambria" w:cs="Times New Roman"/>
+                      <w:sz w:val="24"/>
+                      <w:szCs w:val="24"/>
+                    </w:rPr>
+                    <w:t>IoU</w:t>
+                  </w:r>
+                  <w:proofErr w:type="spellEnd"/>
+                  <w:r>
+                    <w:rPr>
+                      <w:rFonts w:ascii="Cambria" w:hAnsi="Cambria" w:cs="Times New Roman"/>
+                      <w:sz w:val="24"/>
+                      <w:szCs w:val="24"/>
+                    </w:rPr>
+                    <w:t xml:space="preserve"> matrix kernel — 1 thread per (</w:t>
+                  </w:r>
+                  <w:proofErr w:type="spellStart"/>
+                  <w:r>
+                    <w:rPr>
+                      <w:rFonts w:ascii="Cambria" w:hAnsi="Cambria" w:cs="Times New Roman"/>
+                      <w:sz w:val="24"/>
+                      <w:szCs w:val="24"/>
+                    </w:rPr>
+                    <w:t>box_i</w:t>
+                  </w:r>
+                  <w:proofErr w:type="spellEnd"/>
+                  <w:r>
+                    <w:rPr>
+                      <w:rFonts w:ascii="Cambria" w:hAnsi="Cambria" w:cs="Times New Roman"/>
+                      <w:sz w:val="24"/>
+                      <w:szCs w:val="24"/>
+                    </w:rPr>
+                    <w:t xml:space="preserve">, </w:t>
+                  </w:r>
+                  <w:proofErr w:type="spellStart"/>
+                  <w:r>
+                    <w:rPr>
+                      <w:rFonts w:ascii="Cambria" w:hAnsi="Cambria" w:cs="Times New Roman"/>
+                      <w:sz w:val="24"/>
+                      <w:szCs w:val="24"/>
+                    </w:rPr>
+                    <w:t>box_j</w:t>
+                  </w:r>
+                  <w:proofErr w:type="spellEnd"/>
+                  <w:r>
+                    <w:rPr>
+                      <w:rFonts w:ascii="Cambria" w:hAnsi="Cambria" w:cs="Times New Roman"/>
+                      <w:sz w:val="24"/>
+                      <w:szCs w:val="24"/>
+                    </w:rPr>
+                    <w:t>) pair; suppression mask still resolved sequentially on host</w:t>
+                  </w:r>
+                </w:p>
+              </w:tc>
+              <w:tc>
+                <w:tcPr>
+                  <w:tcW w:w="3042" w:type="dxa"/>
+                </w:tcPr>
+                <w:p>
+                  <w:pPr>
+                    <w:pStyle w:val="ListParagraph"/>
+                    <w:spacing w:line="360" w:lineRule="auto"/>
+                    <w:ind w:left="0"/>
+                    <w:rPr>
+                      <w:rFonts w:ascii="Cambria" w:hAnsi="Cambria" w:cs="Times New Roman"/>
+                      <w:sz w:val="24"/>
+                      <w:szCs w:val="24"/>
+                    </w:rPr>
+                  </w:pPr>
+                  <w:r>
+                    <w:rPr>
+                      <w:rFonts w:ascii="Cambria" w:hAnsi="Cambria" w:cs="Times New Roman"/>
+                      <w:sz w:val="24"/>
+                      <w:szCs w:val="24"/>
+                    </w:rPr>
+                    <w:t>~5–10× (</w:t>
+                  </w:r>
+                  <w:proofErr w:type="spellStart"/>
+                  <w:r>
+                    <w:rPr>
+                      <w:rFonts w:ascii="Cambria" w:hAnsi="Cambria" w:cs="Times New Roman"/>
+                      <w:sz w:val="24"/>
+                      <w:szCs w:val="24"/>
+                    </w:rPr>
+                    <w:t>IoU</w:t>
+                  </w:r>
+                  <w:proofErr w:type="spellEnd"/>
+                  <w:r>
+                    <w:rPr>
+                      <w:rFonts w:ascii="Cambria" w:hAnsi="Cambria" w:cs="Times New Roman"/>
+                      <w:sz w:val="24"/>
+                      <w:szCs w:val="24"/>
+                    </w:rPr>
+                    <w:t xml:space="preserve"> computation parallelized, suppression loop still the bottleneck)</w:t>
+                  </w:r>
+                </w:p>
+              </w:tc>
+            </w:tr>
+            <w:tr>
+              <w:tc>
+                <w:tcPr>
+                  <w:tcW w:w="3041" w:type="dxa"/>
+                </w:tcPr>
+                <w:p>
+                  <w:pPr>
+                    <w:pStyle w:val="ListParagraph"/>
+                    <w:spacing w:line="360" w:lineRule="auto"/>
+                    <w:ind w:left="0"/>
+                    <w:rPr>
+                      <w:rFonts w:ascii="Cambria" w:hAnsi="Cambria" w:cs="Times New Roman"/>
+                      <w:sz w:val="24"/>
+                      <w:szCs w:val="24"/>
+                    </w:rPr>
+                  </w:pPr>
+                  <w:r>
+                    <w:rPr>
+                      <w:rFonts w:ascii="Cambria" w:hAnsi="Cambria" w:cs="Times New Roman"/>
+                      <w:sz w:val="24"/>
+                      <w:szCs w:val="24"/>
+                    </w:rPr>
+                    <w:t>GPU V2</w:t>
+                  </w:r>
+                </w:p>
+              </w:tc>
+              <w:tc>
+                <w:tcPr>
+                  <w:tcW w:w="3041" w:type="dxa"/>
+                </w:tcPr>
+                <w:p>
+                  <w:pPr>
+                    <w:pStyle w:val="ListParagraph"/>
+                    <w:spacing w:line="360" w:lineRule="auto"/>
+                    <w:ind w:left="0"/>
+                    <w:rPr>
+                      <w:rFonts w:ascii="Cambria" w:hAnsi="Cambria" w:cs="Times New Roman"/>
+                      <w:sz w:val="24"/>
+                      <w:szCs w:val="24"/>
+                    </w:rPr>
+                  </w:pPr>
+                  <w:r>
+                    <w:rPr>
+                      <w:rFonts w:ascii="Cambria" w:hAnsi="Cambria" w:cs="Times New Roman"/>
+                      <w:sz w:val="24"/>
+                      <w:szCs w:val="24"/>
+                    </w:rPr>
+                    <w:t>GPU V1 + batched NMS using parallel reduction to build the suppression mask + coalesced box coordinate reads</w:t>
+                  </w:r>
+                </w:p>
+              </w:tc>
+              <w:tc>
+                <w:tcPr>
+                  <w:tcW w:w="3042" w:type="dxa"/>
+                </w:tcPr>
+                <w:p>
+                  <w:pPr>
+                    <w:pStyle w:val="ListParagraph"/>
+                    <w:spacing w:line="360" w:lineRule="auto"/>
+                    <w:ind w:left="0"/>
+                    <w:rPr>
+                      <w:rFonts w:ascii="Cambria" w:hAnsi="Cambria" w:cs="Times New Roman"/>
+                      <w:sz w:val="24"/>
+                      <w:szCs w:val="24"/>
+                    </w:rPr>
+                  </w:pPr>
+                  <w:r>
+                    <w:rPr>
+                      <w:rFonts w:ascii="Cambria" w:hAnsi="Cambria" w:cs="Times New Roman"/>
+                      <w:sz w:val="24"/>
+                      <w:szCs w:val="24"/>
+                    </w:rPr>
+                    <w:t>≥15× (100% target)</w:t>
+                  </w:r>
+                </w:p>
+              </w:tc>
+            </w:tr>
+            <w:tr>
+              <w:trPr>
+                <w:trHeight w:val="1061"/>
+              </w:trPr>
+              <w:tc>
+                <w:tcPr>
+                  <w:tcW w:w="3041" w:type="dxa"/>
+                </w:tcPr>
+                <w:p>
+                  <w:pPr>
+                    <w:pStyle w:val="ListParagraph"/>
+                    <w:spacing w:line="360" w:lineRule="auto"/>
+                    <w:ind w:left="0"/>
+                    <w:rPr>
+                      <w:rFonts w:ascii="Cambria" w:hAnsi="Cambria" w:cs="Times New Roman"/>
+                      <w:sz w:val="24"/>
+                      <w:szCs w:val="24"/>
+                    </w:rPr>
+                  </w:pPr>
+                  <w:r>
+                    <w:rPr>
+                      <w:rFonts w:ascii="Cambria" w:hAnsi="Cambria" w:cs="Times New Roman"/>
+                      <w:sz w:val="24"/>
+                      <w:szCs w:val="24"/>
+                    </w:rPr>
+                    <w:t>GPU V3 (stretch)</w:t>
+                  </w:r>
+                </w:p>
+              </w:tc>
+              <w:tc>
+                <w:tcPr>
+                  <w:tcW w:w="3041" w:type="dxa"/>
+                </w:tcPr>
+                <w:p>
+                  <w:pPr>
+                    <w:pStyle w:val="ListParagraph"/>
+                    <w:spacing w:line="360" w:lineRule="auto"/>
+                    <w:ind w:left="0"/>
+                    <w:rPr>
+                      <w:rFonts w:ascii="Cambria" w:hAnsi="Cambria" w:cs="Times New Roman"/>
+                      <w:sz w:val="24"/>
+                      <w:szCs w:val="24"/>
+                    </w:rPr>
+                  </w:pPr>
+                  <w:r>
+                    <w:rPr>
+                      <w:rFonts w:ascii="Cambria" w:hAnsi="Cambria" w:cs="Times New Roman"/>
+                      <w:sz w:val="24"/>
+                      <w:szCs w:val="24"/>
+                    </w:rPr>
+                    <w:t>Matrix NMS (Wang et al., 2020) — replaces sequential suppression with a fully parallel soft-suppression pass based on a decay factor</w:t>
+                  </w:r>
+                </w:p>
+              </w:tc>
+              <w:tc>
+                <w:tcPr>
+                  <w:tcW w:w="3042" w:type="dxa"/>
+                </w:tcPr>
+                <w:p>
+                  <w:pPr>
+                    <w:pStyle w:val="ListParagraph"/>
+                    <w:spacing w:line="360" w:lineRule="auto"/>
+                    <w:ind w:left="0"/>
+                    <w:rPr>
+                      <w:rFonts w:ascii="Cambria" w:hAnsi="Cambria" w:cs="Times New Roman"/>
+                      <w:sz w:val="24"/>
+                      <w:szCs w:val="24"/>
+                    </w:rPr>
+                  </w:pPr>
+                  <w:r>
+                    <w:rPr>
+                      <w:rFonts w:ascii="Cambria" w:hAnsi="Cambria" w:cs="Times New Roman"/>
+                      <w:sz w:val="24"/>
+                      <w:szCs w:val="24"/>
+                    </w:rPr>
+                    <w:t>30–80× (125% target),</w:t>
+                  </w:r>
+                  <w:r>
+                    <w:rPr>
+                      <w:rFonts w:ascii="Cambria" w:hAnsi="Cambria" w:cs="Times New Roman"/>
+                      <w:sz w:val="24"/>
+                      <w:szCs w:val="24"/>
+                    </w:rPr>
+                    <w:t xml:space="preserve"> &lt;5ms </w:t>
+                  </w:r>
+                  <w:r>
+                    <w:rPr>
+                      <w:rFonts w:ascii="Cambria" w:hAnsi="Cambria" w:cs="Times New Roman"/>
+                      <w:sz w:val="24"/>
+                      <w:szCs w:val="24"/>
+                    </w:rPr>
+                    <w:t>at N=10,000/batch 32</w:t>
+                  </w:r>
+                </w:p>
+              </w:tc>
+            </w:tr>
+          </w:tbl>
+          <w:p>
+            <w:pPr>
+              <w:pStyle w:val="ListParagraph"/>
+              <w:spacing w:line="360" w:lineRule="auto"/>
+              <w:ind w:left="0" w:hanging="18"/>
+              <w:jc w:val="both"/>
+              <w:rPr>
+                <w:rFonts w:ascii="Cambria" w:hAnsi="Cambria" w:cs="Times New Roman"/>
+                <w:sz w:val="24"/>
+                <w:szCs w:val="24"/>
+              </w:rPr>
+            </w:pPr>
+          </w:p>
+          <w:p>
+            <w:pPr>
+              <w:pStyle w:val="ListParagraph"/>
+              <w:spacing w:line="360" w:lineRule="auto"/>
+              <w:ind w:left="0" w:hanging="18"/>
+              <w:jc w:val="both"/>
+              <w:rPr>
+                <w:rFonts w:ascii="Cambria" w:hAnsi="Cambria" w:cs="Times New Roman"/>
+                <w:sz w:val="24"/>
+                <w:szCs w:val="24"/>
+              </w:rPr>
+            </w:pPr>
+            <w:r>
+              <w:rPr>
+                <w:rFonts w:ascii="Cambria" w:hAnsi="Cambria" w:cs="Times New Roman"/>
+                <w:sz w:val="24"/>
+                <w:szCs w:val="24"/>
+              </w:rPr>
+              <w:t xml:space="preserve">        </w:t>
+            </w:r>
+            <w:r>
+              <w:rPr>
+                <w:rFonts w:ascii="Cambria" w:hAnsi="Cambria" w:cs="Times New Roman"/>
+                <w:sz w:val="24"/>
+                <w:szCs w:val="24"/>
+              </w:rPr>
+              <w:t xml:space="preserve">Each version is verified against </w:t>
+            </w:r>
+            <w:proofErr w:type="spellStart"/>
+            <w:r>
+              <w:rPr>
+                <w:rFonts w:ascii="Cambria" w:hAnsi="Cambria" w:cs="Times New Roman"/>
+                <w:i/>
+                <w:iCs/>
+                <w:sz w:val="24"/>
+                <w:szCs w:val="24"/>
+              </w:rPr>
+              <w:t>torchvision.ops.nms</w:t>
+            </w:r>
+            <w:proofErr w:type="spellEnd"/>
+            <w:r>
+              <w:rPr>
+                <w:rFonts w:ascii="Cambria" w:hAnsi="Cambria" w:cs="Times New Roman"/>
+                <w:sz w:val="24"/>
+                <w:szCs w:val="24"/>
+              </w:rPr>
+              <w:t xml:space="preserve"> before moving to the next (see </w:t>
+            </w:r>
+            <w:r>
+              <w:rPr>
+                <w:rFonts w:ascii="Cambria" w:hAnsi="Cambria" w:cs="Times New Roman"/>
+                <w:i/>
+                <w:iCs/>
+                <w:sz w:val="24"/>
+                <w:szCs w:val="24"/>
+              </w:rPr>
+              <w:t>tests/test_correctness.py</w:t>
+            </w:r>
+            <w:r>
+              <w:rPr>
+                <w:rFonts w:ascii="Cambria" w:hAnsi="Cambria" w:cs="Times New Roman"/>
+                <w:sz w:val="24"/>
+                <w:szCs w:val="24"/>
+              </w:rPr>
+              <w:t>), so a regression in V2/V3 is caught immediately rather than at the end.</w:t>
             </w:r>
           </w:p>
           <w:p>
@@ -901,15 +2823,22 @@
                 <w:sz w:val="24"/>
                 <w:szCs w:val="24"/>
               </w:rPr>
-              <w:t>The challenge</w:t>
+              <w:t>Resources</w:t>
             </w:r>
           </w:p>
           <w:p>
             <w:pPr>
+              <w:pStyle w:val="ListParagraph"/>
+              <w:numPr>
+                <w:ilvl w:val="0"/>
+                <w:numId w:val="42"/>
+              </w:numPr>
               <w:spacing w:line="360" w:lineRule="auto"/>
               <w:jc w:val="both"/>
               <w:rPr>
                 <w:rFonts w:ascii="Cambria" w:hAnsi="Cambria" w:cs="Times New Roman"/>
+                <w:b/>
+                <w:bCs/>
                 <w:sz w:val="24"/>
                 <w:szCs w:val="24"/>
               </w:rPr>
@@ -917,11 +2846,418 @@
             <w:r>
               <w:rPr>
                 <w:rFonts w:ascii="Cambria" w:hAnsi="Cambria" w:cs="Times New Roman"/>
-                <w:sz w:val="24"/>
-                <w:szCs w:val="24"/>
-              </w:rPr>
-              <w:lastRenderedPageBreak/>
-              <w:t>Describe why the problem is challenging. What aspects of the problem might make it difficult to parallelize? In other words, what to you hope to learn by doing the project?</w:t>
+                <w:b/>
+                <w:bCs/>
+                <w:sz w:val="24"/>
+                <w:szCs w:val="24"/>
+              </w:rPr>
+              <w:t xml:space="preserve">Starting code base: </w:t>
+            </w:r>
+            <w:r>
+              <w:rPr>
+                <w:rFonts w:ascii="Cambria" w:hAnsi="Cambria" w:cs="Times New Roman"/>
+                <w:sz w:val="24"/>
+                <w:szCs w:val="24"/>
+              </w:rPr>
+              <w:t xml:space="preserve">from scratch for the CPU baseline (NumPy); </w:t>
+            </w:r>
+            <w:proofErr w:type="spellStart"/>
+            <w:r>
+              <w:rPr>
+                <w:rFonts w:ascii="Cambria" w:hAnsi="Cambria" w:cs="Times New Roman"/>
+                <w:i/>
+                <w:iCs/>
+                <w:sz w:val="24"/>
+                <w:szCs w:val="24"/>
+              </w:rPr>
+              <w:t>torchvision.ops.nms</w:t>
+            </w:r>
+            <w:proofErr w:type="spellEnd"/>
+            <w:r>
+              <w:rPr>
+                <w:rFonts w:ascii="Cambria" w:hAnsi="Cambria" w:cs="Times New Roman"/>
+                <w:sz w:val="24"/>
+                <w:szCs w:val="24"/>
+              </w:rPr>
+              <w:t xml:space="preserve"> and </w:t>
+            </w:r>
+            <w:proofErr w:type="spellStart"/>
+            <w:r>
+              <w:rPr>
+                <w:rFonts w:ascii="Cambria" w:hAnsi="Cambria" w:cs="Times New Roman"/>
+                <w:i/>
+                <w:iCs/>
+                <w:sz w:val="24"/>
+                <w:szCs w:val="24"/>
+              </w:rPr>
+              <w:t>torchvision.ops.box_iou</w:t>
+            </w:r>
+            <w:proofErr w:type="spellEnd"/>
+            <w:r>
+              <w:rPr>
+                <w:rFonts w:ascii="Cambria" w:hAnsi="Cambria" w:cs="Times New Roman"/>
+                <w:sz w:val="24"/>
+                <w:szCs w:val="24"/>
+              </w:rPr>
+              <w:t xml:space="preserve"> used only as a reference to verify correctness (not copied).</w:t>
+            </w:r>
+          </w:p>
+          <w:p>
+            <w:pPr>
+              <w:pStyle w:val="ListParagraph"/>
+              <w:numPr>
+                <w:ilvl w:val="0"/>
+                <w:numId w:val="42"/>
+              </w:numPr>
+              <w:spacing w:line="360" w:lineRule="auto"/>
+              <w:jc w:val="both"/>
+              <w:rPr>
+                <w:rFonts w:ascii="Cambria" w:hAnsi="Cambria" w:cs="Times New Roman"/>
+                <w:b/>
+                <w:bCs/>
+                <w:sz w:val="24"/>
+                <w:szCs w:val="24"/>
+              </w:rPr>
+            </w:pPr>
+            <w:r>
+              <w:rPr>
+                <w:rFonts w:ascii="Cambria" w:hAnsi="Cambria" w:cs="Times New Roman"/>
+                <w:b/>
+                <w:bCs/>
+                <w:sz w:val="24"/>
+                <w:szCs w:val="24"/>
+              </w:rPr>
+              <w:t>Pretrained model</w:t>
+            </w:r>
+            <w:r>
+              <w:rPr>
+                <w:rFonts w:ascii="Cambria" w:hAnsi="Cambria" w:cs="Times New Roman"/>
+                <w:b/>
+                <w:bCs/>
+                <w:sz w:val="24"/>
+                <w:szCs w:val="24"/>
+              </w:rPr>
+              <w:t xml:space="preserve">: </w:t>
+            </w:r>
+            <w:r>
+              <w:rPr>
+                <w:rFonts w:ascii="Cambria" w:hAnsi="Cambria" w:cs="Times New Roman"/>
+                <w:sz w:val="24"/>
+                <w:szCs w:val="24"/>
+              </w:rPr>
+              <w:t>YOLOv5s (</w:t>
+            </w:r>
+            <w:proofErr w:type="spellStart"/>
+            <w:r>
+              <w:rPr>
+                <w:rFonts w:ascii="Cambria" w:hAnsi="Cambria" w:cs="Times New Roman"/>
+                <w:i/>
+                <w:iCs/>
+                <w:sz w:val="24"/>
+                <w:szCs w:val="24"/>
+              </w:rPr>
+              <w:t>torch.hub</w:t>
+            </w:r>
+            <w:proofErr w:type="spellEnd"/>
+            <w:r>
+              <w:rPr>
+                <w:rFonts w:ascii="Cambria" w:hAnsi="Cambria" w:cs="Times New Roman"/>
+                <w:sz w:val="24"/>
+                <w:szCs w:val="24"/>
+              </w:rPr>
+              <w:t>) for realistic box distributions.</w:t>
+            </w:r>
+          </w:p>
+          <w:p>
+            <w:pPr>
+              <w:pStyle w:val="ListParagraph"/>
+              <w:numPr>
+                <w:ilvl w:val="0"/>
+                <w:numId w:val="42"/>
+              </w:numPr>
+              <w:spacing w:line="360" w:lineRule="auto"/>
+              <w:jc w:val="both"/>
+              <w:rPr>
+                <w:rFonts w:ascii="Cambria" w:hAnsi="Cambria" w:cs="Times New Roman"/>
+                <w:b/>
+                <w:bCs/>
+                <w:sz w:val="24"/>
+                <w:szCs w:val="24"/>
+              </w:rPr>
+            </w:pPr>
+            <w:r>
+              <w:rPr>
+                <w:rFonts w:ascii="Cambria" w:hAnsi="Cambria" w:cs="Times New Roman"/>
+                <w:b/>
+                <w:bCs/>
+                <w:sz w:val="24"/>
+                <w:szCs w:val="24"/>
+              </w:rPr>
+              <w:t>Reference papers:</w:t>
+            </w:r>
+            <w:r>
+              <w:rPr>
+                <w:rFonts w:ascii="Cambria" w:hAnsi="Cambria" w:cs="Times New Roman"/>
+                <w:b/>
+                <w:bCs/>
+                <w:sz w:val="24"/>
+                <w:szCs w:val="24"/>
+              </w:rPr>
+              <w:t xml:space="preserve"> </w:t>
+            </w:r>
+            <w:proofErr w:type="spellStart"/>
+            <w:r>
+              <w:rPr>
+                <w:rFonts w:ascii="Cambria" w:hAnsi="Cambria" w:cs="Times New Roman"/>
+                <w:sz w:val="24"/>
+                <w:szCs w:val="24"/>
+              </w:rPr>
+              <w:t>Bodla</w:t>
+            </w:r>
+            <w:proofErr w:type="spellEnd"/>
+            <w:r>
+              <w:rPr>
+                <w:rFonts w:ascii="Cambria" w:hAnsi="Cambria" w:cs="Times New Roman"/>
+                <w:sz w:val="24"/>
+                <w:szCs w:val="24"/>
+              </w:rPr>
+              <w:t xml:space="preserve"> et al. 2017 (Soft-NMS); Wang et al. 2020 (Matrix NMS, Section 3.3) — used for GPU V3 design.</w:t>
+            </w:r>
+          </w:p>
+          <w:p>
+            <w:pPr>
+              <w:pStyle w:val="ListParagraph"/>
+              <w:numPr>
+                <w:ilvl w:val="0"/>
+                <w:numId w:val="42"/>
+              </w:numPr>
+              <w:spacing w:line="360" w:lineRule="auto"/>
+              <w:jc w:val="both"/>
+              <w:rPr>
+                <w:rFonts w:ascii="Cambria" w:hAnsi="Cambria" w:cs="Times New Roman"/>
+                <w:b/>
+                <w:bCs/>
+                <w:sz w:val="24"/>
+                <w:szCs w:val="24"/>
+              </w:rPr>
+            </w:pPr>
+            <w:r>
+              <w:rPr>
+                <w:rFonts w:ascii="Cambria" w:hAnsi="Cambria" w:cs="Times New Roman"/>
+                <w:b/>
+                <w:bCs/>
+                <w:sz w:val="24"/>
+                <w:szCs w:val="24"/>
+              </w:rPr>
+              <w:t>Compute</w:t>
+            </w:r>
+            <w:r>
+              <w:rPr>
+                <w:rFonts w:ascii="Cambria" w:hAnsi="Cambria" w:cs="Times New Roman"/>
+                <w:b/>
+                <w:bCs/>
+                <w:sz w:val="24"/>
+                <w:szCs w:val="24"/>
+              </w:rPr>
+              <w:t xml:space="preserve">: </w:t>
+            </w:r>
+            <w:r>
+              <w:rPr>
+                <w:rFonts w:ascii="Cambria" w:hAnsi="Cambria" w:cs="Times New Roman"/>
+                <w:sz w:val="24"/>
+                <w:szCs w:val="24"/>
+              </w:rPr>
+              <w:t xml:space="preserve">Google </w:t>
+            </w:r>
+            <w:proofErr w:type="spellStart"/>
+            <w:r>
+              <w:rPr>
+                <w:rFonts w:ascii="Cambria" w:hAnsi="Cambria" w:cs="Times New Roman"/>
+                <w:sz w:val="24"/>
+                <w:szCs w:val="24"/>
+              </w:rPr>
+              <w:t>Colab</w:t>
+            </w:r>
+            <w:proofErr w:type="spellEnd"/>
+            <w:r>
+              <w:rPr>
+                <w:rFonts w:ascii="Cambria" w:hAnsi="Cambria" w:cs="Times New Roman"/>
+                <w:sz w:val="24"/>
+                <w:szCs w:val="24"/>
+              </w:rPr>
+              <w:t xml:space="preserve"> / Kaggle Notebook (free GPU).</w:t>
+            </w:r>
+          </w:p>
+          <w:p>
+            <w:pPr>
+              <w:pStyle w:val="ListParagraph"/>
+              <w:numPr>
+                <w:ilvl w:val="0"/>
+                <w:numId w:val="42"/>
+              </w:numPr>
+              <w:spacing w:line="360" w:lineRule="auto"/>
+              <w:jc w:val="both"/>
+              <w:rPr>
+                <w:rFonts w:ascii="Cambria" w:hAnsi="Cambria" w:cs="Times New Roman"/>
+                <w:b/>
+                <w:bCs/>
+                <w:sz w:val="24"/>
+                <w:szCs w:val="24"/>
+              </w:rPr>
+            </w:pPr>
+            <w:r>
+              <w:rPr>
+                <w:rFonts w:ascii="Cambria" w:hAnsi="Cambria" w:cs="Times New Roman"/>
+                <w:b/>
+                <w:bCs/>
+                <w:sz w:val="24"/>
+                <w:szCs w:val="24"/>
+              </w:rPr>
+              <w:t>GPU language/library</w:t>
+            </w:r>
+            <w:r>
+              <w:rPr>
+                <w:rFonts w:ascii="Cambria" w:hAnsi="Cambria" w:cs="Times New Roman"/>
+                <w:b/>
+                <w:bCs/>
+                <w:sz w:val="24"/>
+                <w:szCs w:val="24"/>
+              </w:rPr>
+              <w:t xml:space="preserve">: </w:t>
+            </w:r>
+            <w:proofErr w:type="spellStart"/>
+            <w:r>
+              <w:rPr>
+                <w:rFonts w:ascii="Cambria" w:hAnsi="Cambria" w:cs="Times New Roman"/>
+                <w:sz w:val="24"/>
+                <w:szCs w:val="24"/>
+              </w:rPr>
+              <w:t>Numba</w:t>
+            </w:r>
+            <w:proofErr w:type="spellEnd"/>
+            <w:r>
+              <w:rPr>
+                <w:rFonts w:ascii="Cambria" w:hAnsi="Cambria" w:cs="Times New Roman"/>
+                <w:sz w:val="24"/>
+                <w:szCs w:val="24"/>
+              </w:rPr>
+              <w:t xml:space="preserve"> (@cuda.jit) — the course's official GPU tool (no raw CUDA C/C++).</w:t>
+            </w:r>
+          </w:p>
+          <w:p>
+            <w:pPr>
+              <w:pStyle w:val="ListParagraph"/>
+              <w:numPr>
+                <w:ilvl w:val="0"/>
+                <w:numId w:val="42"/>
+              </w:numPr>
+              <w:spacing w:line="360" w:lineRule="auto"/>
+              <w:jc w:val="both"/>
+              <w:rPr>
+                <w:rFonts w:ascii="Cambria" w:hAnsi="Cambria" w:cs="Times New Roman"/>
+                <w:b/>
+                <w:bCs/>
+                <w:sz w:val="24"/>
+                <w:szCs w:val="24"/>
+              </w:rPr>
+            </w:pPr>
+            <w:r>
+              <w:rPr>
+                <w:rFonts w:ascii="Cambria" w:hAnsi="Cambria" w:cs="Times New Roman"/>
+                <w:b/>
+                <w:bCs/>
+                <w:sz w:val="24"/>
+                <w:szCs w:val="24"/>
+              </w:rPr>
+              <w:t>Open item:</w:t>
+            </w:r>
+            <w:r>
+              <w:rPr>
+                <w:rFonts w:ascii="Cambria" w:hAnsi="Cambria" w:cs="Times New Roman"/>
+                <w:b/>
+                <w:bCs/>
+                <w:sz w:val="24"/>
+                <w:szCs w:val="24"/>
+              </w:rPr>
+              <w:t xml:space="preserve"> </w:t>
+            </w:r>
+            <w:r>
+              <w:rPr>
+                <w:rFonts w:ascii="Cambria" w:hAnsi="Cambria" w:cs="Times New Roman"/>
+                <w:sz w:val="24"/>
+                <w:szCs w:val="24"/>
+              </w:rPr>
+              <w:t xml:space="preserve">GPU profiling on </w:t>
+            </w:r>
+            <w:proofErr w:type="spellStart"/>
+            <w:r>
+              <w:rPr>
+                <w:rFonts w:ascii="Cambria" w:hAnsi="Cambria" w:cs="Times New Roman"/>
+                <w:sz w:val="24"/>
+                <w:szCs w:val="24"/>
+              </w:rPr>
+              <w:t>Colab</w:t>
+            </w:r>
+            <w:proofErr w:type="spellEnd"/>
+            <w:r>
+              <w:rPr>
+                <w:rFonts w:ascii="Cambria" w:hAnsi="Cambria" w:cs="Times New Roman"/>
+                <w:sz w:val="24"/>
+                <w:szCs w:val="24"/>
+              </w:rPr>
+              <w:t xml:space="preserve"> via </w:t>
+            </w:r>
+            <w:proofErr w:type="spellStart"/>
+            <w:r>
+              <w:rPr>
+                <w:rFonts w:ascii="Cambria" w:hAnsi="Cambria" w:cs="Times New Roman"/>
+                <w:i/>
+                <w:iCs/>
+                <w:sz w:val="24"/>
+                <w:szCs w:val="24"/>
+              </w:rPr>
+              <w:t>nvprof</w:t>
+            </w:r>
+            <w:proofErr w:type="spellEnd"/>
+            <w:r>
+              <w:rPr>
+                <w:rFonts w:ascii="Cambria" w:hAnsi="Cambria" w:cs="Times New Roman"/>
+                <w:sz w:val="24"/>
+                <w:szCs w:val="24"/>
+              </w:rPr>
+              <w:t xml:space="preserve"> may be restricted by permissions — needs early testing; </w:t>
+            </w:r>
+            <w:proofErr w:type="spellStart"/>
+            <w:proofErr w:type="gramStart"/>
+            <w:r>
+              <w:rPr>
+                <w:rFonts w:ascii="Cambria" w:hAnsi="Cambria" w:cs="Times New Roman"/>
+                <w:i/>
+                <w:iCs/>
+                <w:sz w:val="24"/>
+                <w:szCs w:val="24"/>
+              </w:rPr>
+              <w:t>torch.cuda</w:t>
+            </w:r>
+            <w:proofErr w:type="gramEnd"/>
+            <w:r>
+              <w:rPr>
+                <w:rFonts w:ascii="Cambria" w:hAnsi="Cambria" w:cs="Times New Roman"/>
+                <w:i/>
+                <w:iCs/>
+                <w:sz w:val="24"/>
+                <w:szCs w:val="24"/>
+              </w:rPr>
+              <w:t>.Event</w:t>
+            </w:r>
+            <w:proofErr w:type="spellEnd"/>
+            <w:r>
+              <w:rPr>
+                <w:rFonts w:ascii="Cambria" w:hAnsi="Cambria" w:cs="Times New Roman"/>
+                <w:sz w:val="24"/>
+                <w:szCs w:val="24"/>
+              </w:rPr>
+              <w:t xml:space="preserve"> timing or Nsight tools may be a fallback.</w:t>
             </w:r>
           </w:p>
           <w:p>
@@ -950,15 +3286,19 @@
                 <w:sz w:val="24"/>
                 <w:szCs w:val="24"/>
               </w:rPr>
-              <w:t>Resources</w:t>
+              <w:t>Goals And Deliverables</w:t>
             </w:r>
           </w:p>
           <w:p>
             <w:pPr>
+              <w:pStyle w:val="ListParagraph"/>
               <w:spacing w:line="360" w:lineRule="auto"/>
+              <w:ind w:left="-17"/>
               <w:jc w:val="both"/>
               <w:rPr>
                 <w:rFonts w:ascii="Cambria" w:hAnsi="Cambria" w:cs="Times New Roman"/>
+                <w:b/>
+                <w:bCs/>
                 <w:sz w:val="24"/>
                 <w:szCs w:val="24"/>
               </w:rPr>
@@ -966,26 +3306,47 @@
             <w:r>
               <w:rPr>
                 <w:rFonts w:ascii="Cambria" w:hAnsi="Cambria" w:cs="Times New Roman"/>
-                <w:sz w:val="24"/>
-                <w:szCs w:val="24"/>
-              </w:rPr>
-              <w:t>Describe the resources (type of computers, starter code, etc.) you will use. What code base will you start from? Are you starting from scratch or using an existing piece of code? Is there a book or paper that you are using as a reference (if so, provide a citation)? Are there any other resources you need, but haven</w:t>
-            </w:r>
-            <w:r>
-              <w:rPr>
-                <w:rFonts w:ascii="Cambria" w:hAnsi="Cambria" w:cs="Times New Roman"/>
-                <w:sz w:val="24"/>
-                <w:szCs w:val="24"/>
-              </w:rPr>
-              <w:t>’t</w:t>
-            </w:r>
-            <w:r>
-              <w:rPr>
-                <w:rFonts w:ascii="Cambria" w:hAnsi="Cambria" w:cs="Times New Roman"/>
-                <w:sz w:val="24"/>
-                <w:szCs w:val="24"/>
-              </w:rPr>
-              <w:t xml:space="preserve"> figured out how to obtain yet? Could you benefit from access to any special machines?</w:t>
+                <w:b/>
+                <w:bCs/>
+                <w:sz w:val="24"/>
+                <w:szCs w:val="24"/>
+              </w:rPr>
+              <w:t>Performance Target: ≥15× speedup at 100% level, 30–80× at 125% stretch level, measured at N=10,000 boxes, batch size 32.</w:t>
+            </w:r>
+          </w:p>
+          <w:p>
+            <w:pPr>
+              <w:pStyle w:val="ListParagraph"/>
+              <w:spacing w:line="360" w:lineRule="auto"/>
+              <w:ind w:left="-17"/>
+              <w:jc w:val="both"/>
+              <w:rPr>
+                <w:rFonts w:ascii="Cambria" w:hAnsi="Cambria" w:cs="Times New Roman"/>
+                <w:b/>
+                <w:bCs/>
+                <w:sz w:val="24"/>
+                <w:szCs w:val="24"/>
+              </w:rPr>
+            </w:pPr>
+            <w:r>
+              <w:rPr>
+                <w:rFonts w:ascii="Cambria" w:hAnsi="Cambria" w:cs="Times New Roman"/>
+                <w:b/>
+                <w:bCs/>
+                <w:sz w:val="24"/>
+                <w:szCs w:val="24"/>
+              </w:rPr>
+              <w:t>1</w:t>
+            </w:r>
+            <w:r>
+              <w:rPr>
+                <w:rFonts w:ascii="Cambria" w:hAnsi="Cambria" w:cs="Times New Roman"/>
+                <w:b/>
+                <w:bCs/>
+                <w:sz w:val="24"/>
+                <w:szCs w:val="24"/>
+              </w:rPr>
+              <w:t xml:space="preserve">00% (must achieve): </w:t>
             </w:r>
           </w:p>
           <w:p>
@@ -993,15 +3354,12 @@
               <w:pStyle w:val="ListParagraph"/>
               <w:numPr>
                 <w:ilvl w:val="0"/>
-                <w:numId w:val="29"/>
+                <w:numId w:val="44"/>
               </w:numPr>
               <w:spacing w:line="360" w:lineRule="auto"/>
-              <w:ind w:left="360"/>
               <w:jc w:val="both"/>
               <w:rPr>
                 <w:rFonts w:ascii="Cambria" w:hAnsi="Cambria" w:cs="Times New Roman"/>
-                <w:b/>
-                <w:bCs/>
                 <w:sz w:val="24"/>
                 <w:szCs w:val="24"/>
               </w:rPr>
@@ -1009,31 +3367,28 @@
             <w:r>
               <w:rPr>
                 <w:rFonts w:ascii="Cambria" w:hAnsi="Cambria" w:cs="Times New Roman"/>
-                <w:b/>
-                <w:bCs/>
-                <w:sz w:val="24"/>
-                <w:szCs w:val="24"/>
-              </w:rPr>
-              <w:t>Goals And Deliverables</w:t>
-            </w:r>
-          </w:p>
-          <w:p>
-            <w:pPr>
-              <w:spacing w:line="360" w:lineRule="auto"/>
-              <w:jc w:val="both"/>
-              <w:rPr>
-                <w:rFonts w:ascii="Cambria" w:hAnsi="Cambria" w:cs="Times New Roman"/>
-                <w:sz w:val="24"/>
-                <w:szCs w:val="24"/>
-              </w:rPr>
-            </w:pPr>
-            <w:r>
-              <w:rPr>
-                <w:rFonts w:ascii="Cambria" w:hAnsi="Cambria" w:cs="Times New Roman"/>
-                <w:sz w:val="24"/>
-                <w:szCs w:val="24"/>
-              </w:rPr>
-              <w:t>Describe the deliverables or goals of your project. This is by far the most important section of the proposal!</w:t>
+                <w:sz w:val="24"/>
+                <w:szCs w:val="24"/>
+              </w:rPr>
+              <w:t xml:space="preserve">CPU baseline correct, verified to match </w:t>
+            </w:r>
+            <w:proofErr w:type="spellStart"/>
+            <w:r>
+              <w:rPr>
+                <w:rFonts w:ascii="Cambria" w:hAnsi="Cambria" w:cs="Times New Roman"/>
+                <w:sz w:val="24"/>
+                <w:szCs w:val="24"/>
+              </w:rPr>
+              <w:t>torchvision.ops.nms</w:t>
+            </w:r>
+            <w:proofErr w:type="spellEnd"/>
+            <w:r>
+              <w:rPr>
+                <w:rFonts w:ascii="Cambria" w:hAnsi="Cambria" w:cs="Times New Roman"/>
+                <w:sz w:val="24"/>
+                <w:szCs w:val="24"/>
+              </w:rPr>
+              <w:t xml:space="preserve"> (tolerance 1e-4) </w:t>
             </w:r>
           </w:p>
           <w:p>
@@ -1041,7 +3396,7 @@
               <w:pStyle w:val="ListParagraph"/>
               <w:numPr>
                 <w:ilvl w:val="0"/>
-                <w:numId w:val="40"/>
+                <w:numId w:val="44"/>
               </w:numPr>
               <w:spacing w:line="360" w:lineRule="auto"/>
               <w:jc w:val="both"/>
@@ -1057,7 +3412,25 @@
                 <w:sz w:val="24"/>
                 <w:szCs w:val="24"/>
               </w:rPr>
-              <w:t>Separate your goals into what you PLAN TO ACHIEVE ("100%" -- what you believe you must get done to have a successful project and get the grade you expect) and an extra goal or two ("125%") that you HOPE TO ACHIEVE if the project goes really well and you get ahead of schedule, as well as goals in case the work goes more slowly ("75%"). It may not be possible to state precise performance goals at this time, but we encourage you be as precise as possible. If you do state a goal, give some justification of why you think you can achieve it. (e.g., I hope to speed up my starter code 10x, because if I did it would run in real-time.)</w:t>
+              <w:t xml:space="preserve">GPU V1: parallel </w:t>
+            </w:r>
+            <w:proofErr w:type="spellStart"/>
+            <w:r>
+              <w:rPr>
+                <w:rFonts w:ascii="Cambria" w:hAnsi="Cambria" w:cs="Times New Roman"/>
+                <w:sz w:val="24"/>
+                <w:szCs w:val="24"/>
+              </w:rPr>
+              <w:t>IoU</w:t>
+            </w:r>
+            <w:proofErr w:type="spellEnd"/>
+            <w:r>
+              <w:rPr>
+                <w:rFonts w:ascii="Cambria" w:hAnsi="Cambria" w:cs="Times New Roman"/>
+                <w:sz w:val="24"/>
+                <w:szCs w:val="24"/>
+              </w:rPr>
+              <w:t xml:space="preserve"> matrix kernel (1 thread per pair) — correct, not yet optimized for speed </w:t>
             </w:r>
           </w:p>
           <w:p>
@@ -1065,7 +3438,7 @@
               <w:pStyle w:val="ListParagraph"/>
               <w:numPr>
                 <w:ilvl w:val="0"/>
-                <w:numId w:val="40"/>
+                <w:numId w:val="44"/>
               </w:numPr>
               <w:spacing w:line="360" w:lineRule="auto"/>
               <w:jc w:val="both"/>
@@ -1081,7 +3454,7 @@
                 <w:sz w:val="24"/>
                 <w:szCs w:val="24"/>
               </w:rPr>
-              <w:t>If applicable, describe the demo you plan to show at the seminar presentation (Will it be an interactive demo? Will you show an output of the program that is really neat? Will you show speedup graphs?). Specifically, what will you show us that will demonstrate you did a good job?</w:t>
+              <w:t xml:space="preserve">GPU V2: batched NMS with parallel reduction for the suppression mask, coalesced memory access </w:t>
             </w:r>
           </w:p>
           <w:p>
@@ -1089,7 +3462,7 @@
               <w:pStyle w:val="ListParagraph"/>
               <w:numPr>
                 <w:ilvl w:val="0"/>
-                <w:numId w:val="40"/>
+                <w:numId w:val="44"/>
               </w:numPr>
               <w:spacing w:line="360" w:lineRule="auto"/>
               <w:jc w:val="both"/>
@@ -1105,7 +3478,7 @@
                 <w:sz w:val="24"/>
                 <w:szCs w:val="24"/>
               </w:rPr>
-              <w:t>If your project is an analysis project, what are you hoping to learn about the workload or system being studied? What question(s) do you plan to answer in your analysis?</w:t>
+              <w:t xml:space="preserve">At least 15× speedup over CPU NMS baseline at N=10,000 boxes (conservative target, below the catalog's official 30–80×, to ensure achievability) </w:t>
             </w:r>
           </w:p>
           <w:p>
@@ -1113,12 +3486,51 @@
               <w:pStyle w:val="ListParagraph"/>
               <w:numPr>
                 <w:ilvl w:val="0"/>
-                <w:numId w:val="40"/>
+                <w:numId w:val="44"/>
               </w:numPr>
               <w:spacing w:line="360" w:lineRule="auto"/>
               <w:jc w:val="both"/>
               <w:rPr>
                 <w:rFonts w:ascii="Cambria" w:hAnsi="Cambria" w:cs="Times New Roman"/>
+                <w:sz w:val="24"/>
+                <w:szCs w:val="24"/>
+              </w:rPr>
+            </w:pPr>
+            <w:r>
+              <w:rPr>
+                <w:rFonts w:ascii="Cambria" w:hAnsi="Cambria" w:cs="Times New Roman"/>
+                <w:sz w:val="24"/>
+                <w:szCs w:val="24"/>
+              </w:rPr>
+              <w:t xml:space="preserve">Justification: since the </w:t>
+            </w:r>
+            <w:proofErr w:type="spellStart"/>
+            <w:r>
+              <w:rPr>
+                <w:rFonts w:ascii="Cambria" w:hAnsi="Cambria" w:cs="Times New Roman"/>
+                <w:sz w:val="24"/>
+                <w:szCs w:val="24"/>
+              </w:rPr>
+              <w:t>IoU</w:t>
+            </w:r>
+            <w:proofErr w:type="spellEnd"/>
+            <w:r>
+              <w:rPr>
+                <w:rFonts w:ascii="Cambria" w:hAnsi="Cambria" w:cs="Times New Roman"/>
+                <w:sz w:val="24"/>
+                <w:szCs w:val="24"/>
+              </w:rPr>
+              <w:t xml:space="preserve"> step is embarrassingly parallel, simply moving from a Python loop to a GPU kernel computing thousands of pairs simultaneously already yields substantial speedup at large N. </w:t>
+            </w:r>
+          </w:p>
+          <w:p>
+            <w:pPr>
+              <w:pStyle w:val="ListParagraph"/>
+              <w:spacing w:line="360" w:lineRule="auto"/>
+              <w:ind w:left="-17"/>
+              <w:jc w:val="both"/>
+              <w:rPr>
+                <w:rFonts w:ascii="Cambria" w:hAnsi="Cambria" w:cs="Times New Roman"/>
                 <w:b/>
                 <w:bCs/>
                 <w:sz w:val="24"/>
@@ -1128,56 +3540,760 @@
             <w:r>
               <w:rPr>
                 <w:rFonts w:ascii="Cambria" w:hAnsi="Cambria" w:cs="Times New Roman"/>
-                <w:sz w:val="24"/>
-                <w:szCs w:val="24"/>
-              </w:rPr>
-              <w:t>Systems project proposals should describe what the system will be capable of and what performance is hoped to be achieved.</w:t>
+                <w:b/>
+                <w:bCs/>
+                <w:sz w:val="24"/>
+                <w:szCs w:val="24"/>
+              </w:rPr>
+              <w:t xml:space="preserve">125% (stretch, if ahead of schedule): </w:t>
             </w:r>
           </w:p>
-        </w:tc>
-      </w:tr>
-      <w:tr>
-        <w:tc>
-          <w:tcPr>
-            <w:tcW w:w="9350" w:type="dxa"/>
-          </w:tcPr>
+          <w:p>
+            <w:pPr>
+              <w:pStyle w:val="ListParagraph"/>
+              <w:numPr>
+                <w:ilvl w:val="0"/>
+                <w:numId w:val="44"/>
+              </w:numPr>
+              <w:spacing w:line="360" w:lineRule="auto"/>
+              <w:jc w:val="both"/>
+              <w:rPr>
+                <w:rFonts w:ascii="Cambria" w:hAnsi="Cambria" w:cs="Times New Roman"/>
+                <w:sz w:val="24"/>
+                <w:szCs w:val="24"/>
+              </w:rPr>
+            </w:pPr>
+            <w:r>
+              <w:rPr>
+                <w:rFonts w:ascii="Cambria" w:hAnsi="Cambria" w:cs="Times New Roman"/>
+                <w:sz w:val="24"/>
+                <w:szCs w:val="24"/>
+              </w:rPr>
+              <w:t xml:space="preserve">GPU V3: full Matrix NMS (Wang et al. 2020), reaching the catalog's official target of 30– 80× speedup, processing 10,000 boxes/batch 32 in under 5ms </w:t>
+            </w:r>
+          </w:p>
+          <w:p>
+            <w:pPr>
+              <w:pStyle w:val="ListParagraph"/>
+              <w:numPr>
+                <w:ilvl w:val="0"/>
+                <w:numId w:val="44"/>
+              </w:numPr>
+              <w:spacing w:line="360" w:lineRule="auto"/>
+              <w:jc w:val="both"/>
+              <w:rPr>
+                <w:rFonts w:ascii="Cambria" w:hAnsi="Cambria" w:cs="Times New Roman"/>
+                <w:sz w:val="24"/>
+                <w:szCs w:val="24"/>
+              </w:rPr>
+            </w:pPr>
+            <w:r>
+              <w:rPr>
+                <w:rFonts w:ascii="Cambria" w:hAnsi="Cambria" w:cs="Times New Roman"/>
+                <w:sz w:val="24"/>
+                <w:szCs w:val="24"/>
+              </w:rPr>
+              <w:t xml:space="preserve">Additional comparison of Soft-NMS vs. Matrix NMS speed/accuracy trade-off </w:t>
+            </w:r>
+          </w:p>
+          <w:p>
+            <w:pPr>
+              <w:pStyle w:val="ListParagraph"/>
+              <w:spacing w:line="360" w:lineRule="auto"/>
+              <w:ind w:left="-17"/>
+              <w:jc w:val="both"/>
+              <w:rPr>
+                <w:rFonts w:ascii="Cambria" w:hAnsi="Cambria" w:cs="Times New Roman"/>
+                <w:b/>
+                <w:bCs/>
+                <w:sz w:val="24"/>
+                <w:szCs w:val="24"/>
+              </w:rPr>
+            </w:pPr>
+            <w:r>
+              <w:rPr>
+                <w:rFonts w:ascii="Cambria" w:hAnsi="Cambria" w:cs="Times New Roman"/>
+                <w:b/>
+                <w:bCs/>
+                <w:sz w:val="24"/>
+                <w:szCs w:val="24"/>
+              </w:rPr>
+              <w:t xml:space="preserve">75% (if behind schedule): </w:t>
+            </w:r>
+          </w:p>
+          <w:p>
+            <w:pPr>
+              <w:pStyle w:val="ListParagraph"/>
+              <w:numPr>
+                <w:ilvl w:val="0"/>
+                <w:numId w:val="47"/>
+              </w:numPr>
+              <w:spacing w:line="360" w:lineRule="auto"/>
+              <w:jc w:val="both"/>
+              <w:rPr>
+                <w:rFonts w:ascii="Cambria" w:hAnsi="Cambria" w:cs="Times New Roman"/>
+                <w:sz w:val="24"/>
+                <w:szCs w:val="24"/>
+              </w:rPr>
+            </w:pPr>
+            <w:r>
+              <w:rPr>
+                <w:rFonts w:ascii="Cambria" w:hAnsi="Cambria" w:cs="Times New Roman"/>
+                <w:sz w:val="24"/>
+                <w:szCs w:val="24"/>
+              </w:rPr>
+              <w:t xml:space="preserve">Only GPU V1 (naive </w:t>
+            </w:r>
+            <w:proofErr w:type="spellStart"/>
+            <w:r>
+              <w:rPr>
+                <w:rFonts w:ascii="Cambria" w:hAnsi="Cambria" w:cs="Times New Roman"/>
+                <w:sz w:val="24"/>
+                <w:szCs w:val="24"/>
+              </w:rPr>
+              <w:t>IoU</w:t>
+            </w:r>
+            <w:proofErr w:type="spellEnd"/>
+            <w:r>
+              <w:rPr>
+                <w:rFonts w:ascii="Cambria" w:hAnsi="Cambria" w:cs="Times New Roman"/>
+                <w:sz w:val="24"/>
+                <w:szCs w:val="24"/>
+              </w:rPr>
+              <w:t xml:space="preserve"> kernel) completed, with correctness + baseline speedup measured, memory/compute not yet optimized </w:t>
+            </w:r>
+          </w:p>
+          <w:p>
+            <w:pPr>
+              <w:pStyle w:val="ListParagraph"/>
+              <w:numPr>
+                <w:ilvl w:val="0"/>
+                <w:numId w:val="47"/>
+              </w:numPr>
+              <w:spacing w:line="360" w:lineRule="auto"/>
+              <w:jc w:val="both"/>
+              <w:rPr>
+                <w:rFonts w:ascii="Cambria" w:hAnsi="Cambria" w:cs="Times New Roman"/>
+                <w:sz w:val="24"/>
+                <w:szCs w:val="24"/>
+              </w:rPr>
+            </w:pPr>
+            <w:r>
+              <w:rPr>
+                <w:rFonts w:ascii="Cambria" w:hAnsi="Cambria" w:cs="Times New Roman"/>
+                <w:sz w:val="24"/>
+                <w:szCs w:val="24"/>
+              </w:rPr>
+              <w:t xml:space="preserve">Sufficient data collected to analyze why the target wasn't reached and what would improve it Demo at seminar: </w:t>
+            </w:r>
+          </w:p>
+          <w:p>
+            <w:pPr>
+              <w:pStyle w:val="ListParagraph"/>
+              <w:numPr>
+                <w:ilvl w:val="0"/>
+                <w:numId w:val="47"/>
+              </w:numPr>
+              <w:spacing w:line="360" w:lineRule="auto"/>
+              <w:jc w:val="both"/>
+              <w:rPr>
+                <w:rFonts w:ascii="Cambria" w:hAnsi="Cambria" w:cs="Times New Roman"/>
+                <w:sz w:val="24"/>
+                <w:szCs w:val="24"/>
+              </w:rPr>
+            </w:pPr>
+            <w:r>
+              <w:rPr>
+                <w:rFonts w:ascii="Cambria" w:hAnsi="Cambria" w:cs="Times New Roman"/>
+                <w:sz w:val="24"/>
+                <w:szCs w:val="24"/>
+              </w:rPr>
+              <w:t xml:space="preserve">Latency comparison chart: CPU vs. GPU V1 vs. V2 (vs. V3 if completed) across N {100, ∈ 1,000, 10,000} </w:t>
+            </w:r>
+          </w:p>
+          <w:p>
+            <w:pPr>
+              <w:pStyle w:val="ListParagraph"/>
+              <w:numPr>
+                <w:ilvl w:val="0"/>
+                <w:numId w:val="47"/>
+              </w:numPr>
+              <w:spacing w:line="360" w:lineRule="auto"/>
+              <w:jc w:val="both"/>
+              <w:rPr>
+                <w:rFonts w:ascii="Cambria" w:hAnsi="Cambria" w:cs="Times New Roman"/>
+                <w:sz w:val="24"/>
+                <w:szCs w:val="24"/>
+              </w:rPr>
+            </w:pPr>
+            <w:r>
+              <w:rPr>
+                <w:rFonts w:ascii="Cambria" w:hAnsi="Cambria" w:cs="Times New Roman"/>
+                <w:sz w:val="24"/>
+                <w:szCs w:val="24"/>
+              </w:rPr>
+              <w:t xml:space="preserve">Visual demo: image with many overlapping boxes → after NMS only correct boxes remain, running in real time if the target is met </w:t>
+            </w:r>
+          </w:p>
+          <w:p>
+            <w:pPr>
+              <w:pStyle w:val="ListParagraph"/>
+              <w:numPr>
+                <w:ilvl w:val="0"/>
+                <w:numId w:val="47"/>
+              </w:numPr>
+              <w:spacing w:line="360" w:lineRule="auto"/>
+              <w:jc w:val="both"/>
+              <w:rPr>
+                <w:rFonts w:ascii="Cambria" w:hAnsi="Cambria" w:cs="Times New Roman"/>
+                <w:sz w:val="24"/>
+                <w:szCs w:val="24"/>
+              </w:rPr>
+            </w:pPr>
+            <w:r>
+              <w:rPr>
+                <w:rFonts w:ascii="Cambria" w:hAnsi="Cambria" w:cs="Times New Roman"/>
+                <w:sz w:val="24"/>
+                <w:szCs w:val="24"/>
+              </w:rPr>
+              <w:t>Table comparing final detection results between CPU and GPU (proving correctness)</w:t>
+            </w:r>
+          </w:p>
           <w:p>
             <w:pPr>
               <w:spacing w:line="360" w:lineRule="auto"/>
+              <w:ind w:left="-17"/>
               <w:jc w:val="both"/>
               <w:rPr>
                 <w:rFonts w:ascii="Cambria" w:hAnsi="Cambria" w:cs="Times New Roman"/>
                 <w:b/>
+                <w:bCs/>
                 <w:sz w:val="24"/>
                 <w:szCs w:val="24"/>
               </w:rPr>
             </w:pPr>
+            <w:r>
+              <w:rPr>
+                <w:rFonts w:ascii="Cambria" w:hAnsi="Cambria" w:cs="Times New Roman"/>
+                <w:b/>
+                <w:bCs/>
+                <w:sz w:val="24"/>
+                <w:szCs w:val="24"/>
+              </w:rPr>
+              <w:t>Demo at seminar:</w:t>
+            </w:r>
+          </w:p>
+          <w:p>
+            <w:pPr>
+              <w:pStyle w:val="ListParagraph"/>
+              <w:numPr>
+                <w:ilvl w:val="0"/>
+                <w:numId w:val="48"/>
+              </w:numPr>
+              <w:spacing w:line="360" w:lineRule="auto"/>
+              <w:jc w:val="both"/>
+              <w:rPr>
+                <w:rFonts w:ascii="Cambria" w:hAnsi="Cambria" w:cs="Times New Roman"/>
+                <w:sz w:val="24"/>
+                <w:szCs w:val="24"/>
+              </w:rPr>
+            </w:pPr>
+            <w:r>
+              <w:rPr>
+                <w:rFonts w:ascii="Cambria" w:hAnsi="Cambria" w:cs="Times New Roman"/>
+                <w:sz w:val="24"/>
+                <w:szCs w:val="24"/>
+              </w:rPr>
+              <w:t xml:space="preserve">Latency comparison chart: CPU vs. GPU V1 vs. V2 (vs. V3 if completed) across N {100, </w:t>
+            </w:r>
+            <w:r>
+              <w:rPr>
+                <w:rFonts w:ascii="Cambria Math" w:hAnsi="Cambria Math" w:cs="Cambria Math"/>
+                <w:sz w:val="24"/>
+                <w:szCs w:val="24"/>
+              </w:rPr>
+              <w:t>∈</w:t>
+            </w:r>
+            <w:r>
+              <w:rPr>
+                <w:rFonts w:ascii="Cambria" w:hAnsi="Cambria" w:cs="Times New Roman"/>
+                <w:sz w:val="24"/>
+                <w:szCs w:val="24"/>
+              </w:rPr>
+              <w:t xml:space="preserve"> 1,000, 10,000} </w:t>
+            </w:r>
+          </w:p>
+          <w:p>
+            <w:pPr>
+              <w:pStyle w:val="ListParagraph"/>
+              <w:numPr>
+                <w:ilvl w:val="0"/>
+                <w:numId w:val="48"/>
+              </w:numPr>
+              <w:spacing w:line="360" w:lineRule="auto"/>
+              <w:jc w:val="both"/>
+              <w:rPr>
+                <w:rFonts w:ascii="Cambria" w:hAnsi="Cambria" w:cs="Times New Roman"/>
+                <w:sz w:val="24"/>
+                <w:szCs w:val="24"/>
+              </w:rPr>
+            </w:pPr>
+            <w:r>
+              <w:rPr>
+                <w:rFonts w:ascii="Cambria" w:hAnsi="Cambria" w:cs="Times New Roman"/>
+                <w:sz w:val="24"/>
+                <w:szCs w:val="24"/>
+              </w:rPr>
+              <w:t xml:space="preserve">Visual demo: image with many overlapping boxes → after NMS only correct boxes remain, running in real time if the target is met </w:t>
+            </w:r>
+          </w:p>
+          <w:p>
+            <w:pPr>
+              <w:pStyle w:val="ListParagraph"/>
+              <w:numPr>
+                <w:ilvl w:val="0"/>
+                <w:numId w:val="48"/>
+              </w:numPr>
+              <w:spacing w:line="360" w:lineRule="auto"/>
+              <w:jc w:val="both"/>
+              <w:rPr>
+                <w:rFonts w:ascii="Cambria" w:hAnsi="Cambria" w:cs="Times New Roman"/>
+                <w:b/>
+                <w:bCs/>
+                <w:sz w:val="24"/>
+                <w:szCs w:val="24"/>
+              </w:rPr>
+            </w:pPr>
+            <w:r>
+              <w:rPr>
+                <w:rFonts w:ascii="Cambria" w:hAnsi="Cambria" w:cs="Times New Roman"/>
+                <w:sz w:val="24"/>
+                <w:szCs w:val="24"/>
+              </w:rPr>
+              <w:t>Table comparing final detection results between CPU and GPU (proving correctness)</w:t>
+            </w:r>
+          </w:p>
+          <w:p>
+            <w:pPr>
+              <w:spacing w:line="360" w:lineRule="auto"/>
+              <w:ind w:left="-34"/>
+              <w:jc w:val="both"/>
+              <w:rPr>
+                <w:rFonts w:ascii="Cambria" w:hAnsi="Cambria" w:cs="Times New Roman"/>
+                <w:b/>
+                <w:bCs/>
+                <w:sz w:val="24"/>
+                <w:szCs w:val="24"/>
+              </w:rPr>
+            </w:pPr>
+            <w:r>
+              <w:rPr>
+                <w:rFonts w:ascii="Cambria" w:hAnsi="Cambria" w:cs="Times New Roman"/>
+                <w:b/>
+                <w:bCs/>
+                <w:sz w:val="24"/>
+                <w:szCs w:val="24"/>
+              </w:rPr>
+              <w:t>Risk Analysis</w:t>
+            </w:r>
+          </w:p>
+          <w:p>
+            <w:pPr>
+              <w:pStyle w:val="ListParagraph"/>
+              <w:numPr>
+                <w:ilvl w:val="0"/>
+                <w:numId w:val="49"/>
+              </w:numPr>
+              <w:spacing w:line="360" w:lineRule="auto"/>
+              <w:jc w:val="both"/>
+              <w:rPr>
+                <w:rFonts w:ascii="Cambria" w:hAnsi="Cambria" w:cs="Times New Roman"/>
+                <w:sz w:val="24"/>
+                <w:szCs w:val="24"/>
+              </w:rPr>
+            </w:pPr>
+            <w:r>
+              <w:rPr>
+                <w:rFonts w:ascii="Cambria" w:hAnsi="Cambria" w:cs="Times New Roman"/>
+                <w:b/>
+                <w:bCs/>
+                <w:sz w:val="24"/>
+                <w:szCs w:val="24"/>
+              </w:rPr>
+              <w:t xml:space="preserve">GPU profiling on </w:t>
+            </w:r>
+            <w:proofErr w:type="spellStart"/>
+            <w:r>
+              <w:rPr>
+                <w:rFonts w:ascii="Cambria" w:hAnsi="Cambria" w:cs="Times New Roman"/>
+                <w:b/>
+                <w:bCs/>
+                <w:sz w:val="24"/>
+                <w:szCs w:val="24"/>
+              </w:rPr>
+              <w:t>Colab</w:t>
+            </w:r>
+            <w:proofErr w:type="spellEnd"/>
+            <w:r>
+              <w:rPr>
+                <w:rFonts w:ascii="Cambria" w:hAnsi="Cambria" w:cs="Times New Roman"/>
+                <w:b/>
+                <w:bCs/>
+                <w:sz w:val="24"/>
+                <w:szCs w:val="24"/>
+              </w:rPr>
+              <w:t xml:space="preserve"> may be permission-restricted. </w:t>
+            </w:r>
+            <w:proofErr w:type="spellStart"/>
+            <w:r>
+              <w:rPr>
+                <w:rFonts w:ascii="Cambria" w:hAnsi="Cambria" w:cs="Times New Roman"/>
+                <w:sz w:val="24"/>
+                <w:szCs w:val="24"/>
+              </w:rPr>
+              <w:t>Colab's</w:t>
+            </w:r>
+            <w:proofErr w:type="spellEnd"/>
+            <w:r>
+              <w:rPr>
+                <w:rFonts w:ascii="Cambria" w:hAnsi="Cambria" w:cs="Times New Roman"/>
+                <w:sz w:val="24"/>
+                <w:szCs w:val="24"/>
+              </w:rPr>
+              <w:t xml:space="preserve"> shared VMs frequently block </w:t>
+            </w:r>
+            <w:proofErr w:type="spellStart"/>
+            <w:r>
+              <w:rPr>
+                <w:rFonts w:ascii="Cambria" w:hAnsi="Cambria" w:cs="Times New Roman"/>
+                <w:sz w:val="24"/>
+                <w:szCs w:val="24"/>
+              </w:rPr>
+              <w:t>nvprof</w:t>
+            </w:r>
+            <w:proofErr w:type="spellEnd"/>
+            <w:r>
+              <w:rPr>
+                <w:rFonts w:ascii="Cambria" w:hAnsi="Cambria" w:cs="Times New Roman"/>
+                <w:sz w:val="24"/>
+                <w:szCs w:val="24"/>
+              </w:rPr>
+              <w:t xml:space="preserve"> / Nsight Compute due to non-root access, which would prevent kernel-level profiling (occupancy, memory throughput) needed to justify GPU V2/V3 design decisions. Mitigation: fall back to wall-clock timing via </w:t>
+            </w:r>
+            <w:proofErr w:type="spellStart"/>
+            <w:proofErr w:type="gramStart"/>
+            <w:r>
+              <w:rPr>
+                <w:rFonts w:ascii="Cambria" w:hAnsi="Cambria" w:cs="Times New Roman"/>
+                <w:sz w:val="24"/>
+                <w:szCs w:val="24"/>
+              </w:rPr>
+              <w:t>torch.cuda</w:t>
+            </w:r>
+            <w:proofErr w:type="gramEnd"/>
+            <w:r>
+              <w:rPr>
+                <w:rFonts w:ascii="Cambria" w:hAnsi="Cambria" w:cs="Times New Roman"/>
+                <w:sz w:val="24"/>
+                <w:szCs w:val="24"/>
+              </w:rPr>
+              <w:t>.Event</w:t>
+            </w:r>
+            <w:proofErr w:type="spellEnd"/>
+            <w:r>
+              <w:rPr>
+                <w:rFonts w:ascii="Cambria" w:hAnsi="Cambria" w:cs="Times New Roman"/>
+                <w:sz w:val="24"/>
+                <w:szCs w:val="24"/>
+              </w:rPr>
+              <w:t>(</w:t>
+            </w:r>
+            <w:proofErr w:type="spellStart"/>
+            <w:r>
+              <w:rPr>
+                <w:rFonts w:ascii="Cambria" w:hAnsi="Cambria" w:cs="Times New Roman"/>
+                <w:sz w:val="24"/>
+                <w:szCs w:val="24"/>
+              </w:rPr>
+              <w:t>enable_timing</w:t>
+            </w:r>
+            <w:proofErr w:type="spellEnd"/>
+            <w:r>
+              <w:rPr>
+                <w:rFonts w:ascii="Cambria" w:hAnsi="Cambria" w:cs="Times New Roman"/>
+                <w:sz w:val="24"/>
+                <w:szCs w:val="24"/>
+              </w:rPr>
+              <w:t xml:space="preserve">=True) / </w:t>
+            </w:r>
+            <w:proofErr w:type="spellStart"/>
+            <w:r>
+              <w:rPr>
+                <w:rFonts w:ascii="Cambria" w:hAnsi="Cambria" w:cs="Times New Roman"/>
+                <w:sz w:val="24"/>
+                <w:szCs w:val="24"/>
+              </w:rPr>
+              <w:t>numba.cuda.event</w:t>
+            </w:r>
+            <w:proofErr w:type="spellEnd"/>
+            <w:r>
+              <w:rPr>
+                <w:rFonts w:ascii="Cambria" w:hAnsi="Cambria" w:cs="Times New Roman"/>
+                <w:sz w:val="24"/>
+                <w:szCs w:val="24"/>
+              </w:rPr>
+              <w:t xml:space="preserve">, which works without elevated privileges; test </w:t>
+            </w:r>
+            <w:proofErr w:type="spellStart"/>
+            <w:r>
+              <w:rPr>
+                <w:rFonts w:ascii="Cambria" w:hAnsi="Cambria" w:cs="Times New Roman"/>
+                <w:sz w:val="24"/>
+                <w:szCs w:val="24"/>
+              </w:rPr>
+              <w:t>nvprof</w:t>
+            </w:r>
+            <w:proofErr w:type="spellEnd"/>
+            <w:r>
+              <w:rPr>
+                <w:rFonts w:ascii="Cambria" w:hAnsi="Cambria" w:cs="Times New Roman"/>
+                <w:sz w:val="24"/>
+                <w:szCs w:val="24"/>
+              </w:rPr>
+              <w:t xml:space="preserve"> access in Week 1 (not at the profiling deadline) so there is time to switch approach if it fails.</w:t>
+            </w:r>
+          </w:p>
+          <w:p>
+            <w:pPr>
+              <w:pStyle w:val="ListParagraph"/>
+              <w:numPr>
+                <w:ilvl w:val="0"/>
+                <w:numId w:val="49"/>
+              </w:numPr>
+              <w:spacing w:line="360" w:lineRule="auto"/>
+              <w:jc w:val="both"/>
+              <w:rPr>
+                <w:rFonts w:ascii="Cambria" w:hAnsi="Cambria" w:cs="Times New Roman"/>
+                <w:sz w:val="24"/>
+                <w:szCs w:val="24"/>
+              </w:rPr>
+            </w:pPr>
+            <w:r>
+              <w:rPr>
+                <w:rFonts w:ascii="Cambria" w:hAnsi="Cambria" w:cs="Times New Roman"/>
+                <w:b/>
+                <w:bCs/>
+                <w:sz w:val="24"/>
+                <w:szCs w:val="24"/>
+              </w:rPr>
+              <w:t xml:space="preserve">Floating-point mismatch between the hand-written </w:t>
+            </w:r>
+            <w:proofErr w:type="spellStart"/>
+            <w:r>
+              <w:rPr>
+                <w:rFonts w:ascii="Cambria" w:hAnsi="Cambria" w:cs="Times New Roman"/>
+                <w:b/>
+                <w:bCs/>
+                <w:sz w:val="24"/>
+                <w:szCs w:val="24"/>
+              </w:rPr>
+              <w:t>Numba</w:t>
+            </w:r>
+            <w:proofErr w:type="spellEnd"/>
+            <w:r>
+              <w:rPr>
+                <w:rFonts w:ascii="Cambria" w:hAnsi="Cambria" w:cs="Times New Roman"/>
+                <w:b/>
+                <w:bCs/>
+                <w:sz w:val="24"/>
+                <w:szCs w:val="24"/>
+              </w:rPr>
+              <w:t xml:space="preserve"> kernel and </w:t>
+            </w:r>
+            <w:proofErr w:type="spellStart"/>
+            <w:r>
+              <w:rPr>
+                <w:rFonts w:ascii="Cambria" w:hAnsi="Cambria" w:cs="Times New Roman"/>
+                <w:b/>
+                <w:bCs/>
+                <w:sz w:val="24"/>
+                <w:szCs w:val="24"/>
+              </w:rPr>
+              <w:t>torchvision.ops.nms</w:t>
+            </w:r>
+            <w:proofErr w:type="spellEnd"/>
+            <w:r>
+              <w:rPr>
+                <w:rFonts w:ascii="Cambria" w:hAnsi="Cambria" w:cs="Times New Roman"/>
+                <w:sz w:val="24"/>
+                <w:szCs w:val="24"/>
+              </w:rPr>
+              <w:t xml:space="preserve">. </w:t>
+            </w:r>
+            <w:proofErr w:type="spellStart"/>
+            <w:r>
+              <w:rPr>
+                <w:rFonts w:ascii="Cambria" w:hAnsi="Cambria" w:cs="Times New Roman"/>
+                <w:sz w:val="24"/>
+                <w:szCs w:val="24"/>
+              </w:rPr>
+              <w:t>IoU</w:t>
+            </w:r>
+            <w:proofErr w:type="spellEnd"/>
+            <w:r>
+              <w:rPr>
+                <w:rFonts w:ascii="Cambria" w:hAnsi="Cambria" w:cs="Times New Roman"/>
+                <w:sz w:val="24"/>
+                <w:szCs w:val="24"/>
+              </w:rPr>
+              <w:t xml:space="preserve"> computed in a CUDA kernel (single precision, different summation order than </w:t>
+            </w:r>
+            <w:proofErr w:type="spellStart"/>
+            <w:r>
+              <w:rPr>
+                <w:rFonts w:ascii="Cambria" w:hAnsi="Cambria" w:cs="Times New Roman"/>
+                <w:sz w:val="24"/>
+                <w:szCs w:val="24"/>
+              </w:rPr>
+              <w:t>PyTorch's</w:t>
+            </w:r>
+            <w:proofErr w:type="spellEnd"/>
+            <w:r>
+              <w:rPr>
+                <w:rFonts w:ascii="Cambria" w:hAnsi="Cambria" w:cs="Times New Roman"/>
+                <w:sz w:val="24"/>
+                <w:szCs w:val="24"/>
+              </w:rPr>
+              <w:t xml:space="preserve"> C++/CUDA backend) can disagree with the reference by a few ULPs, and — more importantly — ties in box scores can flip the greedy suppression order (since </w:t>
+            </w:r>
+            <w:proofErr w:type="spellStart"/>
+            <w:r>
+              <w:rPr>
+                <w:rFonts w:ascii="Cambria" w:hAnsi="Cambria" w:cs="Times New Roman"/>
+                <w:sz w:val="24"/>
+                <w:szCs w:val="24"/>
+              </w:rPr>
+              <w:t>torchvision.ops.nms</w:t>
+            </w:r>
+            <w:proofErr w:type="spellEnd"/>
+            <w:r>
+              <w:rPr>
+                <w:rFonts w:ascii="Cambria" w:hAnsi="Cambria" w:cs="Times New Roman"/>
+                <w:sz w:val="24"/>
+                <w:szCs w:val="24"/>
+              </w:rPr>
+              <w:t xml:space="preserve"> sorts stably while a naive kernel/</w:t>
+            </w:r>
+            <w:proofErr w:type="spellStart"/>
+            <w:r>
+              <w:rPr>
+                <w:rFonts w:ascii="Cambria" w:hAnsi="Cambria" w:cs="Times New Roman"/>
+                <w:sz w:val="24"/>
+                <w:szCs w:val="24"/>
+              </w:rPr>
+              <w:t>argsort</w:t>
+            </w:r>
+            <w:proofErr w:type="spellEnd"/>
+            <w:r>
+              <w:rPr>
+                <w:rFonts w:ascii="Cambria" w:hAnsi="Cambria" w:cs="Times New Roman"/>
+                <w:sz w:val="24"/>
+                <w:szCs w:val="24"/>
+              </w:rPr>
+              <w:t xml:space="preserve"> may not), producing a different set of kept boxes even when every individual </w:t>
+            </w:r>
+            <w:proofErr w:type="spellStart"/>
+            <w:r>
+              <w:rPr>
+                <w:rFonts w:ascii="Cambria" w:hAnsi="Cambria" w:cs="Times New Roman"/>
+                <w:sz w:val="24"/>
+                <w:szCs w:val="24"/>
+              </w:rPr>
+              <w:t>IoU</w:t>
+            </w:r>
+            <w:proofErr w:type="spellEnd"/>
+            <w:r>
+              <w:rPr>
+                <w:rFonts w:ascii="Cambria" w:hAnsi="Cambria" w:cs="Times New Roman"/>
+                <w:sz w:val="24"/>
+                <w:szCs w:val="24"/>
+              </w:rPr>
+              <w:t xml:space="preserve"> value matches within tolerance. Mitigation: verify </w:t>
+            </w:r>
+            <w:proofErr w:type="spellStart"/>
+            <w:r>
+              <w:rPr>
+                <w:rFonts w:ascii="Cambria" w:hAnsi="Cambria" w:cs="Times New Roman"/>
+                <w:sz w:val="24"/>
+                <w:szCs w:val="24"/>
+              </w:rPr>
+              <w:t>IoU</w:t>
+            </w:r>
+            <w:proofErr w:type="spellEnd"/>
+            <w:r>
+              <w:rPr>
+                <w:rFonts w:ascii="Cambria" w:hAnsi="Cambria" w:cs="Times New Roman"/>
+                <w:sz w:val="24"/>
+                <w:szCs w:val="24"/>
+              </w:rPr>
+              <w:t xml:space="preserve"> values within a numerical tolerance (e.g. 1e-4) rather than requiring bit-exact floats; use a stable sort (kind='stable' in NumPy, an explicit stable sort on GPU) so tie-breaking matches the reference; report the kept-box-set match rate in addition to </w:t>
+            </w:r>
+            <w:proofErr w:type="spellStart"/>
+            <w:r>
+              <w:rPr>
+                <w:rFonts w:ascii="Cambria" w:hAnsi="Cambria" w:cs="Times New Roman"/>
+                <w:sz w:val="24"/>
+                <w:szCs w:val="24"/>
+              </w:rPr>
+              <w:t>IoU</w:t>
+            </w:r>
+            <w:proofErr w:type="spellEnd"/>
+            <w:r>
+              <w:rPr>
+                <w:rFonts w:ascii="Cambria" w:hAnsi="Cambria" w:cs="Times New Roman"/>
+                <w:sz w:val="24"/>
+                <w:szCs w:val="24"/>
+              </w:rPr>
+              <w:t xml:space="preserve"> error, and treat near-ties (score difference below a small epsilon) as an expected, documented source of disagreement rather than a bug.</w:t>
+            </w:r>
+          </w:p>
+          <w:p>
+            <w:pPr>
+              <w:pStyle w:val="ListParagraph"/>
+              <w:numPr>
+                <w:ilvl w:val="0"/>
+                <w:numId w:val="49"/>
+              </w:numPr>
+              <w:spacing w:line="360" w:lineRule="auto"/>
+              <w:jc w:val="both"/>
+              <w:rPr>
+                <w:rFonts w:ascii="Cambria" w:hAnsi="Cambria" w:cs="Times New Roman"/>
+                <w:sz w:val="24"/>
+                <w:szCs w:val="24"/>
+              </w:rPr>
+            </w:pPr>
+            <w:r>
+              <w:rPr>
+                <w:rFonts w:ascii="Cambria" w:hAnsi="Cambria" w:cs="Times New Roman"/>
+                <w:b/>
+                <w:bCs/>
+                <w:sz w:val="24"/>
+                <w:szCs w:val="24"/>
+              </w:rPr>
+              <w:t>GPU V3 (Matrix NMS) may not be finished in time</w:t>
+            </w:r>
+            <w:r>
+              <w:rPr>
+                <w:rFonts w:ascii="Cambria" w:hAnsi="Cambria" w:cs="Times New Roman"/>
+                <w:sz w:val="24"/>
+                <w:szCs w:val="24"/>
+              </w:rPr>
+              <w:t>. It is the hardest deliverable — replacing the sequential suppression dependency with a fully parallel soft-suppression formulation (Wang et al., 2020) — and is scheduled last, so any slippage in V1/V2 directly eats into V3's time budget. Mitigation: V3 is explicitly scoped as the 125% stretch goal, not a 100% requirement — the 75%/100% goals (V1, V2) are achievable without it; start reading the Matrix NMS paper (Section 3.3) in parallel with V1/V2 implementation instead of after, so design work isn't blocked by leftover schedule; if V3 is not completed, the 75% fallback plan (V1 only, with correctness + baseline speedup data and a written analysis of the gap) is already accounted for in Goals and Deliverables above.</w:t>
+            </w:r>
           </w:p>
         </w:tc>
       </w:tr>
     </w:tbl>
-    <w:p>
-      <w:pPr>
-        <w:spacing w:after="0" w:line="360" w:lineRule="auto"/>
-        <w:jc w:val="both"/>
-        <w:rPr>
-          <w:rFonts w:ascii="Cambria" w:hAnsi="Cambria" w:cs="Times New Roman"/>
-          <w:b/>
-          <w:sz w:val="12"/>
-        </w:rPr>
-      </w:pPr>
-    </w:p>
-    <w:p>
-      <w:pPr>
-        <w:spacing w:after="0" w:line="360" w:lineRule="auto"/>
-        <w:jc w:val="both"/>
-        <w:rPr>
-          <w:rFonts w:ascii="Cambria" w:hAnsi="Cambria" w:cs="Times New Roman"/>
-          <w:b/>
-          <w:sz w:val="12"/>
-        </w:rPr>
-      </w:pPr>
-    </w:p>
     <w:p>
       <w:pPr>
         <w:spacing w:after="0" w:line="360" w:lineRule="auto"/>
@@ -1276,33 +4392,14 @@
               <w:tblLook w:val="04A0" w:firstRow="1" w:lastRow="0" w:firstColumn="1" w:lastColumn="0" w:noHBand="0" w:noVBand="1"/>
             </w:tblPr>
             <w:tblGrid>
-              <w:gridCol w:w="1824"/>
-              <w:gridCol w:w="1825"/>
-              <w:gridCol w:w="1825"/>
-              <w:gridCol w:w="1825"/>
-              <w:gridCol w:w="1825"/>
+              <w:gridCol w:w="3041"/>
+              <w:gridCol w:w="3041"/>
+              <w:gridCol w:w="3042"/>
             </w:tblGrid>
             <w:tr>
               <w:tc>
                 <w:tcPr>
-                  <w:tcW w:w="1824" w:type="dxa"/>
-                </w:tcPr>
-                <w:p>
-                  <w:pPr>
-                    <w:spacing w:line="360" w:lineRule="auto"/>
-                    <w:jc w:val="center"/>
-                    <w:rPr>
-                      <w:rFonts w:ascii="Cambria" w:hAnsi="Cambria" w:cs="Times New Roman"/>
-                      <w:bCs/>
-                      <w:sz w:val="24"/>
-                      <w:szCs w:val="24"/>
-                    </w:rPr>
-                  </w:pPr>
-                </w:p>
-              </w:tc>
-              <w:tc>
-                <w:tcPr>
-                  <w:tcW w:w="1825" w:type="dxa"/>
+                  <w:tcW w:w="3041" w:type="dxa"/>
                 </w:tcPr>
                 <w:p>
                   <w:pPr>
@@ -1322,13 +4419,18 @@
                       <w:sz w:val="24"/>
                       <w:szCs w:val="24"/>
                     </w:rPr>
-                    <w:t>Week 01</w:t>
+                    <w:t>Week</w:t>
                   </w:r>
                 </w:p>
+              </w:tc>
+              <w:tc>
+                <w:tcPr>
+                  <w:tcW w:w="3041" w:type="dxa"/>
+                </w:tcPr>
                 <w:p>
                   <w:pPr>
                     <w:spacing w:line="360" w:lineRule="auto"/>
-                    <w:jc w:val="center"/>
+                    <w:jc w:val="both"/>
                     <w:rPr>
                       <w:rFonts w:ascii="Cambria" w:hAnsi="Cambria" w:cs="Times New Roman"/>
                       <w:bCs/>
@@ -1343,18 +4445,18 @@
                       <w:sz w:val="24"/>
                       <w:szCs w:val="24"/>
                     </w:rPr>
-                    <w:t>(from…to…)</w:t>
+                    <w:t>Person A</w:t>
                   </w:r>
                 </w:p>
               </w:tc>
               <w:tc>
                 <w:tcPr>
-                  <w:tcW w:w="1825" w:type="dxa"/>
+                  <w:tcW w:w="3042" w:type="dxa"/>
                 </w:tcPr>
                 <w:p>
                   <w:pPr>
                     <w:spacing w:line="360" w:lineRule="auto"/>
-                    <w:jc w:val="center"/>
+                    <w:jc w:val="both"/>
                     <w:rPr>
                       <w:rFonts w:ascii="Cambria" w:hAnsi="Cambria" w:cs="Times New Roman"/>
                       <w:bCs/>
@@ -1369,13 +4471,20 @@
                       <w:sz w:val="24"/>
                       <w:szCs w:val="24"/>
                     </w:rPr>
-                    <w:t>Week 02</w:t>
+                    <w:t>Person B</w:t>
                   </w:r>
                 </w:p>
+              </w:tc>
+            </w:tr>
+            <w:tr>
+              <w:tc>
+                <w:tcPr>
+                  <w:tcW w:w="3041" w:type="dxa"/>
+                </w:tcPr>
                 <w:p>
                   <w:pPr>
                     <w:spacing w:line="360" w:lineRule="auto"/>
-                    <w:jc w:val="center"/>
+                    <w:jc w:val="both"/>
                     <w:rPr>
                       <w:rFonts w:ascii="Cambria" w:hAnsi="Cambria" w:cs="Times New Roman"/>
                       <w:bCs/>
@@ -1390,35 +4499,18 @@
                       <w:sz w:val="24"/>
                       <w:szCs w:val="24"/>
                     </w:rPr>
-                    <w:t>(from…to…)</w:t>
+                    <w:t>5–6</w:t>
                   </w:r>
                 </w:p>
               </w:tc>
               <w:tc>
                 <w:tcPr>
-                  <w:tcW w:w="1825" w:type="dxa"/>
+                  <w:tcW w:w="3041" w:type="dxa"/>
                 </w:tcPr>
                 <w:p>
                   <w:pPr>
                     <w:spacing w:line="360" w:lineRule="auto"/>
-                    <w:jc w:val="center"/>
-                    <w:rPr>
-                      <w:rFonts w:ascii="Cambria" w:hAnsi="Cambria" w:cs="Times New Roman"/>
-                      <w:bCs/>
-                      <w:sz w:val="24"/>
-                      <w:szCs w:val="24"/>
-                    </w:rPr>
-                  </w:pPr>
-                </w:p>
-              </w:tc>
-              <w:tc>
-                <w:tcPr>
-                  <w:tcW w:w="1825" w:type="dxa"/>
-                </w:tcPr>
-                <w:p>
-                  <w:pPr>
-                    <w:spacing w:line="360" w:lineRule="auto"/>
-                    <w:jc w:val="center"/>
+                    <w:jc w:val="both"/>
                     <w:rPr>
                       <w:rFonts w:ascii="Cambria" w:hAnsi="Cambria" w:cs="Times New Roman"/>
                       <w:bCs/>
@@ -1433,13 +4525,18 @@
                       <w:sz w:val="24"/>
                       <w:szCs w:val="24"/>
                     </w:rPr>
-                    <w:t>Week n</w:t>
+                    <w:t>CPU baseline + profiling</w:t>
                   </w:r>
                 </w:p>
+              </w:tc>
+              <w:tc>
+                <w:tcPr>
+                  <w:tcW w:w="3042" w:type="dxa"/>
+                </w:tcPr>
                 <w:p>
                   <w:pPr>
                     <w:spacing w:line="360" w:lineRule="auto"/>
-                    <w:jc w:val="center"/>
+                    <w:jc w:val="both"/>
                     <w:rPr>
                       <w:rFonts w:ascii="Cambria" w:hAnsi="Cambria" w:cs="Times New Roman"/>
                       <w:bCs/>
@@ -1454,7 +4551,7 @@
                       <w:sz w:val="24"/>
                       <w:szCs w:val="24"/>
                     </w:rPr>
-                    <w:t>(from…to…)</w:t>
+                    <w:t>Write proposal + Git setup</w:t>
                   </w:r>
                 </w:p>
               </w:tc>
@@ -1462,12 +4559,12 @@
             <w:tr>
               <w:tc>
                 <w:tcPr>
-                  <w:tcW w:w="1824" w:type="dxa"/>
+                  <w:tcW w:w="3041" w:type="dxa"/>
                 </w:tcPr>
                 <w:p>
                   <w:pPr>
                     <w:spacing w:line="360" w:lineRule="auto"/>
-                    <w:jc w:val="center"/>
+                    <w:jc w:val="both"/>
                     <w:rPr>
                       <w:rFonts w:ascii="Cambria" w:hAnsi="Cambria" w:cs="Times New Roman"/>
                       <w:bCs/>
@@ -1475,16 +4572,25 @@
                       <w:szCs w:val="24"/>
                     </w:rPr>
                   </w:pPr>
+                  <w:r>
+                    <w:rPr>
+                      <w:rFonts w:ascii="Cambria" w:hAnsi="Cambria" w:cs="Times New Roman"/>
+                      <w:bCs/>
+                      <w:sz w:val="24"/>
+                      <w:szCs w:val="24"/>
+                    </w:rPr>
+                    <w:t>7</w:t>
+                  </w:r>
                 </w:p>
               </w:tc>
               <w:tc>
                 <w:tcPr>
-                  <w:tcW w:w="1825" w:type="dxa"/>
+                  <w:tcW w:w="3041" w:type="dxa"/>
                 </w:tcPr>
                 <w:p>
                   <w:pPr>
                     <w:spacing w:line="360" w:lineRule="auto"/>
-                    <w:jc w:val="center"/>
+                    <w:jc w:val="both"/>
                     <w:rPr>
                       <w:rFonts w:ascii="Cambria" w:hAnsi="Cambria" w:cs="Times New Roman"/>
                       <w:bCs/>
@@ -1492,16 +4598,25 @@
                       <w:szCs w:val="24"/>
                     </w:rPr>
                   </w:pPr>
+                  <w:r>
+                    <w:rPr>
+                      <w:rFonts w:ascii="Cambria" w:hAnsi="Cambria" w:cs="Times New Roman"/>
+                      <w:bCs/>
+                      <w:sz w:val="24"/>
+                      <w:szCs w:val="24"/>
+                    </w:rPr>
+                    <w:t>GPU V1 (naive IoU kernel)</w:t>
+                  </w:r>
                 </w:p>
               </w:tc>
               <w:tc>
                 <w:tcPr>
-                  <w:tcW w:w="1825" w:type="dxa"/>
+                  <w:tcW w:w="3042" w:type="dxa"/>
                 </w:tcPr>
                 <w:p>
                   <w:pPr>
                     <w:spacing w:line="360" w:lineRule="auto"/>
-                    <w:jc w:val="center"/>
+                    <w:jc w:val="both"/>
                     <w:rPr>
                       <w:rFonts w:ascii="Cambria" w:hAnsi="Cambria" w:cs="Times New Roman"/>
                       <w:bCs/>
@@ -1509,16 +4624,27 @@
                       <w:szCs w:val="24"/>
                     </w:rPr>
                   </w:pPr>
+                  <w:r>
+                    <w:rPr>
+                      <w:rFonts w:ascii="Cambria" w:hAnsi="Cambria" w:cs="Times New Roman"/>
+                      <w:bCs/>
+                      <w:sz w:val="24"/>
+                      <w:szCs w:val="24"/>
+                    </w:rPr>
+                    <w:t>Verify V1 vs. torchvision</w:t>
+                  </w:r>
                 </w:p>
               </w:tc>
+            </w:tr>
+            <w:tr>
               <w:tc>
                 <w:tcPr>
-                  <w:tcW w:w="1825" w:type="dxa"/>
+                  <w:tcW w:w="3041" w:type="dxa"/>
                 </w:tcPr>
                 <w:p>
                   <w:pPr>
                     <w:spacing w:line="360" w:lineRule="auto"/>
-                    <w:jc w:val="center"/>
+                    <w:jc w:val="both"/>
                     <w:rPr>
                       <w:rFonts w:ascii="Cambria" w:hAnsi="Cambria" w:cs="Times New Roman"/>
                       <w:bCs/>
@@ -1526,16 +4652,25 @@
                       <w:szCs w:val="24"/>
                     </w:rPr>
                   </w:pPr>
+                  <w:r>
+                    <w:rPr>
+                      <w:rFonts w:ascii="Cambria" w:hAnsi="Cambria" w:cs="Times New Roman"/>
+                      <w:bCs/>
+                      <w:sz w:val="24"/>
+                      <w:szCs w:val="24"/>
+                    </w:rPr>
+                    <w:t>8</w:t>
+                  </w:r>
                 </w:p>
               </w:tc>
               <w:tc>
                 <w:tcPr>
-                  <w:tcW w:w="1825" w:type="dxa"/>
+                  <w:tcW w:w="3041" w:type="dxa"/>
                 </w:tcPr>
                 <w:p>
                   <w:pPr>
                     <w:spacing w:line="360" w:lineRule="auto"/>
-                    <w:jc w:val="center"/>
+                    <w:jc w:val="both"/>
                     <w:rPr>
                       <w:rFonts w:ascii="Cambria" w:hAnsi="Cambria" w:cs="Times New Roman"/>
                       <w:bCs/>
@@ -1543,21 +4678,25 @@
                       <w:szCs w:val="24"/>
                     </w:rPr>
                   </w:pPr>
+                  <w:r>
+                    <w:rPr>
+                      <w:rFonts w:ascii="Cambria" w:hAnsi="Cambria" w:cs="Times New Roman"/>
+                      <w:bCs/>
+                      <w:sz w:val="24"/>
+                      <w:szCs w:val="24"/>
+                    </w:rPr>
+                    <w:t>GPU V2 (memory optimization)</w:t>
+                  </w:r>
                 </w:p>
               </w:tc>
-            </w:tr>
-            <w:tr>
-              <w:trPr>
-                <w:trHeight w:val="395"/>
-              </w:trPr>
               <w:tc>
                 <w:tcPr>
-                  <w:tcW w:w="1824" w:type="dxa"/>
+                  <w:tcW w:w="3042" w:type="dxa"/>
                 </w:tcPr>
                 <w:p>
                   <w:pPr>
                     <w:spacing w:line="360" w:lineRule="auto"/>
-                    <w:jc w:val="center"/>
+                    <w:jc w:val="both"/>
                     <w:rPr>
                       <w:rFonts w:ascii="Cambria" w:hAnsi="Cambria" w:cs="Times New Roman"/>
                       <w:bCs/>
@@ -1565,16 +4704,27 @@
                       <w:szCs w:val="24"/>
                     </w:rPr>
                   </w:pPr>
+                  <w:r>
+                    <w:rPr>
+                      <w:rFonts w:ascii="Cambria" w:hAnsi="Cambria" w:cs="Times New Roman"/>
+                      <w:bCs/>
+                      <w:sz w:val="24"/>
+                      <w:szCs w:val="24"/>
+                    </w:rPr>
+                    <w:t>GPU V3 (Matrix NMS)</w:t>
+                  </w:r>
                 </w:p>
               </w:tc>
+            </w:tr>
+            <w:tr>
               <w:tc>
                 <w:tcPr>
-                  <w:tcW w:w="1825" w:type="dxa"/>
+                  <w:tcW w:w="3041" w:type="dxa"/>
                 </w:tcPr>
                 <w:p>
                   <w:pPr>
                     <w:spacing w:line="360" w:lineRule="auto"/>
-                    <w:jc w:val="center"/>
+                    <w:jc w:val="both"/>
                     <w:rPr>
                       <w:rFonts w:ascii="Cambria" w:hAnsi="Cambria" w:cs="Times New Roman"/>
                       <w:bCs/>
@@ -1582,16 +4732,25 @@
                       <w:szCs w:val="24"/>
                     </w:rPr>
                   </w:pPr>
+                  <w:r>
+                    <w:rPr>
+                      <w:rFonts w:ascii="Cambria" w:hAnsi="Cambria" w:cs="Times New Roman"/>
+                      <w:bCs/>
+                      <w:sz w:val="24"/>
+                      <w:szCs w:val="24"/>
+                    </w:rPr>
+                    <w:t>9–10</w:t>
+                  </w:r>
                 </w:p>
               </w:tc>
               <w:tc>
                 <w:tcPr>
-                  <w:tcW w:w="1825" w:type="dxa"/>
+                  <w:tcW w:w="3041" w:type="dxa"/>
                 </w:tcPr>
                 <w:p>
                   <w:pPr>
                     <w:spacing w:line="360" w:lineRule="auto"/>
-                    <w:jc w:val="center"/>
+                    <w:jc w:val="both"/>
                     <w:rPr>
                       <w:rFonts w:ascii="Cambria" w:hAnsi="Cambria" w:cs="Times New Roman"/>
                       <w:bCs/>
@@ -1599,16 +4758,25 @@
                       <w:szCs w:val="24"/>
                     </w:rPr>
                   </w:pPr>
+                  <w:r>
+                    <w:rPr>
+                      <w:rFonts w:ascii="Cambria" w:hAnsi="Cambria" w:cs="Times New Roman"/>
+                      <w:bCs/>
+                      <w:sz w:val="24"/>
+                      <w:szCs w:val="24"/>
+                    </w:rPr>
+                    <w:t>Combined benchmarking</w:t>
+                  </w:r>
                 </w:p>
               </w:tc>
               <w:tc>
                 <w:tcPr>
-                  <w:tcW w:w="1825" w:type="dxa"/>
+                  <w:tcW w:w="3042" w:type="dxa"/>
                 </w:tcPr>
                 <w:p>
                   <w:pPr>
                     <w:spacing w:line="360" w:lineRule="auto"/>
-                    <w:jc w:val="center"/>
+                    <w:jc w:val="both"/>
                     <w:rPr>
                       <w:rFonts w:ascii="Cambria" w:hAnsi="Cambria" w:cs="Times New Roman"/>
                       <w:bCs/>
@@ -1616,23 +4784,15 @@
                       <w:szCs w:val="24"/>
                     </w:rPr>
                   </w:pPr>
-                </w:p>
-              </w:tc>
-              <w:tc>
-                <w:tcPr>
-                  <w:tcW w:w="1825" w:type="dxa"/>
-                </w:tcPr>
-                <w:p>
-                  <w:pPr>
-                    <w:spacing w:line="360" w:lineRule="auto"/>
-                    <w:jc w:val="center"/>
+                  <w:r>
                     <w:rPr>
                       <w:rFonts w:ascii="Cambria" w:hAnsi="Cambria" w:cs="Times New Roman"/>
                       <w:bCs/>
                       <w:sz w:val="24"/>
                       <w:szCs w:val="24"/>
                     </w:rPr>
-                  </w:pPr>
+                    <w:t>Report + slides + demo</w:t>
+                  </w:r>
                 </w:p>
               </w:tc>
             </w:tr>
@@ -1648,15 +4808,6 @@
                 <w:szCs w:val="24"/>
               </w:rPr>
             </w:pPr>
-            <w:r>
-              <w:rPr>
-                <w:rFonts w:ascii="Cambria" w:hAnsi="Cambria" w:cs="Times New Roman"/>
-                <w:bCs/>
-                <w:sz w:val="24"/>
-                <w:szCs w:val="24"/>
-              </w:rPr>
-              <w:t xml:space="preserve">      </w:t>
-            </w:r>
           </w:p>
         </w:tc>
       </w:tr>
@@ -1667,13 +4818,6 @@
           <w:rFonts w:ascii="Cambria" w:hAnsi="Cambria" w:cs="Times New Roman"/>
           <w:sz w:val="4"/>
           <w:szCs w:val="4"/>
-        </w:rPr>
-      </w:pPr>
-    </w:p>
-    <w:p>
-      <w:pPr>
-        <w:rPr>
-          <w:rFonts w:ascii="Cambria" w:hAnsi="Cambria" w:cs="Times New Roman"/>
         </w:rPr>
       </w:pPr>
     </w:p>
@@ -1694,7 +4838,7 @@
 </file>
 
 <file path=word/endnotes.xml><?xml version="1.0" encoding="utf-8"?>
-<w:endnotes xmlns:wpc="http://schemas.microsoft.com/office/word/2010/wordprocessingCanvas" xmlns:cx="http://schemas.microsoft.com/office/drawing/2014/chartex" xmlns:cx1="http://schemas.microsoft.com/office/drawing/2015/9/8/chartex" xmlns:cx2="http://schemas.microsoft.com/office/drawing/2015/10/21/chartex" xmlns:cx3="http://schemas.microsoft.com/office/drawing/2016/5/9/chartex" xmlns:cx4="http://schemas.microsoft.com/office/drawing/2016/5/10/chartex" xmlns:cx5="http://schemas.microsoft.com/office/drawing/2016/5/11/chartex" xmlns:cx6="http://schemas.microsoft.com/office/drawing/2016/5/12/chartex" xmlns:cx7="http://schemas.microsoft.com/office/drawing/2016/5/13/chartex" xmlns:cx8="http://schemas.microsoft.com/office/drawing/2016/5/14/chartex" xmlns:mc="http://schemas.openxmlformats.org/markup-compatibility/2006" xmlns:aink="http://schemas.microsoft.com/office/drawing/2016/ink" xmlns:am3d="http://schemas.microsoft.com/office/drawing/2017/model3d" xmlns:o="urn:schemas-microsoft-com:office:office" xmlns:oel="http://schemas.microsoft.com/office/2019/extlst" xmlns:r="http://schemas.openxmlformats.org/officeDocument/2006/relationships" xmlns:m="http://schemas.openxmlformats.org/officeDocument/2006/math" xmlns:v="urn:schemas-microsoft-com:vml" xmlns:wp14="http://schemas.microsoft.com/office/word/2010/wordprocessingDrawing" xmlns:wp="http://schemas.openxmlformats.org/drawingml/2006/wordprocessingDrawing" xmlns:w10="urn:schemas-microsoft-com:office:word" xmlns:w="http://schemas.openxmlformats.org/wordprocessingml/2006/main" xmlns:w14="http://schemas.microsoft.com/office/word/2010/wordml" xmlns:w15="http://schemas.microsoft.com/office/word/2012/wordml" xmlns:w16cex="http://schemas.microsoft.com/office/word/2018/wordml/cex" xmlns:w16cid="http://schemas.microsoft.com/office/word/2016/wordml/cid" xmlns:w16="http://schemas.microsoft.com/office/word/2018/wordml" xmlns:w16du="http://schemas.microsoft.com/office/word/2023/wordml/word16du" xmlns:w16sdtdh="http://schemas.microsoft.com/office/word/2020/wordml/sdtdatahash" xmlns:w16se="http://schemas.microsoft.com/office/word/2015/wordml/symex" xmlns:wpg="http://schemas.microsoft.com/office/word/2010/wordprocessingGroup" xmlns:wpi="http://schemas.microsoft.com/office/word/2010/wordprocessingInk" xmlns:wne="http://schemas.microsoft.com/office/word/2006/wordml" xmlns:wps="http://schemas.microsoft.com/office/word/2010/wordprocessingShape" mc:Ignorable="w14 w15 w16se w16cid w16 w16cex w16sdtdh w16du wp14">
+<w:endnotes xmlns:wpc="http://schemas.microsoft.com/office/word/2010/wordprocessingCanvas" xmlns:cx="http://schemas.microsoft.com/office/drawing/2014/chartex" xmlns:cx1="http://schemas.microsoft.com/office/drawing/2015/9/8/chartex" xmlns:cx2="http://schemas.microsoft.com/office/drawing/2015/10/21/chartex" xmlns:cx3="http://schemas.microsoft.com/office/drawing/2016/5/9/chartex" xmlns:cx4="http://schemas.microsoft.com/office/drawing/2016/5/10/chartex" xmlns:cx5="http://schemas.microsoft.com/office/drawing/2016/5/11/chartex" xmlns:cx6="http://schemas.microsoft.com/office/drawing/2016/5/12/chartex" xmlns:cx7="http://schemas.microsoft.com/office/drawing/2016/5/13/chartex" xmlns:cx8="http://schemas.microsoft.com/office/drawing/2016/5/14/chartex" xmlns:mc="http://schemas.openxmlformats.org/markup-compatibility/2006" xmlns:aink="http://schemas.microsoft.com/office/drawing/2016/ink" xmlns:am3d="http://schemas.microsoft.com/office/drawing/2017/model3d" xmlns:o="urn:schemas-microsoft-com:office:office" xmlns:oel="http://schemas.microsoft.com/office/2019/extlst" xmlns:r="http://schemas.openxmlformats.org/officeDocument/2006/relationships" xmlns:m="http://schemas.openxmlformats.org/officeDocument/2006/math" xmlns:v="urn:schemas-microsoft-com:vml" xmlns:wp14="http://schemas.microsoft.com/office/word/2010/wordprocessingDrawing" xmlns:wp="http://schemas.openxmlformats.org/drawingml/2006/wordprocessingDrawing" xmlns:w10="urn:schemas-microsoft-com:office:word" xmlns:w="http://schemas.openxmlformats.org/wordprocessingml/2006/main" xmlns:w14="http://schemas.microsoft.com/office/word/2010/wordml" xmlns:w15="http://schemas.microsoft.com/office/word/2012/wordml" xmlns:w16cex="http://schemas.microsoft.com/office/word/2018/wordml/cex" xmlns:w16cid="http://schemas.microsoft.com/office/word/2016/wordml/cid" xmlns:w16="http://schemas.microsoft.com/office/word/2018/wordml" xmlns:w16sdtdh="http://schemas.microsoft.com/office/word/2020/wordml/sdtdatahash" xmlns:w16se="http://schemas.microsoft.com/office/word/2015/wordml/symex" xmlns:wpg="http://schemas.microsoft.com/office/word/2010/wordprocessingGroup" xmlns:wpi="http://schemas.microsoft.com/office/word/2010/wordprocessingInk" xmlns:wne="http://schemas.microsoft.com/office/word/2006/wordml" xmlns:wps="http://schemas.microsoft.com/office/word/2010/wordprocessingShape" mc:Ignorable="w14 w15 w16se w16cid w16 w16cex w16sdtdh wp14">
   <w:endnote w:type="separator" w:id="-1">
     <w:p>
       <w:pPr>
@@ -1719,7 +4863,7 @@
 </file>
 
 <file path=word/footer1.xml><?xml version="1.0" encoding="utf-8"?>
-<w:ftr xmlns:wpc="http://schemas.microsoft.com/office/word/2010/wordprocessingCanvas" xmlns:cx="http://schemas.microsoft.com/office/drawing/2014/chartex" xmlns:cx1="http://schemas.microsoft.com/office/drawing/2015/9/8/chartex" xmlns:cx2="http://schemas.microsoft.com/office/drawing/2015/10/21/chartex" xmlns:cx3="http://schemas.microsoft.com/office/drawing/2016/5/9/chartex" xmlns:cx4="http://schemas.microsoft.com/office/drawing/2016/5/10/chartex" xmlns:cx5="http://schemas.microsoft.com/office/drawing/2016/5/11/chartex" xmlns:cx6="http://schemas.microsoft.com/office/drawing/2016/5/12/chartex" xmlns:cx7="http://schemas.microsoft.com/office/drawing/2016/5/13/chartex" xmlns:cx8="http://schemas.microsoft.com/office/drawing/2016/5/14/chartex" xmlns:mc="http://schemas.openxmlformats.org/markup-compatibility/2006" xmlns:aink="http://schemas.microsoft.com/office/drawing/2016/ink" xmlns:am3d="http://schemas.microsoft.com/office/drawing/2017/model3d" xmlns:o="urn:schemas-microsoft-com:office:office" xmlns:oel="http://schemas.microsoft.com/office/2019/extlst" xmlns:r="http://schemas.openxmlformats.org/officeDocument/2006/relationships" xmlns:m="http://schemas.openxmlformats.org/officeDocument/2006/math" xmlns:v="urn:schemas-microsoft-com:vml" xmlns:wp14="http://schemas.microsoft.com/office/word/2010/wordprocessingDrawing" xmlns:wp="http://schemas.openxmlformats.org/drawingml/2006/wordprocessingDrawing" xmlns:w10="urn:schemas-microsoft-com:office:word" xmlns:w="http://schemas.openxmlformats.org/wordprocessingml/2006/main" xmlns:w14="http://schemas.microsoft.com/office/word/2010/wordml" xmlns:w15="http://schemas.microsoft.com/office/word/2012/wordml" xmlns:w16cex="http://schemas.microsoft.com/office/word/2018/wordml/cex" xmlns:w16cid="http://schemas.microsoft.com/office/word/2016/wordml/cid" xmlns:w16="http://schemas.microsoft.com/office/word/2018/wordml" xmlns:w16du="http://schemas.microsoft.com/office/word/2023/wordml/word16du" xmlns:w16sdtdh="http://schemas.microsoft.com/office/word/2020/wordml/sdtdatahash" xmlns:w16se="http://schemas.microsoft.com/office/word/2015/wordml/symex" xmlns:wpg="http://schemas.microsoft.com/office/word/2010/wordprocessingGroup" xmlns:wpi="http://schemas.microsoft.com/office/word/2010/wordprocessingInk" xmlns:wne="http://schemas.microsoft.com/office/word/2006/wordml" xmlns:wps="http://schemas.microsoft.com/office/word/2010/wordprocessingShape" mc:Ignorable="w14 w15 w16se w16cid w16 w16cex w16sdtdh w16du wp14">
+<w:ftr xmlns:wpc="http://schemas.microsoft.com/office/word/2010/wordprocessingCanvas" xmlns:cx="http://schemas.microsoft.com/office/drawing/2014/chartex" xmlns:cx1="http://schemas.microsoft.com/office/drawing/2015/9/8/chartex" xmlns:cx2="http://schemas.microsoft.com/office/drawing/2015/10/21/chartex" xmlns:cx3="http://schemas.microsoft.com/office/drawing/2016/5/9/chartex" xmlns:cx4="http://schemas.microsoft.com/office/drawing/2016/5/10/chartex" xmlns:cx5="http://schemas.microsoft.com/office/drawing/2016/5/11/chartex" xmlns:cx6="http://schemas.microsoft.com/office/drawing/2016/5/12/chartex" xmlns:cx7="http://schemas.microsoft.com/office/drawing/2016/5/13/chartex" xmlns:cx8="http://schemas.microsoft.com/office/drawing/2016/5/14/chartex" xmlns:mc="http://schemas.openxmlformats.org/markup-compatibility/2006" xmlns:aink="http://schemas.microsoft.com/office/drawing/2016/ink" xmlns:am3d="http://schemas.microsoft.com/office/drawing/2017/model3d" xmlns:o="urn:schemas-microsoft-com:office:office" xmlns:oel="http://schemas.microsoft.com/office/2019/extlst" xmlns:r="http://schemas.openxmlformats.org/officeDocument/2006/relationships" xmlns:m="http://schemas.openxmlformats.org/officeDocument/2006/math" xmlns:v="urn:schemas-microsoft-com:vml" xmlns:wp14="http://schemas.microsoft.com/office/word/2010/wordprocessingDrawing" xmlns:wp="http://schemas.openxmlformats.org/drawingml/2006/wordprocessingDrawing" xmlns:w10="urn:schemas-microsoft-com:office:word" xmlns:w="http://schemas.openxmlformats.org/wordprocessingml/2006/main" xmlns:w14="http://schemas.microsoft.com/office/word/2010/wordml" xmlns:w15="http://schemas.microsoft.com/office/word/2012/wordml" xmlns:w16cex="http://schemas.microsoft.com/office/word/2018/wordml/cex" xmlns:w16cid="http://schemas.microsoft.com/office/word/2016/wordml/cid" xmlns:w16="http://schemas.microsoft.com/office/word/2018/wordml" xmlns:w16sdtdh="http://schemas.microsoft.com/office/word/2020/wordml/sdtdatahash" xmlns:w16se="http://schemas.microsoft.com/office/word/2015/wordml/symex" xmlns:wpg="http://schemas.microsoft.com/office/word/2010/wordprocessingGroup" xmlns:wpi="http://schemas.microsoft.com/office/word/2010/wordprocessingInk" xmlns:wne="http://schemas.microsoft.com/office/word/2006/wordml" xmlns:wps="http://schemas.microsoft.com/office/word/2010/wordprocessingShape" mc:Ignorable="w14 w15 w16se w16cid w16 w16cex w16sdtdh wp14">
   <w:p>
     <w:pPr>
       <w:pStyle w:val="Footer"/>
@@ -1729,7 +4873,7 @@
 </file>
 
 <file path=word/footer2.xml><?xml version="1.0" encoding="utf-8"?>
-<w:ftr xmlns:wpc="http://schemas.microsoft.com/office/word/2010/wordprocessingCanvas" xmlns:cx="http://schemas.microsoft.com/office/drawing/2014/chartex" xmlns:cx1="http://schemas.microsoft.com/office/drawing/2015/9/8/chartex" xmlns:cx2="http://schemas.microsoft.com/office/drawing/2015/10/21/chartex" xmlns:cx3="http://schemas.microsoft.com/office/drawing/2016/5/9/chartex" xmlns:cx4="http://schemas.microsoft.com/office/drawing/2016/5/10/chartex" xmlns:cx5="http://schemas.microsoft.com/office/drawing/2016/5/11/chartex" xmlns:cx6="http://schemas.microsoft.com/office/drawing/2016/5/12/chartex" xmlns:cx7="http://schemas.microsoft.com/office/drawing/2016/5/13/chartex" xmlns:cx8="http://schemas.microsoft.com/office/drawing/2016/5/14/chartex" xmlns:mc="http://schemas.openxmlformats.org/markup-compatibility/2006" xmlns:aink="http://schemas.microsoft.com/office/drawing/2016/ink" xmlns:am3d="http://schemas.microsoft.com/office/drawing/2017/model3d" xmlns:o="urn:schemas-microsoft-com:office:office" xmlns:oel="http://schemas.microsoft.com/office/2019/extlst" xmlns:r="http://schemas.openxmlformats.org/officeDocument/2006/relationships" xmlns:m="http://schemas.openxmlformats.org/officeDocument/2006/math" xmlns:v="urn:schemas-microsoft-com:vml" xmlns:wp14="http://schemas.microsoft.com/office/word/2010/wordprocessingDrawing" xmlns:wp="http://schemas.openxmlformats.org/drawingml/2006/wordprocessingDrawing" xmlns:w10="urn:schemas-microsoft-com:office:word" xmlns:w="http://schemas.openxmlformats.org/wordprocessingml/2006/main" xmlns:w14="http://schemas.microsoft.com/office/word/2010/wordml" xmlns:w15="http://schemas.microsoft.com/office/word/2012/wordml" xmlns:w16cex="http://schemas.microsoft.com/office/word/2018/wordml/cex" xmlns:w16cid="http://schemas.microsoft.com/office/word/2016/wordml/cid" xmlns:w16="http://schemas.microsoft.com/office/word/2018/wordml" xmlns:w16du="http://schemas.microsoft.com/office/word/2023/wordml/word16du" xmlns:w16sdtdh="http://schemas.microsoft.com/office/word/2020/wordml/sdtdatahash" xmlns:w16se="http://schemas.microsoft.com/office/word/2015/wordml/symex" xmlns:wpg="http://schemas.microsoft.com/office/word/2010/wordprocessingGroup" xmlns:wpi="http://schemas.microsoft.com/office/word/2010/wordprocessingInk" xmlns:wne="http://schemas.microsoft.com/office/word/2006/wordml" xmlns:wps="http://schemas.microsoft.com/office/word/2010/wordprocessingShape" mc:Ignorable="w14 w15 w16se w16cid w16 w16cex w16sdtdh w16du wp14">
+<w:ftr xmlns:wpc="http://schemas.microsoft.com/office/word/2010/wordprocessingCanvas" xmlns:cx="http://schemas.microsoft.com/office/drawing/2014/chartex" xmlns:cx1="http://schemas.microsoft.com/office/drawing/2015/9/8/chartex" xmlns:cx2="http://schemas.microsoft.com/office/drawing/2015/10/21/chartex" xmlns:cx3="http://schemas.microsoft.com/office/drawing/2016/5/9/chartex" xmlns:cx4="http://schemas.microsoft.com/office/drawing/2016/5/10/chartex" xmlns:cx5="http://schemas.microsoft.com/office/drawing/2016/5/11/chartex" xmlns:cx6="http://schemas.microsoft.com/office/drawing/2016/5/12/chartex" xmlns:cx7="http://schemas.microsoft.com/office/drawing/2016/5/13/chartex" xmlns:cx8="http://schemas.microsoft.com/office/drawing/2016/5/14/chartex" xmlns:mc="http://schemas.openxmlformats.org/markup-compatibility/2006" xmlns:aink="http://schemas.microsoft.com/office/drawing/2016/ink" xmlns:am3d="http://schemas.microsoft.com/office/drawing/2017/model3d" xmlns:o="urn:schemas-microsoft-com:office:office" xmlns:oel="http://schemas.microsoft.com/office/2019/extlst" xmlns:r="http://schemas.openxmlformats.org/officeDocument/2006/relationships" xmlns:m="http://schemas.openxmlformats.org/officeDocument/2006/math" xmlns:v="urn:schemas-microsoft-com:vml" xmlns:wp14="http://schemas.microsoft.com/office/word/2010/wordprocessingDrawing" xmlns:wp="http://schemas.openxmlformats.org/drawingml/2006/wordprocessingDrawing" xmlns:w10="urn:schemas-microsoft-com:office:word" xmlns:w="http://schemas.openxmlformats.org/wordprocessingml/2006/main" xmlns:w14="http://schemas.microsoft.com/office/word/2010/wordml" xmlns:w15="http://schemas.microsoft.com/office/word/2012/wordml" xmlns:w16cex="http://schemas.microsoft.com/office/word/2018/wordml/cex" xmlns:w16cid="http://schemas.microsoft.com/office/word/2016/wordml/cid" xmlns:w16="http://schemas.microsoft.com/office/word/2018/wordml" xmlns:w16sdtdh="http://schemas.microsoft.com/office/word/2020/wordml/sdtdatahash" xmlns:w16se="http://schemas.microsoft.com/office/word/2015/wordml/symex" xmlns:wpg="http://schemas.microsoft.com/office/word/2010/wordprocessingGroup" xmlns:wpi="http://schemas.microsoft.com/office/word/2010/wordprocessingInk" xmlns:wne="http://schemas.microsoft.com/office/word/2006/wordml" xmlns:wps="http://schemas.microsoft.com/office/word/2010/wordprocessingShape" mc:Ignorable="w14 w15 w16se w16cid w16 w16cex w16sdtdh wp14">
   <w:sdt>
     <w:sdtPr>
       <w:alias w:val="Date"/>
@@ -1927,7 +5071,7 @@
         </mc:Choice>
         <mc:Fallback>
           <w:pict>
-            <v:group w14:anchorId="64835D90" id="Group 223" o:spid="_x0000_s1026" style="position:absolute;margin-left:0;margin-top:0;width:5.75pt;height:55.05pt;z-index:251663360;mso-height-percent:780;mso-position-horizontal:left;mso-position-horizontal-relative:right-margin-area;mso-position-vertical:bottom;mso-position-vertical-relative:page;mso-height-percent:780;mso-height-relative:bottom-margin-area" coordorigin="2820,4935" coordsize="120,1320" o:gfxdata="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">
+            <v:group w14:anchorId="2405DE0C" id="Group 223" o:spid="_x0000_s1026" style="position:absolute;margin-left:0;margin-top:0;width:5.75pt;height:55.05pt;z-index:251663360;mso-height-percent:780;mso-position-horizontal:left;mso-position-horizontal-relative:right-margin-area;mso-position-vertical:bottom;mso-position-vertical-relative:page;mso-height-percent:780;mso-height-relative:bottom-margin-area" coordorigin="2820,4935" coordsize="120,1320" o:gfxdata="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">
               <v:shapetype id="_x0000_t32" coordsize="21600,21600" o:spt="32" o:oned="t" path="m,l21600,21600e" filled="f">
                 <v:path arrowok="t" fillok="f" o:connecttype="none"/>
                 <o:lock v:ext="edit" shapetype="t"/>
@@ -1946,7 +5090,7 @@
 </file>
 
 <file path=word/footer3.xml><?xml version="1.0" encoding="utf-8"?>
-<w:ftr xmlns:wpc="http://schemas.microsoft.com/office/word/2010/wordprocessingCanvas" xmlns:cx="http://schemas.microsoft.com/office/drawing/2014/chartex" xmlns:cx1="http://schemas.microsoft.com/office/drawing/2015/9/8/chartex" xmlns:cx2="http://schemas.microsoft.com/office/drawing/2015/10/21/chartex" xmlns:cx3="http://schemas.microsoft.com/office/drawing/2016/5/9/chartex" xmlns:cx4="http://schemas.microsoft.com/office/drawing/2016/5/10/chartex" xmlns:cx5="http://schemas.microsoft.com/office/drawing/2016/5/11/chartex" xmlns:cx6="http://schemas.microsoft.com/office/drawing/2016/5/12/chartex" xmlns:cx7="http://schemas.microsoft.com/office/drawing/2016/5/13/chartex" xmlns:cx8="http://schemas.microsoft.com/office/drawing/2016/5/14/chartex" xmlns:mc="http://schemas.openxmlformats.org/markup-compatibility/2006" xmlns:aink="http://schemas.microsoft.com/office/drawing/2016/ink" xmlns:am3d="http://schemas.microsoft.com/office/drawing/2017/model3d" xmlns:o="urn:schemas-microsoft-com:office:office" xmlns:oel="http://schemas.microsoft.com/office/2019/extlst" xmlns:r="http://schemas.openxmlformats.org/officeDocument/2006/relationships" xmlns:m="http://schemas.openxmlformats.org/officeDocument/2006/math" xmlns:v="urn:schemas-microsoft-com:vml" xmlns:wp14="http://schemas.microsoft.com/office/word/2010/wordprocessingDrawing" xmlns:wp="http://schemas.openxmlformats.org/drawingml/2006/wordprocessingDrawing" xmlns:w10="urn:schemas-microsoft-com:office:word" xmlns:w="http://schemas.openxmlformats.org/wordprocessingml/2006/main" xmlns:w14="http://schemas.microsoft.com/office/word/2010/wordml" xmlns:w15="http://schemas.microsoft.com/office/word/2012/wordml" xmlns:w16cex="http://schemas.microsoft.com/office/word/2018/wordml/cex" xmlns:w16cid="http://schemas.microsoft.com/office/word/2016/wordml/cid" xmlns:w16="http://schemas.microsoft.com/office/word/2018/wordml" xmlns:w16du="http://schemas.microsoft.com/office/word/2023/wordml/word16du" xmlns:w16sdtdh="http://schemas.microsoft.com/office/word/2020/wordml/sdtdatahash" xmlns:w16se="http://schemas.microsoft.com/office/word/2015/wordml/symex" xmlns:wpg="http://schemas.microsoft.com/office/word/2010/wordprocessingGroup" xmlns:wpi="http://schemas.microsoft.com/office/word/2010/wordprocessingInk" xmlns:wne="http://schemas.microsoft.com/office/word/2006/wordml" xmlns:wps="http://schemas.microsoft.com/office/word/2010/wordprocessingShape" mc:Ignorable="w14 w15 w16se w16cid w16 w16cex w16sdtdh w16du wp14">
+<w:ftr xmlns:wpc="http://schemas.microsoft.com/office/word/2010/wordprocessingCanvas" xmlns:cx="http://schemas.microsoft.com/office/drawing/2014/chartex" xmlns:cx1="http://schemas.microsoft.com/office/drawing/2015/9/8/chartex" xmlns:cx2="http://schemas.microsoft.com/office/drawing/2015/10/21/chartex" xmlns:cx3="http://schemas.microsoft.com/office/drawing/2016/5/9/chartex" xmlns:cx4="http://schemas.microsoft.com/office/drawing/2016/5/10/chartex" xmlns:cx5="http://schemas.microsoft.com/office/drawing/2016/5/11/chartex" xmlns:cx6="http://schemas.microsoft.com/office/drawing/2016/5/12/chartex" xmlns:cx7="http://schemas.microsoft.com/office/drawing/2016/5/13/chartex" xmlns:cx8="http://schemas.microsoft.com/office/drawing/2016/5/14/chartex" xmlns:mc="http://schemas.openxmlformats.org/markup-compatibility/2006" xmlns:aink="http://schemas.microsoft.com/office/drawing/2016/ink" xmlns:am3d="http://schemas.microsoft.com/office/drawing/2017/model3d" xmlns:o="urn:schemas-microsoft-com:office:office" xmlns:oel="http://schemas.microsoft.com/office/2019/extlst" xmlns:r="http://schemas.openxmlformats.org/officeDocument/2006/relationships" xmlns:m="http://schemas.openxmlformats.org/officeDocument/2006/math" xmlns:v="urn:schemas-microsoft-com:vml" xmlns:wp14="http://schemas.microsoft.com/office/word/2010/wordprocessingDrawing" xmlns:wp="http://schemas.openxmlformats.org/drawingml/2006/wordprocessingDrawing" xmlns:w10="urn:schemas-microsoft-com:office:word" xmlns:w="http://schemas.openxmlformats.org/wordprocessingml/2006/main" xmlns:w14="http://schemas.microsoft.com/office/word/2010/wordml" xmlns:w15="http://schemas.microsoft.com/office/word/2012/wordml" xmlns:w16cex="http://schemas.microsoft.com/office/word/2018/wordml/cex" xmlns:w16cid="http://schemas.microsoft.com/office/word/2016/wordml/cid" xmlns:w16="http://schemas.microsoft.com/office/word/2018/wordml" xmlns:w16sdtdh="http://schemas.microsoft.com/office/word/2020/wordml/sdtdatahash" xmlns:w16se="http://schemas.microsoft.com/office/word/2015/wordml/symex" xmlns:wpg="http://schemas.microsoft.com/office/word/2010/wordprocessingGroup" xmlns:wpi="http://schemas.microsoft.com/office/word/2010/wordprocessingInk" xmlns:wne="http://schemas.microsoft.com/office/word/2006/wordml" xmlns:wps="http://schemas.microsoft.com/office/word/2010/wordprocessingShape" mc:Ignorable="w14 w15 w16se w16cid w16 w16cex w16sdtdh wp14">
   <w:p>
     <w:pPr>
       <w:pStyle w:val="Footer"/>
@@ -1956,7 +5100,7 @@
 </file>
 
 <file path=word/footnotes.xml><?xml version="1.0" encoding="utf-8"?>
-<w:footnotes xmlns:wpc="http://schemas.microsoft.com/office/word/2010/wordprocessingCanvas" xmlns:cx="http://schemas.microsoft.com/office/drawing/2014/chartex" xmlns:cx1="http://schemas.microsoft.com/office/drawing/2015/9/8/chartex" xmlns:cx2="http://schemas.microsoft.com/office/drawing/2015/10/21/chartex" xmlns:cx3="http://schemas.microsoft.com/office/drawing/2016/5/9/chartex" xmlns:cx4="http://schemas.microsoft.com/office/drawing/2016/5/10/chartex" xmlns:cx5="http://schemas.microsoft.com/office/drawing/2016/5/11/chartex" xmlns:cx6="http://schemas.microsoft.com/office/drawing/2016/5/12/chartex" xmlns:cx7="http://schemas.microsoft.com/office/drawing/2016/5/13/chartex" xmlns:cx8="http://schemas.microsoft.com/office/drawing/2016/5/14/chartex" xmlns:mc="http://schemas.openxmlformats.org/markup-compatibility/2006" xmlns:aink="http://schemas.microsoft.com/office/drawing/2016/ink" xmlns:am3d="http://schemas.microsoft.com/office/drawing/2017/model3d" xmlns:o="urn:schemas-microsoft-com:office:office" xmlns:oel="http://schemas.microsoft.com/office/2019/extlst" xmlns:r="http://schemas.openxmlformats.org/officeDocument/2006/relationships" xmlns:m="http://schemas.openxmlformats.org/officeDocument/2006/math" xmlns:v="urn:schemas-microsoft-com:vml" xmlns:wp14="http://schemas.microsoft.com/office/word/2010/wordprocessingDrawing" xmlns:wp="http://schemas.openxmlformats.org/drawingml/2006/wordprocessingDrawing" xmlns:w10="urn:schemas-microsoft-com:office:word" xmlns:w="http://schemas.openxmlformats.org/wordprocessingml/2006/main" xmlns:w14="http://schemas.microsoft.com/office/word/2010/wordml" xmlns:w15="http://schemas.microsoft.com/office/word/2012/wordml" xmlns:w16cex="http://schemas.microsoft.com/office/word/2018/wordml/cex" xmlns:w16cid="http://schemas.microsoft.com/office/word/2016/wordml/cid" xmlns:w16="http://schemas.microsoft.com/office/word/2018/wordml" xmlns:w16du="http://schemas.microsoft.com/office/word/2023/wordml/word16du" xmlns:w16sdtdh="http://schemas.microsoft.com/office/word/2020/wordml/sdtdatahash" xmlns:w16se="http://schemas.microsoft.com/office/word/2015/wordml/symex" xmlns:wpg="http://schemas.microsoft.com/office/word/2010/wordprocessingGroup" xmlns:wpi="http://schemas.microsoft.com/office/word/2010/wordprocessingInk" xmlns:wne="http://schemas.microsoft.com/office/word/2006/wordml" xmlns:wps="http://schemas.microsoft.com/office/word/2010/wordprocessingShape" mc:Ignorable="w14 w15 w16se w16cid w16 w16cex w16sdtdh w16du wp14">
+<w:footnotes xmlns:wpc="http://schemas.microsoft.com/office/word/2010/wordprocessingCanvas" xmlns:cx="http://schemas.microsoft.com/office/drawing/2014/chartex" xmlns:cx1="http://schemas.microsoft.com/office/drawing/2015/9/8/chartex" xmlns:cx2="http://schemas.microsoft.com/office/drawing/2015/10/21/chartex" xmlns:cx3="http://schemas.microsoft.com/office/drawing/2016/5/9/chartex" xmlns:cx4="http://schemas.microsoft.com/office/drawing/2016/5/10/chartex" xmlns:cx5="http://schemas.microsoft.com/office/drawing/2016/5/11/chartex" xmlns:cx6="http://schemas.microsoft.com/office/drawing/2016/5/12/chartex" xmlns:cx7="http://schemas.microsoft.com/office/drawing/2016/5/13/chartex" xmlns:cx8="http://schemas.microsoft.com/office/drawing/2016/5/14/chartex" xmlns:mc="http://schemas.openxmlformats.org/markup-compatibility/2006" xmlns:aink="http://schemas.microsoft.com/office/drawing/2016/ink" xmlns:am3d="http://schemas.microsoft.com/office/drawing/2017/model3d" xmlns:o="urn:schemas-microsoft-com:office:office" xmlns:oel="http://schemas.microsoft.com/office/2019/extlst" xmlns:r="http://schemas.openxmlformats.org/officeDocument/2006/relationships" xmlns:m="http://schemas.openxmlformats.org/officeDocument/2006/math" xmlns:v="urn:schemas-microsoft-com:vml" xmlns:wp14="http://schemas.microsoft.com/office/word/2010/wordprocessingDrawing" xmlns:wp="http://schemas.openxmlformats.org/drawingml/2006/wordprocessingDrawing" xmlns:w10="urn:schemas-microsoft-com:office:word" xmlns:w="http://schemas.openxmlformats.org/wordprocessingml/2006/main" xmlns:w14="http://schemas.microsoft.com/office/word/2010/wordml" xmlns:w15="http://schemas.microsoft.com/office/word/2012/wordml" xmlns:w16cex="http://schemas.microsoft.com/office/word/2018/wordml/cex" xmlns:w16cid="http://schemas.microsoft.com/office/word/2016/wordml/cid" xmlns:w16="http://schemas.microsoft.com/office/word/2018/wordml" xmlns:w16sdtdh="http://schemas.microsoft.com/office/word/2020/wordml/sdtdatahash" xmlns:w16se="http://schemas.microsoft.com/office/word/2015/wordml/symex" xmlns:wpg="http://schemas.microsoft.com/office/word/2010/wordprocessingGroup" xmlns:wpi="http://schemas.microsoft.com/office/word/2010/wordprocessingInk" xmlns:wne="http://schemas.microsoft.com/office/word/2006/wordml" xmlns:wps="http://schemas.microsoft.com/office/word/2010/wordprocessingShape" mc:Ignorable="w14 w15 w16se w16cid w16 w16cex w16sdtdh wp14">
   <w:footnote w:type="separator" w:id="-1">
     <w:p>
       <w:pPr>
@@ -1981,7 +5125,7 @@
 </file>
 
 <file path=word/header1.xml><?xml version="1.0" encoding="utf-8"?>
-<w:hdr xmlns:wpc="http://schemas.microsoft.com/office/word/2010/wordprocessingCanvas" xmlns:cx="http://schemas.microsoft.com/office/drawing/2014/chartex" xmlns:cx1="http://schemas.microsoft.com/office/drawing/2015/9/8/chartex" xmlns:cx2="http://schemas.microsoft.com/office/drawing/2015/10/21/chartex" xmlns:cx3="http://schemas.microsoft.com/office/drawing/2016/5/9/chartex" xmlns:cx4="http://schemas.microsoft.com/office/drawing/2016/5/10/chartex" xmlns:cx5="http://schemas.microsoft.com/office/drawing/2016/5/11/chartex" xmlns:cx6="http://schemas.microsoft.com/office/drawing/2016/5/12/chartex" xmlns:cx7="http://schemas.microsoft.com/office/drawing/2016/5/13/chartex" xmlns:cx8="http://schemas.microsoft.com/office/drawing/2016/5/14/chartex" xmlns:mc="http://schemas.openxmlformats.org/markup-compatibility/2006" xmlns:aink="http://schemas.microsoft.com/office/drawing/2016/ink" xmlns:am3d="http://schemas.microsoft.com/office/drawing/2017/model3d" xmlns:o="urn:schemas-microsoft-com:office:office" xmlns:oel="http://schemas.microsoft.com/office/2019/extlst" xmlns:r="http://schemas.openxmlformats.org/officeDocument/2006/relationships" xmlns:m="http://schemas.openxmlformats.org/officeDocument/2006/math" xmlns:v="urn:schemas-microsoft-com:vml" xmlns:wp14="http://schemas.microsoft.com/office/word/2010/wordprocessingDrawing" xmlns:wp="http://schemas.openxmlformats.org/drawingml/2006/wordprocessingDrawing" xmlns:w10="urn:schemas-microsoft-com:office:word" xmlns:w="http://schemas.openxmlformats.org/wordprocessingml/2006/main" xmlns:w14="http://schemas.microsoft.com/office/word/2010/wordml" xmlns:w15="http://schemas.microsoft.com/office/word/2012/wordml" xmlns:w16cex="http://schemas.microsoft.com/office/word/2018/wordml/cex" xmlns:w16cid="http://schemas.microsoft.com/office/word/2016/wordml/cid" xmlns:w16="http://schemas.microsoft.com/office/word/2018/wordml" xmlns:w16du="http://schemas.microsoft.com/office/word/2023/wordml/word16du" xmlns:w16sdtdh="http://schemas.microsoft.com/office/word/2020/wordml/sdtdatahash" xmlns:w16se="http://schemas.microsoft.com/office/word/2015/wordml/symex" xmlns:wpg="http://schemas.microsoft.com/office/word/2010/wordprocessingGroup" xmlns:wpi="http://schemas.microsoft.com/office/word/2010/wordprocessingInk" xmlns:wne="http://schemas.microsoft.com/office/word/2006/wordml" xmlns:wps="http://schemas.microsoft.com/office/word/2010/wordprocessingShape" mc:Ignorable="w14 w15 w16se w16cid w16 w16cex w16sdtdh w16du wp14">
+<w:hdr xmlns:wpc="http://schemas.microsoft.com/office/word/2010/wordprocessingCanvas" xmlns:cx="http://schemas.microsoft.com/office/drawing/2014/chartex" xmlns:cx1="http://schemas.microsoft.com/office/drawing/2015/9/8/chartex" xmlns:cx2="http://schemas.microsoft.com/office/drawing/2015/10/21/chartex" xmlns:cx3="http://schemas.microsoft.com/office/drawing/2016/5/9/chartex" xmlns:cx4="http://schemas.microsoft.com/office/drawing/2016/5/10/chartex" xmlns:cx5="http://schemas.microsoft.com/office/drawing/2016/5/11/chartex" xmlns:cx6="http://schemas.microsoft.com/office/drawing/2016/5/12/chartex" xmlns:cx7="http://schemas.microsoft.com/office/drawing/2016/5/13/chartex" xmlns:cx8="http://schemas.microsoft.com/office/drawing/2016/5/14/chartex" xmlns:mc="http://schemas.openxmlformats.org/markup-compatibility/2006" xmlns:aink="http://schemas.microsoft.com/office/drawing/2016/ink" xmlns:am3d="http://schemas.microsoft.com/office/drawing/2017/model3d" xmlns:o="urn:schemas-microsoft-com:office:office" xmlns:oel="http://schemas.microsoft.com/office/2019/extlst" xmlns:r="http://schemas.openxmlformats.org/officeDocument/2006/relationships" xmlns:m="http://schemas.openxmlformats.org/officeDocument/2006/math" xmlns:v="urn:schemas-microsoft-com:vml" xmlns:wp14="http://schemas.microsoft.com/office/word/2010/wordprocessingDrawing" xmlns:wp="http://schemas.openxmlformats.org/drawingml/2006/wordprocessingDrawing" xmlns:w10="urn:schemas-microsoft-com:office:word" xmlns:w="http://schemas.openxmlformats.org/wordprocessingml/2006/main" xmlns:w14="http://schemas.microsoft.com/office/word/2010/wordml" xmlns:w15="http://schemas.microsoft.com/office/word/2012/wordml" xmlns:w16cex="http://schemas.microsoft.com/office/word/2018/wordml/cex" xmlns:w16cid="http://schemas.microsoft.com/office/word/2016/wordml/cid" xmlns:w16="http://schemas.microsoft.com/office/word/2018/wordml" xmlns:w16sdtdh="http://schemas.microsoft.com/office/word/2020/wordml/sdtdatahash" xmlns:w16se="http://schemas.microsoft.com/office/word/2015/wordml/symex" xmlns:wpg="http://schemas.microsoft.com/office/word/2010/wordprocessingGroup" xmlns:wpi="http://schemas.microsoft.com/office/word/2010/wordprocessingInk" xmlns:wne="http://schemas.microsoft.com/office/word/2006/wordml" xmlns:wps="http://schemas.microsoft.com/office/word/2010/wordprocessingShape" mc:Ignorable="w14 w15 w16se w16cid w16 w16cex w16sdtdh wp14">
   <w:p>
     <w:pPr>
       <w:pStyle w:val="Header"/>
@@ -1991,7 +5135,7 @@
 </file>
 
 <file path=word/header2.xml><?xml version="1.0" encoding="utf-8"?>
-<w:hdr xmlns:wpc="http://schemas.microsoft.com/office/word/2010/wordprocessingCanvas" xmlns:cx="http://schemas.microsoft.com/office/drawing/2014/chartex" xmlns:cx1="http://schemas.microsoft.com/office/drawing/2015/9/8/chartex" xmlns:cx2="http://schemas.microsoft.com/office/drawing/2015/10/21/chartex" xmlns:cx3="http://schemas.microsoft.com/office/drawing/2016/5/9/chartex" xmlns:cx4="http://schemas.microsoft.com/office/drawing/2016/5/10/chartex" xmlns:cx5="http://schemas.microsoft.com/office/drawing/2016/5/11/chartex" xmlns:cx6="http://schemas.microsoft.com/office/drawing/2016/5/12/chartex" xmlns:cx7="http://schemas.microsoft.com/office/drawing/2016/5/13/chartex" xmlns:cx8="http://schemas.microsoft.com/office/drawing/2016/5/14/chartex" xmlns:mc="http://schemas.openxmlformats.org/markup-compatibility/2006" xmlns:aink="http://schemas.microsoft.com/office/drawing/2016/ink" xmlns:am3d="http://schemas.microsoft.com/office/drawing/2017/model3d" xmlns:o="urn:schemas-microsoft-com:office:office" xmlns:oel="http://schemas.microsoft.com/office/2019/extlst" xmlns:r="http://schemas.openxmlformats.org/officeDocument/2006/relationships" xmlns:m="http://schemas.openxmlformats.org/officeDocument/2006/math" xmlns:v="urn:schemas-microsoft-com:vml" xmlns:wp14="http://schemas.microsoft.com/office/word/2010/wordprocessingDrawing" xmlns:wp="http://schemas.openxmlformats.org/drawingml/2006/wordprocessingDrawing" xmlns:w10="urn:schemas-microsoft-com:office:word" xmlns:w="http://schemas.openxmlformats.org/wordprocessingml/2006/main" xmlns:w14="http://schemas.microsoft.com/office/word/2010/wordml" xmlns:w15="http://schemas.microsoft.com/office/word/2012/wordml" xmlns:w16cex="http://schemas.microsoft.com/office/word/2018/wordml/cex" xmlns:w16cid="http://schemas.microsoft.com/office/word/2016/wordml/cid" xmlns:w16="http://schemas.microsoft.com/office/word/2018/wordml" xmlns:w16du="http://schemas.microsoft.com/office/word/2023/wordml/word16du" xmlns:w16sdtdh="http://schemas.microsoft.com/office/word/2020/wordml/sdtdatahash" xmlns:w16se="http://schemas.microsoft.com/office/word/2015/wordml/symex" xmlns:wpg="http://schemas.microsoft.com/office/word/2010/wordprocessingGroup" xmlns:wpi="http://schemas.microsoft.com/office/word/2010/wordprocessingInk" xmlns:wne="http://schemas.microsoft.com/office/word/2006/wordml" xmlns:wps="http://schemas.microsoft.com/office/word/2010/wordprocessingShape" mc:Ignorable="w14 w15 w16se w16cid w16 w16cex w16sdtdh w16du wp14">
+<w:hdr xmlns:wpc="http://schemas.microsoft.com/office/word/2010/wordprocessingCanvas" xmlns:cx="http://schemas.microsoft.com/office/drawing/2014/chartex" xmlns:cx1="http://schemas.microsoft.com/office/drawing/2015/9/8/chartex" xmlns:cx2="http://schemas.microsoft.com/office/drawing/2015/10/21/chartex" xmlns:cx3="http://schemas.microsoft.com/office/drawing/2016/5/9/chartex" xmlns:cx4="http://schemas.microsoft.com/office/drawing/2016/5/10/chartex" xmlns:cx5="http://schemas.microsoft.com/office/drawing/2016/5/11/chartex" xmlns:cx6="http://schemas.microsoft.com/office/drawing/2016/5/12/chartex" xmlns:cx7="http://schemas.microsoft.com/office/drawing/2016/5/13/chartex" xmlns:cx8="http://schemas.microsoft.com/office/drawing/2016/5/14/chartex" xmlns:mc="http://schemas.openxmlformats.org/markup-compatibility/2006" xmlns:aink="http://schemas.microsoft.com/office/drawing/2016/ink" xmlns:am3d="http://schemas.microsoft.com/office/drawing/2017/model3d" xmlns:o="urn:schemas-microsoft-com:office:office" xmlns:oel="http://schemas.microsoft.com/office/2019/extlst" xmlns:r="http://schemas.openxmlformats.org/officeDocument/2006/relationships" xmlns:m="http://schemas.openxmlformats.org/officeDocument/2006/math" xmlns:v="urn:schemas-microsoft-com:vml" xmlns:wp14="http://schemas.microsoft.com/office/word/2010/wordprocessingDrawing" xmlns:wp="http://schemas.openxmlformats.org/drawingml/2006/wordprocessingDrawing" xmlns:w10="urn:schemas-microsoft-com:office:word" xmlns:w="http://schemas.openxmlformats.org/wordprocessingml/2006/main" xmlns:w14="http://schemas.microsoft.com/office/word/2010/wordml" xmlns:w15="http://schemas.microsoft.com/office/word/2012/wordml" xmlns:w16cex="http://schemas.microsoft.com/office/word/2018/wordml/cex" xmlns:w16cid="http://schemas.microsoft.com/office/word/2016/wordml/cid" xmlns:w16="http://schemas.microsoft.com/office/word/2018/wordml" xmlns:w16sdtdh="http://schemas.microsoft.com/office/word/2020/wordml/sdtdatahash" xmlns:w16se="http://schemas.microsoft.com/office/word/2015/wordml/symex" xmlns:wpg="http://schemas.microsoft.com/office/word/2010/wordprocessingGroup" xmlns:wpi="http://schemas.microsoft.com/office/word/2010/wordprocessingInk" xmlns:wne="http://schemas.microsoft.com/office/word/2006/wordml" xmlns:wps="http://schemas.microsoft.com/office/word/2010/wordprocessingShape" mc:Ignorable="w14 w15 w16se w16cid w16 w16cex w16sdtdh wp14">
   <w:p>
     <w:pPr>
       <w:pStyle w:val="Header"/>
@@ -2335,7 +5479,7 @@
 </file>
 
 <file path=word/header3.xml><?xml version="1.0" encoding="utf-8"?>
-<w:hdr xmlns:wpc="http://schemas.microsoft.com/office/word/2010/wordprocessingCanvas" xmlns:cx="http://schemas.microsoft.com/office/drawing/2014/chartex" xmlns:cx1="http://schemas.microsoft.com/office/drawing/2015/9/8/chartex" xmlns:cx2="http://schemas.microsoft.com/office/drawing/2015/10/21/chartex" xmlns:cx3="http://schemas.microsoft.com/office/drawing/2016/5/9/chartex" xmlns:cx4="http://schemas.microsoft.com/office/drawing/2016/5/10/chartex" xmlns:cx5="http://schemas.microsoft.com/office/drawing/2016/5/11/chartex" xmlns:cx6="http://schemas.microsoft.com/office/drawing/2016/5/12/chartex" xmlns:cx7="http://schemas.microsoft.com/office/drawing/2016/5/13/chartex" xmlns:cx8="http://schemas.microsoft.com/office/drawing/2016/5/14/chartex" xmlns:mc="http://schemas.openxmlformats.org/markup-compatibility/2006" xmlns:aink="http://schemas.microsoft.com/office/drawing/2016/ink" xmlns:am3d="http://schemas.microsoft.com/office/drawing/2017/model3d" xmlns:o="urn:schemas-microsoft-com:office:office" xmlns:oel="http://schemas.microsoft.com/office/2019/extlst" xmlns:r="http://schemas.openxmlformats.org/officeDocument/2006/relationships" xmlns:m="http://schemas.openxmlformats.org/officeDocument/2006/math" xmlns:v="urn:schemas-microsoft-com:vml" xmlns:wp14="http://schemas.microsoft.com/office/word/2010/wordprocessingDrawing" xmlns:wp="http://schemas.openxmlformats.org/drawingml/2006/wordprocessingDrawing" xmlns:w10="urn:schemas-microsoft-com:office:word" xmlns:w="http://schemas.openxmlformats.org/wordprocessingml/2006/main" xmlns:w14="http://schemas.microsoft.com/office/word/2010/wordml" xmlns:w15="http://schemas.microsoft.com/office/word/2012/wordml" xmlns:w16cex="http://schemas.microsoft.com/office/word/2018/wordml/cex" xmlns:w16cid="http://schemas.microsoft.com/office/word/2016/wordml/cid" xmlns:w16="http://schemas.microsoft.com/office/word/2018/wordml" xmlns:w16du="http://schemas.microsoft.com/office/word/2023/wordml/word16du" xmlns:w16sdtdh="http://schemas.microsoft.com/office/word/2020/wordml/sdtdatahash" xmlns:w16se="http://schemas.microsoft.com/office/word/2015/wordml/symex" xmlns:wpg="http://schemas.microsoft.com/office/word/2010/wordprocessingGroup" xmlns:wpi="http://schemas.microsoft.com/office/word/2010/wordprocessingInk" xmlns:wne="http://schemas.microsoft.com/office/word/2006/wordml" xmlns:wps="http://schemas.microsoft.com/office/word/2010/wordprocessingShape" mc:Ignorable="w14 w15 w16se w16cid w16 w16cex w16sdtdh w16du wp14">
+<w:hdr xmlns:wpc="http://schemas.microsoft.com/office/word/2010/wordprocessingCanvas" xmlns:cx="http://schemas.microsoft.com/office/drawing/2014/chartex" xmlns:cx1="http://schemas.microsoft.com/office/drawing/2015/9/8/chartex" xmlns:cx2="http://schemas.microsoft.com/office/drawing/2015/10/21/chartex" xmlns:cx3="http://schemas.microsoft.com/office/drawing/2016/5/9/chartex" xmlns:cx4="http://schemas.microsoft.com/office/drawing/2016/5/10/chartex" xmlns:cx5="http://schemas.microsoft.com/office/drawing/2016/5/11/chartex" xmlns:cx6="http://schemas.microsoft.com/office/drawing/2016/5/12/chartex" xmlns:cx7="http://schemas.microsoft.com/office/drawing/2016/5/13/chartex" xmlns:cx8="http://schemas.microsoft.com/office/drawing/2016/5/14/chartex" xmlns:mc="http://schemas.openxmlformats.org/markup-compatibility/2006" xmlns:aink="http://schemas.microsoft.com/office/drawing/2016/ink" xmlns:am3d="http://schemas.microsoft.com/office/drawing/2017/model3d" xmlns:o="urn:schemas-microsoft-com:office:office" xmlns:oel="http://schemas.microsoft.com/office/2019/extlst" xmlns:r="http://schemas.openxmlformats.org/officeDocument/2006/relationships" xmlns:m="http://schemas.openxmlformats.org/officeDocument/2006/math" xmlns:v="urn:schemas-microsoft-com:vml" xmlns:wp14="http://schemas.microsoft.com/office/word/2010/wordprocessingDrawing" xmlns:wp="http://schemas.openxmlformats.org/drawingml/2006/wordprocessingDrawing" xmlns:w10="urn:schemas-microsoft-com:office:word" xmlns:w="http://schemas.openxmlformats.org/wordprocessingml/2006/main" xmlns:w14="http://schemas.microsoft.com/office/word/2010/wordml" xmlns:w15="http://schemas.microsoft.com/office/word/2012/wordml" xmlns:w16cex="http://schemas.microsoft.com/office/word/2018/wordml/cex" xmlns:w16cid="http://schemas.microsoft.com/office/word/2016/wordml/cid" xmlns:w16="http://schemas.microsoft.com/office/word/2018/wordml" xmlns:w16sdtdh="http://schemas.microsoft.com/office/word/2020/wordml/sdtdatahash" xmlns:w16se="http://schemas.microsoft.com/office/word/2015/wordml/symex" xmlns:wpg="http://schemas.microsoft.com/office/word/2010/wordprocessingGroup" xmlns:wpi="http://schemas.microsoft.com/office/word/2010/wordprocessingInk" xmlns:wne="http://schemas.microsoft.com/office/word/2006/wordml" xmlns:wps="http://schemas.microsoft.com/office/word/2010/wordprocessingShape" mc:Ignorable="w14 w15 w16se w16cid w16 w16cex w16sdtdh wp14">
   <w:p>
     <w:pPr>
       <w:pStyle w:val="Header"/>
@@ -2345,7 +5489,7 @@
 </file>
 
 <file path=word/numbering.xml><?xml version="1.0" encoding="utf-8"?>
-<w:numbering xmlns:wpc="http://schemas.microsoft.com/office/word/2010/wordprocessingCanvas" xmlns:cx="http://schemas.microsoft.com/office/drawing/2014/chartex" xmlns:cx1="http://schemas.microsoft.com/office/drawing/2015/9/8/chartex" xmlns:cx2="http://schemas.microsoft.com/office/drawing/2015/10/21/chartex" xmlns:cx3="http://schemas.microsoft.com/office/drawing/2016/5/9/chartex" xmlns:cx4="http://schemas.microsoft.com/office/drawing/2016/5/10/chartex" xmlns:cx5="http://schemas.microsoft.com/office/drawing/2016/5/11/chartex" xmlns:cx6="http://schemas.microsoft.com/office/drawing/2016/5/12/chartex" xmlns:cx7="http://schemas.microsoft.com/office/drawing/2016/5/13/chartex" xmlns:cx8="http://schemas.microsoft.com/office/drawing/2016/5/14/chartex" xmlns:mc="http://schemas.openxmlformats.org/markup-compatibility/2006" xmlns:aink="http://schemas.microsoft.com/office/drawing/2016/ink" xmlns:am3d="http://schemas.microsoft.com/office/drawing/2017/model3d" xmlns:o="urn:schemas-microsoft-com:office:office" xmlns:oel="http://schemas.microsoft.com/office/2019/extlst" xmlns:r="http://schemas.openxmlformats.org/officeDocument/2006/relationships" xmlns:m="http://schemas.openxmlformats.org/officeDocument/2006/math" xmlns:v="urn:schemas-microsoft-com:vml" xmlns:wp14="http://schemas.microsoft.com/office/word/2010/wordprocessingDrawing" xmlns:wp="http://schemas.openxmlformats.org/drawingml/2006/wordprocessingDrawing" xmlns:w10="urn:schemas-microsoft-com:office:word" xmlns:w="http://schemas.openxmlformats.org/wordprocessingml/2006/main" xmlns:w14="http://schemas.microsoft.com/office/word/2010/wordml" xmlns:w15="http://schemas.microsoft.com/office/word/2012/wordml" xmlns:w16cex="http://schemas.microsoft.com/office/word/2018/wordml/cex" xmlns:w16cid="http://schemas.microsoft.com/office/word/2016/wordml/cid" xmlns:w16="http://schemas.microsoft.com/office/word/2018/wordml" xmlns:w16du="http://schemas.microsoft.com/office/word/2023/wordml/word16du" xmlns:w16sdtdh="http://schemas.microsoft.com/office/word/2020/wordml/sdtdatahash" xmlns:w16se="http://schemas.microsoft.com/office/word/2015/wordml/symex" xmlns:wpg="http://schemas.microsoft.com/office/word/2010/wordprocessingGroup" xmlns:wpi="http://schemas.microsoft.com/office/word/2010/wordprocessingInk" xmlns:wne="http://schemas.microsoft.com/office/word/2006/wordml" xmlns:wps="http://schemas.microsoft.com/office/word/2010/wordprocessingShape" mc:Ignorable="w14 w15 w16se w16cid w16 w16cex w16sdtdh w16du wp14">
+<w:numbering xmlns:wpc="http://schemas.microsoft.com/office/word/2010/wordprocessingCanvas" xmlns:cx="http://schemas.microsoft.com/office/drawing/2014/chartex" xmlns:cx1="http://schemas.microsoft.com/office/drawing/2015/9/8/chartex" xmlns:cx2="http://schemas.microsoft.com/office/drawing/2015/10/21/chartex" xmlns:cx3="http://schemas.microsoft.com/office/drawing/2016/5/9/chartex" xmlns:cx4="http://schemas.microsoft.com/office/drawing/2016/5/10/chartex" xmlns:cx5="http://schemas.microsoft.com/office/drawing/2016/5/11/chartex" xmlns:cx6="http://schemas.microsoft.com/office/drawing/2016/5/12/chartex" xmlns:cx7="http://schemas.microsoft.com/office/drawing/2016/5/13/chartex" xmlns:cx8="http://schemas.microsoft.com/office/drawing/2016/5/14/chartex" xmlns:mc="http://schemas.openxmlformats.org/markup-compatibility/2006" xmlns:aink="http://schemas.microsoft.com/office/drawing/2016/ink" xmlns:am3d="http://schemas.microsoft.com/office/drawing/2017/model3d" xmlns:o="urn:schemas-microsoft-com:office:office" xmlns:oel="http://schemas.microsoft.com/office/2019/extlst" xmlns:r="http://schemas.openxmlformats.org/officeDocument/2006/relationships" xmlns:m="http://schemas.openxmlformats.org/officeDocument/2006/math" xmlns:v="urn:schemas-microsoft-com:vml" xmlns:wp14="http://schemas.microsoft.com/office/word/2010/wordprocessingDrawing" xmlns:wp="http://schemas.openxmlformats.org/drawingml/2006/wordprocessingDrawing" xmlns:w10="urn:schemas-microsoft-com:office:word" xmlns:w="http://schemas.openxmlformats.org/wordprocessingml/2006/main" xmlns:w14="http://schemas.microsoft.com/office/word/2010/wordml" xmlns:w15="http://schemas.microsoft.com/office/word/2012/wordml" xmlns:w16cex="http://schemas.microsoft.com/office/word/2018/wordml/cex" xmlns:w16cid="http://schemas.microsoft.com/office/word/2016/wordml/cid" xmlns:w16="http://schemas.microsoft.com/office/word/2018/wordml" xmlns:w16sdtdh="http://schemas.microsoft.com/office/word/2020/wordml/sdtdatahash" xmlns:w16se="http://schemas.microsoft.com/office/word/2015/wordml/symex" xmlns:wpg="http://schemas.microsoft.com/office/word/2010/wordprocessingGroup" xmlns:wpi="http://schemas.microsoft.com/office/word/2010/wordprocessingInk" xmlns:wne="http://schemas.microsoft.com/office/word/2006/wordml" xmlns:wps="http://schemas.microsoft.com/office/word/2010/wordprocessingShape" mc:Ignorable="w14 w15 w16se w16cid w16 w16cex w16sdtdh wp14">
   <w:abstractNum w:abstractNumId="0" w15:restartNumberingAfterBreak="0">
     <w:nsid w:val="0426442C"/>
     <w:multiLevelType w:val="hybridMultilevel"/>
@@ -2459,6 +5603,118 @@
     </w:lvl>
   </w:abstractNum>
   <w:abstractNum w:abstractNumId="1" w15:restartNumberingAfterBreak="0">
+    <w:nsid w:val="0CE84477"/>
+    <w:multiLevelType w:val="hybridMultilevel"/>
+    <w:tmpl w:val="8DA8E396"/>
+    <w:lvl w:ilvl="0" w:tplc="36025284">
+      <w:numFmt w:val="bullet"/>
+      <w:lvlText w:val="•"/>
+      <w:lvlJc w:val="left"/>
+      <w:pPr>
+        <w:ind w:left="326" w:hanging="360"/>
+      </w:pPr>
+      <w:rPr>
+        <w:rFonts w:ascii="Cambria" w:eastAsiaTheme="minorEastAsia" w:hAnsi="Cambria" w:cs="Times New Roman" w:hint="default"/>
+      </w:rPr>
+    </w:lvl>
+    <w:lvl w:ilvl="1" w:tplc="04090003" w:tentative="1">
+      <w:start w:val="1"/>
+      <w:numFmt w:val="bullet"/>
+      <w:lvlText w:val="o"/>
+      <w:lvlJc w:val="left"/>
+      <w:pPr>
+        <w:ind w:left="1423" w:hanging="360"/>
+      </w:pPr>
+      <w:rPr>
+        <w:rFonts w:ascii="Courier New" w:hAnsi="Courier New" w:cs="Courier New" w:hint="default"/>
+      </w:rPr>
+    </w:lvl>
+    <w:lvl w:ilvl="2" w:tplc="04090005" w:tentative="1">
+      <w:start w:val="1"/>
+      <w:numFmt w:val="bullet"/>
+      <w:lvlText w:val=""/>
+      <w:lvlJc w:val="left"/>
+      <w:pPr>
+        <w:ind w:left="2143" w:hanging="360"/>
+      </w:pPr>
+      <w:rPr>
+        <w:rFonts w:ascii="Wingdings" w:hAnsi="Wingdings" w:hint="default"/>
+      </w:rPr>
+    </w:lvl>
+    <w:lvl w:ilvl="3" w:tplc="04090001" w:tentative="1">
+      <w:start w:val="1"/>
+      <w:numFmt w:val="bullet"/>
+      <w:lvlText w:val=""/>
+      <w:lvlJc w:val="left"/>
+      <w:pPr>
+        <w:ind w:left="2863" w:hanging="360"/>
+      </w:pPr>
+      <w:rPr>
+        <w:rFonts w:ascii="Symbol" w:hAnsi="Symbol" w:hint="default"/>
+      </w:rPr>
+    </w:lvl>
+    <w:lvl w:ilvl="4" w:tplc="04090003" w:tentative="1">
+      <w:start w:val="1"/>
+      <w:numFmt w:val="bullet"/>
+      <w:lvlText w:val="o"/>
+      <w:lvlJc w:val="left"/>
+      <w:pPr>
+        <w:ind w:left="3583" w:hanging="360"/>
+      </w:pPr>
+      <w:rPr>
+        <w:rFonts w:ascii="Courier New" w:hAnsi="Courier New" w:cs="Courier New" w:hint="default"/>
+      </w:rPr>
+    </w:lvl>
+    <w:lvl w:ilvl="5" w:tplc="04090005" w:tentative="1">
+      <w:start w:val="1"/>
+      <w:numFmt w:val="bullet"/>
+      <w:lvlText w:val=""/>
+      <w:lvlJc w:val="left"/>
+      <w:pPr>
+        <w:ind w:left="4303" w:hanging="360"/>
+      </w:pPr>
+      <w:rPr>
+        <w:rFonts w:ascii="Wingdings" w:hAnsi="Wingdings" w:hint="default"/>
+      </w:rPr>
+    </w:lvl>
+    <w:lvl w:ilvl="6" w:tplc="04090001" w:tentative="1">
+      <w:start w:val="1"/>
+      <w:numFmt w:val="bullet"/>
+      <w:lvlText w:val=""/>
+      <w:lvlJc w:val="left"/>
+      <w:pPr>
+        <w:ind w:left="5023" w:hanging="360"/>
+      </w:pPr>
+      <w:rPr>
+        <w:rFonts w:ascii="Symbol" w:hAnsi="Symbol" w:hint="default"/>
+      </w:rPr>
+    </w:lvl>
+    <w:lvl w:ilvl="7" w:tplc="04090003" w:tentative="1">
+      <w:start w:val="1"/>
+      <w:numFmt w:val="bullet"/>
+      <w:lvlText w:val="o"/>
+      <w:lvlJc w:val="left"/>
+      <w:pPr>
+        <w:ind w:left="5743" w:hanging="360"/>
+      </w:pPr>
+      <w:rPr>
+        <w:rFonts w:ascii="Courier New" w:hAnsi="Courier New" w:cs="Courier New" w:hint="default"/>
+      </w:rPr>
+    </w:lvl>
+    <w:lvl w:ilvl="8" w:tplc="04090005" w:tentative="1">
+      <w:start w:val="1"/>
+      <w:numFmt w:val="bullet"/>
+      <w:lvlText w:val=""/>
+      <w:lvlJc w:val="left"/>
+      <w:pPr>
+        <w:ind w:left="6463" w:hanging="360"/>
+      </w:pPr>
+      <w:rPr>
+        <w:rFonts w:ascii="Wingdings" w:hAnsi="Wingdings" w:hint="default"/>
+      </w:rPr>
+    </w:lvl>
+  </w:abstractNum>
+  <w:abstractNum w:abstractNumId="2" w15:restartNumberingAfterBreak="0">
     <w:nsid w:val="10F24AEA"/>
     <w:multiLevelType w:val="hybridMultilevel"/>
     <w:tmpl w:val="57FA8E28"/>
@@ -2571,7 +5827,7 @@
       </w:rPr>
     </w:lvl>
   </w:abstractNum>
-  <w:abstractNum w:abstractNumId="2" w15:restartNumberingAfterBreak="0">
+  <w:abstractNum w:abstractNumId="3" w15:restartNumberingAfterBreak="0">
     <w:nsid w:val="14495C14"/>
     <w:multiLevelType w:val="hybridMultilevel"/>
     <w:tmpl w:val="1402DC8E"/>
@@ -2660,7 +5916,120 @@
       </w:pPr>
     </w:lvl>
   </w:abstractNum>
-  <w:abstractNum w:abstractNumId="3" w15:restartNumberingAfterBreak="0">
+  <w:abstractNum w:abstractNumId="4" w15:restartNumberingAfterBreak="0">
+    <w:nsid w:val="157E3ED6"/>
+    <w:multiLevelType w:val="hybridMultilevel"/>
+    <w:tmpl w:val="AD540E24"/>
+    <w:lvl w:ilvl="0" w:tplc="04090001">
+      <w:start w:val="1"/>
+      <w:numFmt w:val="bullet"/>
+      <w:lvlText w:val=""/>
+      <w:lvlJc w:val="left"/>
+      <w:pPr>
+        <w:ind w:left="703" w:hanging="360"/>
+      </w:pPr>
+      <w:rPr>
+        <w:rFonts w:ascii="Symbol" w:hAnsi="Symbol" w:hint="default"/>
+      </w:rPr>
+    </w:lvl>
+    <w:lvl w:ilvl="1" w:tplc="04090003" w:tentative="1">
+      <w:start w:val="1"/>
+      <w:numFmt w:val="bullet"/>
+      <w:lvlText w:val="o"/>
+      <w:lvlJc w:val="left"/>
+      <w:pPr>
+        <w:ind w:left="1423" w:hanging="360"/>
+      </w:pPr>
+      <w:rPr>
+        <w:rFonts w:ascii="Courier New" w:hAnsi="Courier New" w:cs="Courier New" w:hint="default"/>
+      </w:rPr>
+    </w:lvl>
+    <w:lvl w:ilvl="2" w:tplc="04090005" w:tentative="1">
+      <w:start w:val="1"/>
+      <w:numFmt w:val="bullet"/>
+      <w:lvlText w:val=""/>
+      <w:lvlJc w:val="left"/>
+      <w:pPr>
+        <w:ind w:left="2143" w:hanging="360"/>
+      </w:pPr>
+      <w:rPr>
+        <w:rFonts w:ascii="Wingdings" w:hAnsi="Wingdings" w:hint="default"/>
+      </w:rPr>
+    </w:lvl>
+    <w:lvl w:ilvl="3" w:tplc="04090001" w:tentative="1">
+      <w:start w:val="1"/>
+      <w:numFmt w:val="bullet"/>
+      <w:lvlText w:val=""/>
+      <w:lvlJc w:val="left"/>
+      <w:pPr>
+        <w:ind w:left="2863" w:hanging="360"/>
+      </w:pPr>
+      <w:rPr>
+        <w:rFonts w:ascii="Symbol" w:hAnsi="Symbol" w:hint="default"/>
+      </w:rPr>
+    </w:lvl>
+    <w:lvl w:ilvl="4" w:tplc="04090003" w:tentative="1">
+      <w:start w:val="1"/>
+      <w:numFmt w:val="bullet"/>
+      <w:lvlText w:val="o"/>
+      <w:lvlJc w:val="left"/>
+      <w:pPr>
+        <w:ind w:left="3583" w:hanging="360"/>
+      </w:pPr>
+      <w:rPr>
+        <w:rFonts w:ascii="Courier New" w:hAnsi="Courier New" w:cs="Courier New" w:hint="default"/>
+      </w:rPr>
+    </w:lvl>
+    <w:lvl w:ilvl="5" w:tplc="04090005" w:tentative="1">
+      <w:start w:val="1"/>
+      <w:numFmt w:val="bullet"/>
+      <w:lvlText w:val=""/>
+      <w:lvlJc w:val="left"/>
+      <w:pPr>
+        <w:ind w:left="4303" w:hanging="360"/>
+      </w:pPr>
+      <w:rPr>
+        <w:rFonts w:ascii="Wingdings" w:hAnsi="Wingdings" w:hint="default"/>
+      </w:rPr>
+    </w:lvl>
+    <w:lvl w:ilvl="6" w:tplc="04090001" w:tentative="1">
+      <w:start w:val="1"/>
+      <w:numFmt w:val="bullet"/>
+      <w:lvlText w:val=""/>
+      <w:lvlJc w:val="left"/>
+      <w:pPr>
+        <w:ind w:left="5023" w:hanging="360"/>
+      </w:pPr>
+      <w:rPr>
+        <w:rFonts w:ascii="Symbol" w:hAnsi="Symbol" w:hint="default"/>
+      </w:rPr>
+    </w:lvl>
+    <w:lvl w:ilvl="7" w:tplc="04090003" w:tentative="1">
+      <w:start w:val="1"/>
+      <w:numFmt w:val="bullet"/>
+      <w:lvlText w:val="o"/>
+      <w:lvlJc w:val="left"/>
+      <w:pPr>
+        <w:ind w:left="5743" w:hanging="360"/>
+      </w:pPr>
+      <w:rPr>
+        <w:rFonts w:ascii="Courier New" w:hAnsi="Courier New" w:cs="Courier New" w:hint="default"/>
+      </w:rPr>
+    </w:lvl>
+    <w:lvl w:ilvl="8" w:tplc="04090005" w:tentative="1">
+      <w:start w:val="1"/>
+      <w:numFmt w:val="bullet"/>
+      <w:lvlText w:val=""/>
+      <w:lvlJc w:val="left"/>
+      <w:pPr>
+        <w:ind w:left="6463" w:hanging="360"/>
+      </w:pPr>
+      <w:rPr>
+        <w:rFonts w:ascii="Wingdings" w:hAnsi="Wingdings" w:hint="default"/>
+      </w:rPr>
+    </w:lvl>
+  </w:abstractNum>
+  <w:abstractNum w:abstractNumId="5" w15:restartNumberingAfterBreak="0">
     <w:nsid w:val="16062B11"/>
     <w:multiLevelType w:val="hybridMultilevel"/>
     <w:tmpl w:val="F23A1D52"/>
@@ -2749,7 +6118,7 @@
       </w:pPr>
     </w:lvl>
   </w:abstractNum>
-  <w:abstractNum w:abstractNumId="4" w15:restartNumberingAfterBreak="0">
+  <w:abstractNum w:abstractNumId="6" w15:restartNumberingAfterBreak="0">
     <w:nsid w:val="17D6193F"/>
     <w:multiLevelType w:val="hybridMultilevel"/>
     <w:tmpl w:val="96A00AFE"/>
@@ -2862,7 +6231,120 @@
       </w:rPr>
     </w:lvl>
   </w:abstractNum>
-  <w:abstractNum w:abstractNumId="5" w15:restartNumberingAfterBreak="0">
+  <w:abstractNum w:abstractNumId="7" w15:restartNumberingAfterBreak="0">
+    <w:nsid w:val="18D7378B"/>
+    <w:multiLevelType w:val="hybridMultilevel"/>
+    <w:tmpl w:val="2B748896"/>
+    <w:lvl w:ilvl="0" w:tplc="04090001">
+      <w:start w:val="1"/>
+      <w:numFmt w:val="bullet"/>
+      <w:lvlText w:val=""/>
+      <w:lvlJc w:val="left"/>
+      <w:pPr>
+        <w:ind w:left="1080" w:hanging="360"/>
+      </w:pPr>
+      <w:rPr>
+        <w:rFonts w:ascii="Symbol" w:hAnsi="Symbol" w:hint="default"/>
+      </w:rPr>
+    </w:lvl>
+    <w:lvl w:ilvl="1" w:tplc="04090003" w:tentative="1">
+      <w:start w:val="1"/>
+      <w:numFmt w:val="bullet"/>
+      <w:lvlText w:val="o"/>
+      <w:lvlJc w:val="left"/>
+      <w:pPr>
+        <w:ind w:left="1800" w:hanging="360"/>
+      </w:pPr>
+      <w:rPr>
+        <w:rFonts w:ascii="Courier New" w:hAnsi="Courier New" w:cs="Courier New" w:hint="default"/>
+      </w:rPr>
+    </w:lvl>
+    <w:lvl w:ilvl="2" w:tplc="04090005" w:tentative="1">
+      <w:start w:val="1"/>
+      <w:numFmt w:val="bullet"/>
+      <w:lvlText w:val=""/>
+      <w:lvlJc w:val="left"/>
+      <w:pPr>
+        <w:ind w:left="2520" w:hanging="360"/>
+      </w:pPr>
+      <w:rPr>
+        <w:rFonts w:ascii="Wingdings" w:hAnsi="Wingdings" w:hint="default"/>
+      </w:rPr>
+    </w:lvl>
+    <w:lvl w:ilvl="3" w:tplc="04090001" w:tentative="1">
+      <w:start w:val="1"/>
+      <w:numFmt w:val="bullet"/>
+      <w:lvlText w:val=""/>
+      <w:lvlJc w:val="left"/>
+      <w:pPr>
+        <w:ind w:left="3240" w:hanging="360"/>
+      </w:pPr>
+      <w:rPr>
+        <w:rFonts w:ascii="Symbol" w:hAnsi="Symbol" w:hint="default"/>
+      </w:rPr>
+    </w:lvl>
+    <w:lvl w:ilvl="4" w:tplc="04090003" w:tentative="1">
+      <w:start w:val="1"/>
+      <w:numFmt w:val="bullet"/>
+      <w:lvlText w:val="o"/>
+      <w:lvlJc w:val="left"/>
+      <w:pPr>
+        <w:ind w:left="3960" w:hanging="360"/>
+      </w:pPr>
+      <w:rPr>
+        <w:rFonts w:ascii="Courier New" w:hAnsi="Courier New" w:cs="Courier New" w:hint="default"/>
+      </w:rPr>
+    </w:lvl>
+    <w:lvl w:ilvl="5" w:tplc="04090005" w:tentative="1">
+      <w:start w:val="1"/>
+      <w:numFmt w:val="bullet"/>
+      <w:lvlText w:val=""/>
+      <w:lvlJc w:val="left"/>
+      <w:pPr>
+        <w:ind w:left="4680" w:hanging="360"/>
+      </w:pPr>
+      <w:rPr>
+        <w:rFonts w:ascii="Wingdings" w:hAnsi="Wingdings" w:hint="default"/>
+      </w:rPr>
+    </w:lvl>
+    <w:lvl w:ilvl="6" w:tplc="04090001" w:tentative="1">
+      <w:start w:val="1"/>
+      <w:numFmt w:val="bullet"/>
+      <w:lvlText w:val=""/>
+      <w:lvlJc w:val="left"/>
+      <w:pPr>
+        <w:ind w:left="5400" w:hanging="360"/>
+      </w:pPr>
+      <w:rPr>
+        <w:rFonts w:ascii="Symbol" w:hAnsi="Symbol" w:hint="default"/>
+      </w:rPr>
+    </w:lvl>
+    <w:lvl w:ilvl="7" w:tplc="04090003" w:tentative="1">
+      <w:start w:val="1"/>
+      <w:numFmt w:val="bullet"/>
+      <w:lvlText w:val="o"/>
+      <w:lvlJc w:val="left"/>
+      <w:pPr>
+        <w:ind w:left="6120" w:hanging="360"/>
+      </w:pPr>
+      <w:rPr>
+        <w:rFonts w:ascii="Courier New" w:hAnsi="Courier New" w:cs="Courier New" w:hint="default"/>
+      </w:rPr>
+    </w:lvl>
+    <w:lvl w:ilvl="8" w:tplc="04090005" w:tentative="1">
+      <w:start w:val="1"/>
+      <w:numFmt w:val="bullet"/>
+      <w:lvlText w:val=""/>
+      <w:lvlJc w:val="left"/>
+      <w:pPr>
+        <w:ind w:left="6840" w:hanging="360"/>
+      </w:pPr>
+      <w:rPr>
+        <w:rFonts w:ascii="Wingdings" w:hAnsi="Wingdings" w:hint="default"/>
+      </w:rPr>
+    </w:lvl>
+  </w:abstractNum>
+  <w:abstractNum w:abstractNumId="8" w15:restartNumberingAfterBreak="0">
     <w:nsid w:val="198F4773"/>
     <w:multiLevelType w:val="hybridMultilevel"/>
     <w:tmpl w:val="D9845FD8"/>
@@ -2975,7 +6457,7 @@
       </w:rPr>
     </w:lvl>
   </w:abstractNum>
-  <w:abstractNum w:abstractNumId="6" w15:restartNumberingAfterBreak="0">
+  <w:abstractNum w:abstractNumId="9" w15:restartNumberingAfterBreak="0">
     <w:nsid w:val="1AFB4650"/>
     <w:multiLevelType w:val="hybridMultilevel"/>
     <w:tmpl w:val="56683D34"/>
@@ -3061,7 +6543,7 @@
       </w:pPr>
     </w:lvl>
   </w:abstractNum>
-  <w:abstractNum w:abstractNumId="7" w15:restartNumberingAfterBreak="0">
+  <w:abstractNum w:abstractNumId="10" w15:restartNumberingAfterBreak="0">
     <w:nsid w:val="1B05444A"/>
     <w:multiLevelType w:val="hybridMultilevel"/>
     <w:tmpl w:val="F6A48A52"/>
@@ -3150,7 +6632,7 @@
       </w:pPr>
     </w:lvl>
   </w:abstractNum>
-  <w:abstractNum w:abstractNumId="8" w15:restartNumberingAfterBreak="0">
+  <w:abstractNum w:abstractNumId="11" w15:restartNumberingAfterBreak="0">
     <w:nsid w:val="1BD15754"/>
     <w:multiLevelType w:val="hybridMultilevel"/>
     <w:tmpl w:val="9D0442C6"/>
@@ -3240,7 +6722,7 @@
       </w:pPr>
     </w:lvl>
   </w:abstractNum>
-  <w:abstractNum w:abstractNumId="9" w15:restartNumberingAfterBreak="0">
+  <w:abstractNum w:abstractNumId="12" w15:restartNumberingAfterBreak="0">
     <w:nsid w:val="1D08775C"/>
     <w:multiLevelType w:val="hybridMultilevel"/>
     <w:tmpl w:val="CD9434F0"/>
@@ -3353,7 +6835,7 @@
       </w:rPr>
     </w:lvl>
   </w:abstractNum>
-  <w:abstractNum w:abstractNumId="10" w15:restartNumberingAfterBreak="0">
+  <w:abstractNum w:abstractNumId="13" w15:restartNumberingAfterBreak="0">
     <w:nsid w:val="1D184EDC"/>
     <w:multiLevelType w:val="hybridMultilevel"/>
     <w:tmpl w:val="5BEE1E1C"/>
@@ -3442,7 +6924,119 @@
       </w:pPr>
     </w:lvl>
   </w:abstractNum>
-  <w:abstractNum w:abstractNumId="11" w15:restartNumberingAfterBreak="0">
+  <w:abstractNum w:abstractNumId="14" w15:restartNumberingAfterBreak="0">
+    <w:nsid w:val="20FB7DCD"/>
+    <w:multiLevelType w:val="hybridMultilevel"/>
+    <w:tmpl w:val="FE327BE2"/>
+    <w:lvl w:ilvl="0" w:tplc="36025284">
+      <w:numFmt w:val="bullet"/>
+      <w:lvlText w:val="•"/>
+      <w:lvlJc w:val="left"/>
+      <w:pPr>
+        <w:ind w:left="343" w:hanging="360"/>
+      </w:pPr>
+      <w:rPr>
+        <w:rFonts w:ascii="Cambria" w:eastAsiaTheme="minorEastAsia" w:hAnsi="Cambria" w:cs="Times New Roman" w:hint="default"/>
+      </w:rPr>
+    </w:lvl>
+    <w:lvl w:ilvl="1" w:tplc="04090003" w:tentative="1">
+      <w:start w:val="1"/>
+      <w:numFmt w:val="bullet"/>
+      <w:lvlText w:val="o"/>
+      <w:lvlJc w:val="left"/>
+      <w:pPr>
+        <w:ind w:left="1063" w:hanging="360"/>
+      </w:pPr>
+      <w:rPr>
+        <w:rFonts w:ascii="Courier New" w:hAnsi="Courier New" w:cs="Courier New" w:hint="default"/>
+      </w:rPr>
+    </w:lvl>
+    <w:lvl w:ilvl="2" w:tplc="04090005" w:tentative="1">
+      <w:start w:val="1"/>
+      <w:numFmt w:val="bullet"/>
+      <w:lvlText w:val=""/>
+      <w:lvlJc w:val="left"/>
+      <w:pPr>
+        <w:ind w:left="1783" w:hanging="360"/>
+      </w:pPr>
+      <w:rPr>
+        <w:rFonts w:ascii="Wingdings" w:hAnsi="Wingdings" w:hint="default"/>
+      </w:rPr>
+    </w:lvl>
+    <w:lvl w:ilvl="3" w:tplc="04090001" w:tentative="1">
+      <w:start w:val="1"/>
+      <w:numFmt w:val="bullet"/>
+      <w:lvlText w:val=""/>
+      <w:lvlJc w:val="left"/>
+      <w:pPr>
+        <w:ind w:left="2503" w:hanging="360"/>
+      </w:pPr>
+      <w:rPr>
+        <w:rFonts w:ascii="Symbol" w:hAnsi="Symbol" w:hint="default"/>
+      </w:rPr>
+    </w:lvl>
+    <w:lvl w:ilvl="4" w:tplc="04090003" w:tentative="1">
+      <w:start w:val="1"/>
+      <w:numFmt w:val="bullet"/>
+      <w:lvlText w:val="o"/>
+      <w:lvlJc w:val="left"/>
+      <w:pPr>
+        <w:ind w:left="3223" w:hanging="360"/>
+      </w:pPr>
+      <w:rPr>
+        <w:rFonts w:ascii="Courier New" w:hAnsi="Courier New" w:cs="Courier New" w:hint="default"/>
+      </w:rPr>
+    </w:lvl>
+    <w:lvl w:ilvl="5" w:tplc="04090005" w:tentative="1">
+      <w:start w:val="1"/>
+      <w:numFmt w:val="bullet"/>
+      <w:lvlText w:val=""/>
+      <w:lvlJc w:val="left"/>
+      <w:pPr>
+        <w:ind w:left="3943" w:hanging="360"/>
+      </w:pPr>
+      <w:rPr>
+        <w:rFonts w:ascii="Wingdings" w:hAnsi="Wingdings" w:hint="default"/>
+      </w:rPr>
+    </w:lvl>
+    <w:lvl w:ilvl="6" w:tplc="04090001" w:tentative="1">
+      <w:start w:val="1"/>
+      <w:numFmt w:val="bullet"/>
+      <w:lvlText w:val=""/>
+      <w:lvlJc w:val="left"/>
+      <w:pPr>
+        <w:ind w:left="4663" w:hanging="360"/>
+      </w:pPr>
+      <w:rPr>
+        <w:rFonts w:ascii="Symbol" w:hAnsi="Symbol" w:hint="default"/>
+      </w:rPr>
+    </w:lvl>
+    <w:lvl w:ilvl="7" w:tplc="04090003" w:tentative="1">
+      <w:start w:val="1"/>
+      <w:numFmt w:val="bullet"/>
+      <w:lvlText w:val="o"/>
+      <w:lvlJc w:val="left"/>
+      <w:pPr>
+        <w:ind w:left="5383" w:hanging="360"/>
+      </w:pPr>
+      <w:rPr>
+        <w:rFonts w:ascii="Courier New" w:hAnsi="Courier New" w:cs="Courier New" w:hint="default"/>
+      </w:rPr>
+    </w:lvl>
+    <w:lvl w:ilvl="8" w:tplc="04090005" w:tentative="1">
+      <w:start w:val="1"/>
+      <w:numFmt w:val="bullet"/>
+      <w:lvlText w:val=""/>
+      <w:lvlJc w:val="left"/>
+      <w:pPr>
+        <w:ind w:left="6103" w:hanging="360"/>
+      </w:pPr>
+      <w:rPr>
+        <w:rFonts w:ascii="Wingdings" w:hAnsi="Wingdings" w:hint="default"/>
+      </w:rPr>
+    </w:lvl>
+  </w:abstractNum>
+  <w:abstractNum w:abstractNumId="15" w15:restartNumberingAfterBreak="0">
     <w:nsid w:val="31F67626"/>
     <w:multiLevelType w:val="hybridMultilevel"/>
     <w:tmpl w:val="419C66D2"/>
@@ -3528,7 +7122,7 @@
       </w:pPr>
     </w:lvl>
   </w:abstractNum>
-  <w:abstractNum w:abstractNumId="12" w15:restartNumberingAfterBreak="0">
+  <w:abstractNum w:abstractNumId="16" w15:restartNumberingAfterBreak="0">
     <w:nsid w:val="329C5ADC"/>
     <w:multiLevelType w:val="hybridMultilevel"/>
     <w:tmpl w:val="D402C932"/>
@@ -3617,7 +7211,7 @@
       </w:pPr>
     </w:lvl>
   </w:abstractNum>
-  <w:abstractNum w:abstractNumId="13" w15:restartNumberingAfterBreak="0">
+  <w:abstractNum w:abstractNumId="17" w15:restartNumberingAfterBreak="0">
     <w:nsid w:val="36324B6C"/>
     <w:multiLevelType w:val="multilevel"/>
     <w:tmpl w:val="97226D9A"/>
@@ -3738,7 +7332,7 @@
       </w:rPr>
     </w:lvl>
   </w:abstractNum>
-  <w:abstractNum w:abstractNumId="14" w15:restartNumberingAfterBreak="0">
+  <w:abstractNum w:abstractNumId="18" w15:restartNumberingAfterBreak="0">
     <w:nsid w:val="36AC1C2A"/>
     <w:multiLevelType w:val="hybridMultilevel"/>
     <w:tmpl w:val="4A84F842"/>
@@ -3851,7 +7445,7 @@
       </w:rPr>
     </w:lvl>
   </w:abstractNum>
-  <w:abstractNum w:abstractNumId="15" w15:restartNumberingAfterBreak="0">
+  <w:abstractNum w:abstractNumId="19" w15:restartNumberingAfterBreak="0">
     <w:nsid w:val="385C5BAF"/>
     <w:multiLevelType w:val="hybridMultilevel"/>
     <w:tmpl w:val="321CA672"/>
@@ -3963,7 +7557,7 @@
       </w:rPr>
     </w:lvl>
   </w:abstractNum>
-  <w:abstractNum w:abstractNumId="16" w15:restartNumberingAfterBreak="0">
+  <w:abstractNum w:abstractNumId="20" w15:restartNumberingAfterBreak="0">
     <w:nsid w:val="38DE6DDA"/>
     <w:multiLevelType w:val="hybridMultilevel"/>
     <w:tmpl w:val="09CAD91A"/>
@@ -4076,7 +7670,7 @@
       </w:rPr>
     </w:lvl>
   </w:abstractNum>
-  <w:abstractNum w:abstractNumId="17" w15:restartNumberingAfterBreak="0">
+  <w:abstractNum w:abstractNumId="21" w15:restartNumberingAfterBreak="0">
     <w:nsid w:val="39507800"/>
     <w:multiLevelType w:val="hybridMultilevel"/>
     <w:tmpl w:val="863AE742"/>
@@ -4165,7 +7759,7 @@
       </w:pPr>
     </w:lvl>
   </w:abstractNum>
-  <w:abstractNum w:abstractNumId="18" w15:restartNumberingAfterBreak="0">
+  <w:abstractNum w:abstractNumId="22" w15:restartNumberingAfterBreak="0">
     <w:nsid w:val="3A1F0956"/>
     <w:multiLevelType w:val="hybridMultilevel"/>
     <w:tmpl w:val="C7023AA8"/>
@@ -4278,7 +7872,7 @@
       </w:rPr>
     </w:lvl>
   </w:abstractNum>
-  <w:abstractNum w:abstractNumId="19" w15:restartNumberingAfterBreak="0">
+  <w:abstractNum w:abstractNumId="23" w15:restartNumberingAfterBreak="0">
     <w:nsid w:val="3B2F3F84"/>
     <w:multiLevelType w:val="hybridMultilevel"/>
     <w:tmpl w:val="F9B68280"/>
@@ -4364,7 +7958,7 @@
       </w:pPr>
     </w:lvl>
   </w:abstractNum>
-  <w:abstractNum w:abstractNumId="20" w15:restartNumberingAfterBreak="0">
+  <w:abstractNum w:abstractNumId="24" w15:restartNumberingAfterBreak="0">
     <w:nsid w:val="3BB00880"/>
     <w:multiLevelType w:val="hybridMultilevel"/>
     <w:tmpl w:val="9D544CCC"/>
@@ -4450,7 +8044,7 @@
       </w:pPr>
     </w:lvl>
   </w:abstractNum>
-  <w:abstractNum w:abstractNumId="21" w15:restartNumberingAfterBreak="0">
+  <w:abstractNum w:abstractNumId="25" w15:restartNumberingAfterBreak="0">
     <w:nsid w:val="3CBC3423"/>
     <w:multiLevelType w:val="hybridMultilevel"/>
     <w:tmpl w:val="64F472CC"/>
@@ -4540,7 +8134,7 @@
       </w:pPr>
     </w:lvl>
   </w:abstractNum>
-  <w:abstractNum w:abstractNumId="22" w15:restartNumberingAfterBreak="0">
+  <w:abstractNum w:abstractNumId="26" w15:restartNumberingAfterBreak="0">
     <w:nsid w:val="3F612448"/>
     <w:multiLevelType w:val="hybridMultilevel"/>
     <w:tmpl w:val="2CAE8F54"/>
@@ -4653,7 +8247,7 @@
       </w:rPr>
     </w:lvl>
   </w:abstractNum>
-  <w:abstractNum w:abstractNumId="23" w15:restartNumberingAfterBreak="0">
+  <w:abstractNum w:abstractNumId="27" w15:restartNumberingAfterBreak="0">
     <w:nsid w:val="40886C39"/>
     <w:multiLevelType w:val="hybridMultilevel"/>
     <w:tmpl w:val="34C02A40"/>
@@ -4766,7 +8360,119 @@
       </w:rPr>
     </w:lvl>
   </w:abstractNum>
-  <w:abstractNum w:abstractNumId="24" w15:restartNumberingAfterBreak="0">
+  <w:abstractNum w:abstractNumId="28" w15:restartNumberingAfterBreak="0">
+    <w:nsid w:val="42324B33"/>
+    <w:multiLevelType w:val="hybridMultilevel"/>
+    <w:tmpl w:val="5030969E"/>
+    <w:lvl w:ilvl="0" w:tplc="36025284">
+      <w:numFmt w:val="bullet"/>
+      <w:lvlText w:val="•"/>
+      <w:lvlJc w:val="left"/>
+      <w:pPr>
+        <w:ind w:left="309" w:hanging="360"/>
+      </w:pPr>
+      <w:rPr>
+        <w:rFonts w:ascii="Cambria" w:eastAsiaTheme="minorEastAsia" w:hAnsi="Cambria" w:cs="Times New Roman" w:hint="default"/>
+      </w:rPr>
+    </w:lvl>
+    <w:lvl w:ilvl="1" w:tplc="04090003" w:tentative="1">
+      <w:start w:val="1"/>
+      <w:numFmt w:val="bullet"/>
+      <w:lvlText w:val="o"/>
+      <w:lvlJc w:val="left"/>
+      <w:pPr>
+        <w:ind w:left="1406" w:hanging="360"/>
+      </w:pPr>
+      <w:rPr>
+        <w:rFonts w:ascii="Courier New" w:hAnsi="Courier New" w:cs="Courier New" w:hint="default"/>
+      </w:rPr>
+    </w:lvl>
+    <w:lvl w:ilvl="2" w:tplc="04090005" w:tentative="1">
+      <w:start w:val="1"/>
+      <w:numFmt w:val="bullet"/>
+      <w:lvlText w:val=""/>
+      <w:lvlJc w:val="left"/>
+      <w:pPr>
+        <w:ind w:left="2126" w:hanging="360"/>
+      </w:pPr>
+      <w:rPr>
+        <w:rFonts w:ascii="Wingdings" w:hAnsi="Wingdings" w:hint="default"/>
+      </w:rPr>
+    </w:lvl>
+    <w:lvl w:ilvl="3" w:tplc="04090001" w:tentative="1">
+      <w:start w:val="1"/>
+      <w:numFmt w:val="bullet"/>
+      <w:lvlText w:val=""/>
+      <w:lvlJc w:val="left"/>
+      <w:pPr>
+        <w:ind w:left="2846" w:hanging="360"/>
+      </w:pPr>
+      <w:rPr>
+        <w:rFonts w:ascii="Symbol" w:hAnsi="Symbol" w:hint="default"/>
+      </w:rPr>
+    </w:lvl>
+    <w:lvl w:ilvl="4" w:tplc="04090003" w:tentative="1">
+      <w:start w:val="1"/>
+      <w:numFmt w:val="bullet"/>
+      <w:lvlText w:val="o"/>
+      <w:lvlJc w:val="left"/>
+      <w:pPr>
+        <w:ind w:left="3566" w:hanging="360"/>
+      </w:pPr>
+      <w:rPr>
+        <w:rFonts w:ascii="Courier New" w:hAnsi="Courier New" w:cs="Courier New" w:hint="default"/>
+      </w:rPr>
+    </w:lvl>
+    <w:lvl w:ilvl="5" w:tplc="04090005" w:tentative="1">
+      <w:start w:val="1"/>
+      <w:numFmt w:val="bullet"/>
+      <w:lvlText w:val=""/>
+      <w:lvlJc w:val="left"/>
+      <w:pPr>
+        <w:ind w:left="4286" w:hanging="360"/>
+      </w:pPr>
+      <w:rPr>
+        <w:rFonts w:ascii="Wingdings" w:hAnsi="Wingdings" w:hint="default"/>
+      </w:rPr>
+    </w:lvl>
+    <w:lvl w:ilvl="6" w:tplc="04090001" w:tentative="1">
+      <w:start w:val="1"/>
+      <w:numFmt w:val="bullet"/>
+      <w:lvlText w:val=""/>
+      <w:lvlJc w:val="left"/>
+      <w:pPr>
+        <w:ind w:left="5006" w:hanging="360"/>
+      </w:pPr>
+      <w:rPr>
+        <w:rFonts w:ascii="Symbol" w:hAnsi="Symbol" w:hint="default"/>
+      </w:rPr>
+    </w:lvl>
+    <w:lvl w:ilvl="7" w:tplc="04090003" w:tentative="1">
+      <w:start w:val="1"/>
+      <w:numFmt w:val="bullet"/>
+      <w:lvlText w:val="o"/>
+      <w:lvlJc w:val="left"/>
+      <w:pPr>
+        <w:ind w:left="5726" w:hanging="360"/>
+      </w:pPr>
+      <w:rPr>
+        <w:rFonts w:ascii="Courier New" w:hAnsi="Courier New" w:cs="Courier New" w:hint="default"/>
+      </w:rPr>
+    </w:lvl>
+    <w:lvl w:ilvl="8" w:tplc="04090005" w:tentative="1">
+      <w:start w:val="1"/>
+      <w:numFmt w:val="bullet"/>
+      <w:lvlText w:val=""/>
+      <w:lvlJc w:val="left"/>
+      <w:pPr>
+        <w:ind w:left="6446" w:hanging="360"/>
+      </w:pPr>
+      <w:rPr>
+        <w:rFonts w:ascii="Wingdings" w:hAnsi="Wingdings" w:hint="default"/>
+      </w:rPr>
+    </w:lvl>
+  </w:abstractNum>
+  <w:abstractNum w:abstractNumId="29" w15:restartNumberingAfterBreak="0">
     <w:nsid w:val="472935C7"/>
     <w:multiLevelType w:val="hybridMultilevel"/>
     <w:tmpl w:val="89F4B662"/>
@@ -4879,7 +8585,7 @@
       </w:rPr>
     </w:lvl>
   </w:abstractNum>
-  <w:abstractNum w:abstractNumId="25" w15:restartNumberingAfterBreak="0">
+  <w:abstractNum w:abstractNumId="30" w15:restartNumberingAfterBreak="0">
     <w:nsid w:val="4AF85395"/>
     <w:multiLevelType w:val="hybridMultilevel"/>
     <w:tmpl w:val="288276C2"/>
@@ -4968,7 +8674,231 @@
       </w:pPr>
     </w:lvl>
   </w:abstractNum>
-  <w:abstractNum w:abstractNumId="26" w15:restartNumberingAfterBreak="0">
+  <w:abstractNum w:abstractNumId="31" w15:restartNumberingAfterBreak="0">
+    <w:nsid w:val="4BD8635C"/>
+    <w:multiLevelType w:val="hybridMultilevel"/>
+    <w:tmpl w:val="18D2AD00"/>
+    <w:lvl w:ilvl="0" w:tplc="36025284">
+      <w:numFmt w:val="bullet"/>
+      <w:lvlText w:val="•"/>
+      <w:lvlJc w:val="left"/>
+      <w:pPr>
+        <w:ind w:left="326" w:hanging="360"/>
+      </w:pPr>
+      <w:rPr>
+        <w:rFonts w:ascii="Cambria" w:eastAsiaTheme="minorEastAsia" w:hAnsi="Cambria" w:cs="Times New Roman" w:hint="default"/>
+      </w:rPr>
+    </w:lvl>
+    <w:lvl w:ilvl="1" w:tplc="04090003" w:tentative="1">
+      <w:start w:val="1"/>
+      <w:numFmt w:val="bullet"/>
+      <w:lvlText w:val="o"/>
+      <w:lvlJc w:val="left"/>
+      <w:pPr>
+        <w:ind w:left="1423" w:hanging="360"/>
+      </w:pPr>
+      <w:rPr>
+        <w:rFonts w:ascii="Courier New" w:hAnsi="Courier New" w:cs="Courier New" w:hint="default"/>
+      </w:rPr>
+    </w:lvl>
+    <w:lvl w:ilvl="2" w:tplc="04090005" w:tentative="1">
+      <w:start w:val="1"/>
+      <w:numFmt w:val="bullet"/>
+      <w:lvlText w:val=""/>
+      <w:lvlJc w:val="left"/>
+      <w:pPr>
+        <w:ind w:left="2143" w:hanging="360"/>
+      </w:pPr>
+      <w:rPr>
+        <w:rFonts w:ascii="Wingdings" w:hAnsi="Wingdings" w:hint="default"/>
+      </w:rPr>
+    </w:lvl>
+    <w:lvl w:ilvl="3" w:tplc="04090001" w:tentative="1">
+      <w:start w:val="1"/>
+      <w:numFmt w:val="bullet"/>
+      <w:lvlText w:val=""/>
+      <w:lvlJc w:val="left"/>
+      <w:pPr>
+        <w:ind w:left="2863" w:hanging="360"/>
+      </w:pPr>
+      <w:rPr>
+        <w:rFonts w:ascii="Symbol" w:hAnsi="Symbol" w:hint="default"/>
+      </w:rPr>
+    </w:lvl>
+    <w:lvl w:ilvl="4" w:tplc="04090003" w:tentative="1">
+      <w:start w:val="1"/>
+      <w:numFmt w:val="bullet"/>
+      <w:lvlText w:val="o"/>
+      <w:lvlJc w:val="left"/>
+      <w:pPr>
+        <w:ind w:left="3583" w:hanging="360"/>
+      </w:pPr>
+      <w:rPr>
+        <w:rFonts w:ascii="Courier New" w:hAnsi="Courier New" w:cs="Courier New" w:hint="default"/>
+      </w:rPr>
+    </w:lvl>
+    <w:lvl w:ilvl="5" w:tplc="04090005" w:tentative="1">
+      <w:start w:val="1"/>
+      <w:numFmt w:val="bullet"/>
+      <w:lvlText w:val=""/>
+      <w:lvlJc w:val="left"/>
+      <w:pPr>
+        <w:ind w:left="4303" w:hanging="360"/>
+      </w:pPr>
+      <w:rPr>
+        <w:rFonts w:ascii="Wingdings" w:hAnsi="Wingdings" w:hint="default"/>
+      </w:rPr>
+    </w:lvl>
+    <w:lvl w:ilvl="6" w:tplc="04090001" w:tentative="1">
+      <w:start w:val="1"/>
+      <w:numFmt w:val="bullet"/>
+      <w:lvlText w:val=""/>
+      <w:lvlJc w:val="left"/>
+      <w:pPr>
+        <w:ind w:left="5023" w:hanging="360"/>
+      </w:pPr>
+      <w:rPr>
+        <w:rFonts w:ascii="Symbol" w:hAnsi="Symbol" w:hint="default"/>
+      </w:rPr>
+    </w:lvl>
+    <w:lvl w:ilvl="7" w:tplc="04090003" w:tentative="1">
+      <w:start w:val="1"/>
+      <w:numFmt w:val="bullet"/>
+      <w:lvlText w:val="o"/>
+      <w:lvlJc w:val="left"/>
+      <w:pPr>
+        <w:ind w:left="5743" w:hanging="360"/>
+      </w:pPr>
+      <w:rPr>
+        <w:rFonts w:ascii="Courier New" w:hAnsi="Courier New" w:cs="Courier New" w:hint="default"/>
+      </w:rPr>
+    </w:lvl>
+    <w:lvl w:ilvl="8" w:tplc="04090005" w:tentative="1">
+      <w:start w:val="1"/>
+      <w:numFmt w:val="bullet"/>
+      <w:lvlText w:val=""/>
+      <w:lvlJc w:val="left"/>
+      <w:pPr>
+        <w:ind w:left="6463" w:hanging="360"/>
+      </w:pPr>
+      <w:rPr>
+        <w:rFonts w:ascii="Wingdings" w:hAnsi="Wingdings" w:hint="default"/>
+      </w:rPr>
+    </w:lvl>
+  </w:abstractNum>
+  <w:abstractNum w:abstractNumId="32" w15:restartNumberingAfterBreak="0">
+    <w:nsid w:val="4FC04EEF"/>
+    <w:multiLevelType w:val="hybridMultilevel"/>
+    <w:tmpl w:val="C1AA516A"/>
+    <w:lvl w:ilvl="0" w:tplc="36025284">
+      <w:numFmt w:val="bullet"/>
+      <w:lvlText w:val="•"/>
+      <w:lvlJc w:val="left"/>
+      <w:pPr>
+        <w:ind w:left="343" w:hanging="360"/>
+      </w:pPr>
+      <w:rPr>
+        <w:rFonts w:ascii="Cambria" w:eastAsiaTheme="minorEastAsia" w:hAnsi="Cambria" w:cs="Times New Roman" w:hint="default"/>
+      </w:rPr>
+    </w:lvl>
+    <w:lvl w:ilvl="1" w:tplc="04090003" w:tentative="1">
+      <w:start w:val="1"/>
+      <w:numFmt w:val="bullet"/>
+      <w:lvlText w:val="o"/>
+      <w:lvlJc w:val="left"/>
+      <w:pPr>
+        <w:ind w:left="1440" w:hanging="360"/>
+      </w:pPr>
+      <w:rPr>
+        <w:rFonts w:ascii="Courier New" w:hAnsi="Courier New" w:cs="Courier New" w:hint="default"/>
+      </w:rPr>
+    </w:lvl>
+    <w:lvl w:ilvl="2" w:tplc="04090005" w:tentative="1">
+      <w:start w:val="1"/>
+      <w:numFmt w:val="bullet"/>
+      <w:lvlText w:val=""/>
+      <w:lvlJc w:val="left"/>
+      <w:pPr>
+        <w:ind w:left="2160" w:hanging="360"/>
+      </w:pPr>
+      <w:rPr>
+        <w:rFonts w:ascii="Wingdings" w:hAnsi="Wingdings" w:hint="default"/>
+      </w:rPr>
+    </w:lvl>
+    <w:lvl w:ilvl="3" w:tplc="04090001" w:tentative="1">
+      <w:start w:val="1"/>
+      <w:numFmt w:val="bullet"/>
+      <w:lvlText w:val=""/>
+      <w:lvlJc w:val="left"/>
+      <w:pPr>
+        <w:ind w:left="2880" w:hanging="360"/>
+      </w:pPr>
+      <w:rPr>
+        <w:rFonts w:ascii="Symbol" w:hAnsi="Symbol" w:hint="default"/>
+      </w:rPr>
+    </w:lvl>
+    <w:lvl w:ilvl="4" w:tplc="04090003" w:tentative="1">
+      <w:start w:val="1"/>
+      <w:numFmt w:val="bullet"/>
+      <w:lvlText w:val="o"/>
+      <w:lvlJc w:val="left"/>
+      <w:pPr>
+        <w:ind w:left="3600" w:hanging="360"/>
+      </w:pPr>
+      <w:rPr>
+        <w:rFonts w:ascii="Courier New" w:hAnsi="Courier New" w:cs="Courier New" w:hint="default"/>
+      </w:rPr>
+    </w:lvl>
+    <w:lvl w:ilvl="5" w:tplc="04090005" w:tentative="1">
+      <w:start w:val="1"/>
+      <w:numFmt w:val="bullet"/>
+      <w:lvlText w:val=""/>
+      <w:lvlJc w:val="left"/>
+      <w:pPr>
+        <w:ind w:left="4320" w:hanging="360"/>
+      </w:pPr>
+      <w:rPr>
+        <w:rFonts w:ascii="Wingdings" w:hAnsi="Wingdings" w:hint="default"/>
+      </w:rPr>
+    </w:lvl>
+    <w:lvl w:ilvl="6" w:tplc="04090001" w:tentative="1">
+      <w:start w:val="1"/>
+      <w:numFmt w:val="bullet"/>
+      <w:lvlText w:val=""/>
+      <w:lvlJc w:val="left"/>
+      <w:pPr>
+        <w:ind w:left="5040" w:hanging="360"/>
+      </w:pPr>
+      <w:rPr>
+        <w:rFonts w:ascii="Symbol" w:hAnsi="Symbol" w:hint="default"/>
+      </w:rPr>
+    </w:lvl>
+    <w:lvl w:ilvl="7" w:tplc="04090003" w:tentative="1">
+      <w:start w:val="1"/>
+      <w:numFmt w:val="bullet"/>
+      <w:lvlText w:val="o"/>
+      <w:lvlJc w:val="left"/>
+      <w:pPr>
+        <w:ind w:left="5760" w:hanging="360"/>
+      </w:pPr>
+      <w:rPr>
+        <w:rFonts w:ascii="Courier New" w:hAnsi="Courier New" w:cs="Courier New" w:hint="default"/>
+      </w:rPr>
+    </w:lvl>
+    <w:lvl w:ilvl="8" w:tplc="04090005" w:tentative="1">
+      <w:start w:val="1"/>
+      <w:numFmt w:val="bullet"/>
+      <w:lvlText w:val=""/>
+      <w:lvlJc w:val="left"/>
+      <w:pPr>
+        <w:ind w:left="6480" w:hanging="360"/>
+      </w:pPr>
+      <w:rPr>
+        <w:rFonts w:ascii="Wingdings" w:hAnsi="Wingdings" w:hint="default"/>
+      </w:rPr>
+    </w:lvl>
+  </w:abstractNum>
+  <w:abstractNum w:abstractNumId="33" w15:restartNumberingAfterBreak="0">
     <w:nsid w:val="50371E80"/>
     <w:multiLevelType w:val="hybridMultilevel"/>
     <w:tmpl w:val="96DCE08A"/>
@@ -5081,7 +9011,7 @@
       </w:rPr>
     </w:lvl>
   </w:abstractNum>
-  <w:abstractNum w:abstractNumId="27" w15:restartNumberingAfterBreak="0">
+  <w:abstractNum w:abstractNumId="34" w15:restartNumberingAfterBreak="0">
     <w:nsid w:val="511A1FE7"/>
     <w:multiLevelType w:val="hybridMultilevel"/>
     <w:tmpl w:val="405A2200"/>
@@ -5194,7 +9124,7 @@
       </w:rPr>
     </w:lvl>
   </w:abstractNum>
-  <w:abstractNum w:abstractNumId="28" w15:restartNumberingAfterBreak="0">
+  <w:abstractNum w:abstractNumId="35" w15:restartNumberingAfterBreak="0">
     <w:nsid w:val="54A9319E"/>
     <w:multiLevelType w:val="hybridMultilevel"/>
     <w:tmpl w:val="75D4B61C"/>
@@ -5307,7 +9237,7 @@
       </w:rPr>
     </w:lvl>
   </w:abstractNum>
-  <w:abstractNum w:abstractNumId="29" w15:restartNumberingAfterBreak="0">
+  <w:abstractNum w:abstractNumId="36" w15:restartNumberingAfterBreak="0">
     <w:nsid w:val="57BB57BC"/>
     <w:multiLevelType w:val="hybridMultilevel"/>
     <w:tmpl w:val="24AE73CA"/>
@@ -5419,7 +9349,93 @@
       </w:rPr>
     </w:lvl>
   </w:abstractNum>
-  <w:abstractNum w:abstractNumId="30" w15:restartNumberingAfterBreak="0">
+  <w:abstractNum w:abstractNumId="37" w15:restartNumberingAfterBreak="0">
+    <w:nsid w:val="5A9D066B"/>
+    <w:multiLevelType w:val="hybridMultilevel"/>
+    <w:tmpl w:val="E61EB0B6"/>
+    <w:lvl w:ilvl="0" w:tplc="0409000F">
+      <w:start w:val="1"/>
+      <w:numFmt w:val="decimal"/>
+      <w:lvlText w:val="%1."/>
+      <w:lvlJc w:val="left"/>
+      <w:pPr>
+        <w:ind w:left="686" w:hanging="360"/>
+      </w:pPr>
+    </w:lvl>
+    <w:lvl w:ilvl="1" w:tplc="04090019" w:tentative="1">
+      <w:start w:val="1"/>
+      <w:numFmt w:val="lowerLetter"/>
+      <w:lvlText w:val="%2."/>
+      <w:lvlJc w:val="left"/>
+      <w:pPr>
+        <w:ind w:left="1406" w:hanging="360"/>
+      </w:pPr>
+    </w:lvl>
+    <w:lvl w:ilvl="2" w:tplc="0409001B" w:tentative="1">
+      <w:start w:val="1"/>
+      <w:numFmt w:val="lowerRoman"/>
+      <w:lvlText w:val="%3."/>
+      <w:lvlJc w:val="right"/>
+      <w:pPr>
+        <w:ind w:left="2126" w:hanging="180"/>
+      </w:pPr>
+    </w:lvl>
+    <w:lvl w:ilvl="3" w:tplc="0409000F" w:tentative="1">
+      <w:start w:val="1"/>
+      <w:numFmt w:val="decimal"/>
+      <w:lvlText w:val="%4."/>
+      <w:lvlJc w:val="left"/>
+      <w:pPr>
+        <w:ind w:left="2846" w:hanging="360"/>
+      </w:pPr>
+    </w:lvl>
+    <w:lvl w:ilvl="4" w:tplc="04090019" w:tentative="1">
+      <w:start w:val="1"/>
+      <w:numFmt w:val="lowerLetter"/>
+      <w:lvlText w:val="%5."/>
+      <w:lvlJc w:val="left"/>
+      <w:pPr>
+        <w:ind w:left="3566" w:hanging="360"/>
+      </w:pPr>
+    </w:lvl>
+    <w:lvl w:ilvl="5" w:tplc="0409001B" w:tentative="1">
+      <w:start w:val="1"/>
+      <w:numFmt w:val="lowerRoman"/>
+      <w:lvlText w:val="%6."/>
+      <w:lvlJc w:val="right"/>
+      <w:pPr>
+        <w:ind w:left="4286" w:hanging="180"/>
+      </w:pPr>
+    </w:lvl>
+    <w:lvl w:ilvl="6" w:tplc="0409000F" w:tentative="1">
+      <w:start w:val="1"/>
+      <w:numFmt w:val="decimal"/>
+      <w:lvlText w:val="%7."/>
+      <w:lvlJc w:val="left"/>
+      <w:pPr>
+        <w:ind w:left="5006" w:hanging="360"/>
+      </w:pPr>
+    </w:lvl>
+    <w:lvl w:ilvl="7" w:tplc="04090019" w:tentative="1">
+      <w:start w:val="1"/>
+      <w:numFmt w:val="lowerLetter"/>
+      <w:lvlText w:val="%8."/>
+      <w:lvlJc w:val="left"/>
+      <w:pPr>
+        <w:ind w:left="5726" w:hanging="360"/>
+      </w:pPr>
+    </w:lvl>
+    <w:lvl w:ilvl="8" w:tplc="0409001B" w:tentative="1">
+      <w:start w:val="1"/>
+      <w:numFmt w:val="lowerRoman"/>
+      <w:lvlText w:val="%9."/>
+      <w:lvlJc w:val="right"/>
+      <w:pPr>
+        <w:ind w:left="6446" w:hanging="180"/>
+      </w:pPr>
+    </w:lvl>
+  </w:abstractNum>
+  <w:abstractNum w:abstractNumId="38" w15:restartNumberingAfterBreak="0">
     <w:nsid w:val="5D9D1C1E"/>
     <w:multiLevelType w:val="hybridMultilevel"/>
     <w:tmpl w:val="BBA8B954"/>
@@ -5532,7 +9548,7 @@
       </w:rPr>
     </w:lvl>
   </w:abstractNum>
-  <w:abstractNum w:abstractNumId="31" w15:restartNumberingAfterBreak="0">
+  <w:abstractNum w:abstractNumId="39" w15:restartNumberingAfterBreak="0">
     <w:nsid w:val="62A472ED"/>
     <w:multiLevelType w:val="hybridMultilevel"/>
     <w:tmpl w:val="8B722570"/>
@@ -5645,7 +9661,7 @@
       </w:rPr>
     </w:lvl>
   </w:abstractNum>
-  <w:abstractNum w:abstractNumId="32" w15:restartNumberingAfterBreak="0">
+  <w:abstractNum w:abstractNumId="40" w15:restartNumberingAfterBreak="0">
     <w:nsid w:val="6A713A88"/>
     <w:multiLevelType w:val="hybridMultilevel"/>
     <w:tmpl w:val="4E9038A0"/>
@@ -5758,7 +9774,7 @@
       </w:rPr>
     </w:lvl>
   </w:abstractNum>
-  <w:abstractNum w:abstractNumId="33" w15:restartNumberingAfterBreak="0">
+  <w:abstractNum w:abstractNumId="41" w15:restartNumberingAfterBreak="0">
     <w:nsid w:val="6AA76143"/>
     <w:multiLevelType w:val="hybridMultilevel"/>
     <w:tmpl w:val="39A6EC34"/>
@@ -5871,7 +9887,7 @@
       </w:rPr>
     </w:lvl>
   </w:abstractNum>
-  <w:abstractNum w:abstractNumId="34" w15:restartNumberingAfterBreak="0">
+  <w:abstractNum w:abstractNumId="42" w15:restartNumberingAfterBreak="0">
     <w:nsid w:val="6B950703"/>
     <w:multiLevelType w:val="hybridMultilevel"/>
     <w:tmpl w:val="0B96B6FA"/>
@@ -5984,7 +10000,7 @@
       </w:rPr>
     </w:lvl>
   </w:abstractNum>
-  <w:abstractNum w:abstractNumId="35" w15:restartNumberingAfterBreak="0">
+  <w:abstractNum w:abstractNumId="43" w15:restartNumberingAfterBreak="0">
     <w:nsid w:val="6C0126EE"/>
     <w:multiLevelType w:val="hybridMultilevel"/>
     <w:tmpl w:val="9AF657C2"/>
@@ -6073,7 +10089,7 @@
       </w:pPr>
     </w:lvl>
   </w:abstractNum>
-  <w:abstractNum w:abstractNumId="36" w15:restartNumberingAfterBreak="0">
+  <w:abstractNum w:abstractNumId="44" w15:restartNumberingAfterBreak="0">
     <w:nsid w:val="73A849D1"/>
     <w:multiLevelType w:val="hybridMultilevel"/>
     <w:tmpl w:val="3468F214"/>
@@ -6185,7 +10201,7 @@
       </w:rPr>
     </w:lvl>
   </w:abstractNum>
-  <w:abstractNum w:abstractNumId="37" w15:restartNumberingAfterBreak="0">
+  <w:abstractNum w:abstractNumId="45" w15:restartNumberingAfterBreak="0">
     <w:nsid w:val="754B08E3"/>
     <w:multiLevelType w:val="hybridMultilevel"/>
     <w:tmpl w:val="9D544CCC"/>
@@ -6271,7 +10287,120 @@
       </w:pPr>
     </w:lvl>
   </w:abstractNum>
-  <w:abstractNum w:abstractNumId="38" w15:restartNumberingAfterBreak="0">
+  <w:abstractNum w:abstractNumId="46" w15:restartNumberingAfterBreak="0">
+    <w:nsid w:val="772C1C0D"/>
+    <w:multiLevelType w:val="hybridMultilevel"/>
+    <w:tmpl w:val="9742484E"/>
+    <w:lvl w:ilvl="0" w:tplc="04090001">
+      <w:start w:val="1"/>
+      <w:numFmt w:val="bullet"/>
+      <w:lvlText w:val=""/>
+      <w:lvlJc w:val="left"/>
+      <w:pPr>
+        <w:ind w:left="703" w:hanging="360"/>
+      </w:pPr>
+      <w:rPr>
+        <w:rFonts w:ascii="Symbol" w:hAnsi="Symbol" w:hint="default"/>
+      </w:rPr>
+    </w:lvl>
+    <w:lvl w:ilvl="1" w:tplc="04090003" w:tentative="1">
+      <w:start w:val="1"/>
+      <w:numFmt w:val="bullet"/>
+      <w:lvlText w:val="o"/>
+      <w:lvlJc w:val="left"/>
+      <w:pPr>
+        <w:ind w:left="1423" w:hanging="360"/>
+      </w:pPr>
+      <w:rPr>
+        <w:rFonts w:ascii="Courier New" w:hAnsi="Courier New" w:cs="Courier New" w:hint="default"/>
+      </w:rPr>
+    </w:lvl>
+    <w:lvl w:ilvl="2" w:tplc="04090005" w:tentative="1">
+      <w:start w:val="1"/>
+      <w:numFmt w:val="bullet"/>
+      <w:lvlText w:val=""/>
+      <w:lvlJc w:val="left"/>
+      <w:pPr>
+        <w:ind w:left="2143" w:hanging="360"/>
+      </w:pPr>
+      <w:rPr>
+        <w:rFonts w:ascii="Wingdings" w:hAnsi="Wingdings" w:hint="default"/>
+      </w:rPr>
+    </w:lvl>
+    <w:lvl w:ilvl="3" w:tplc="04090001" w:tentative="1">
+      <w:start w:val="1"/>
+      <w:numFmt w:val="bullet"/>
+      <w:lvlText w:val=""/>
+      <w:lvlJc w:val="left"/>
+      <w:pPr>
+        <w:ind w:left="2863" w:hanging="360"/>
+      </w:pPr>
+      <w:rPr>
+        <w:rFonts w:ascii="Symbol" w:hAnsi="Symbol" w:hint="default"/>
+      </w:rPr>
+    </w:lvl>
+    <w:lvl w:ilvl="4" w:tplc="04090003" w:tentative="1">
+      <w:start w:val="1"/>
+      <w:numFmt w:val="bullet"/>
+      <w:lvlText w:val="o"/>
+      <w:lvlJc w:val="left"/>
+      <w:pPr>
+        <w:ind w:left="3583" w:hanging="360"/>
+      </w:pPr>
+      <w:rPr>
+        <w:rFonts w:ascii="Courier New" w:hAnsi="Courier New" w:cs="Courier New" w:hint="default"/>
+      </w:rPr>
+    </w:lvl>
+    <w:lvl w:ilvl="5" w:tplc="04090005" w:tentative="1">
+      <w:start w:val="1"/>
+      <w:numFmt w:val="bullet"/>
+      <w:lvlText w:val=""/>
+      <w:lvlJc w:val="left"/>
+      <w:pPr>
+        <w:ind w:left="4303" w:hanging="360"/>
+      </w:pPr>
+      <w:rPr>
+        <w:rFonts w:ascii="Wingdings" w:hAnsi="Wingdings" w:hint="default"/>
+      </w:rPr>
+    </w:lvl>
+    <w:lvl w:ilvl="6" w:tplc="04090001" w:tentative="1">
+      <w:start w:val="1"/>
+      <w:numFmt w:val="bullet"/>
+      <w:lvlText w:val=""/>
+      <w:lvlJc w:val="left"/>
+      <w:pPr>
+        <w:ind w:left="5023" w:hanging="360"/>
+      </w:pPr>
+      <w:rPr>
+        <w:rFonts w:ascii="Symbol" w:hAnsi="Symbol" w:hint="default"/>
+      </w:rPr>
+    </w:lvl>
+    <w:lvl w:ilvl="7" w:tplc="04090003" w:tentative="1">
+      <w:start w:val="1"/>
+      <w:numFmt w:val="bullet"/>
+      <w:lvlText w:val="o"/>
+      <w:lvlJc w:val="left"/>
+      <w:pPr>
+        <w:ind w:left="5743" w:hanging="360"/>
+      </w:pPr>
+      <w:rPr>
+        <w:rFonts w:ascii="Courier New" w:hAnsi="Courier New" w:cs="Courier New" w:hint="default"/>
+      </w:rPr>
+    </w:lvl>
+    <w:lvl w:ilvl="8" w:tplc="04090005" w:tentative="1">
+      <w:start w:val="1"/>
+      <w:numFmt w:val="bullet"/>
+      <w:lvlText w:val=""/>
+      <w:lvlJc w:val="left"/>
+      <w:pPr>
+        <w:ind w:left="6463" w:hanging="360"/>
+      </w:pPr>
+      <w:rPr>
+        <w:rFonts w:ascii="Wingdings" w:hAnsi="Wingdings" w:hint="default"/>
+      </w:rPr>
+    </w:lvl>
+  </w:abstractNum>
+  <w:abstractNum w:abstractNumId="47" w15:restartNumberingAfterBreak="0">
     <w:nsid w:val="7A4925D7"/>
     <w:multiLevelType w:val="hybridMultilevel"/>
     <w:tmpl w:val="E1C87896"/>
@@ -6384,7 +10513,7 @@
       </w:rPr>
     </w:lvl>
   </w:abstractNum>
-  <w:abstractNum w:abstractNumId="39" w15:restartNumberingAfterBreak="0">
+  <w:abstractNum w:abstractNumId="48" w15:restartNumberingAfterBreak="0">
     <w:nsid w:val="7B2752A4"/>
     <w:multiLevelType w:val="hybridMultilevel"/>
     <w:tmpl w:val="2EB66F08"/>
@@ -6470,7 +10599,7 @@
       </w:pPr>
     </w:lvl>
   </w:abstractNum>
-  <w:abstractNum w:abstractNumId="40" w15:restartNumberingAfterBreak="0">
+  <w:abstractNum w:abstractNumId="49" w15:restartNumberingAfterBreak="0">
     <w:nsid w:val="7BEE21A2"/>
     <w:multiLevelType w:val="hybridMultilevel"/>
     <w:tmpl w:val="E2102538"/>
@@ -6584,133 +10713,160 @@
     </w:lvl>
   </w:abstractNum>
   <w:num w:numId="1" w16cid:durableId="1937399280">
-    <w:abstractNumId w:val="8"/>
+    <w:abstractNumId w:val="11"/>
   </w:num>
   <w:num w:numId="2" w16cid:durableId="1692413425">
-    <w:abstractNumId w:val="4"/>
+    <w:abstractNumId w:val="6"/>
   </w:num>
   <w:num w:numId="3" w16cid:durableId="358746209">
+    <w:abstractNumId w:val="30"/>
+  </w:num>
+  <w:num w:numId="4" w16cid:durableId="1478762528">
+    <w:abstractNumId w:val="48"/>
+  </w:num>
+  <w:num w:numId="5" w16cid:durableId="1471435149">
+    <w:abstractNumId w:val="21"/>
+  </w:num>
+  <w:num w:numId="6" w16cid:durableId="360668947">
+    <w:abstractNumId w:val="13"/>
+  </w:num>
+  <w:num w:numId="7" w16cid:durableId="360325099">
+    <w:abstractNumId w:val="43"/>
+  </w:num>
+  <w:num w:numId="8" w16cid:durableId="1608198053">
+    <w:abstractNumId w:val="9"/>
+  </w:num>
+  <w:num w:numId="9" w16cid:durableId="76564189">
+    <w:abstractNumId w:val="3"/>
+  </w:num>
+  <w:num w:numId="10" w16cid:durableId="391973930">
+    <w:abstractNumId w:val="34"/>
+  </w:num>
+  <w:num w:numId="11" w16cid:durableId="1212035345">
+    <w:abstractNumId w:val="49"/>
+  </w:num>
+  <w:num w:numId="12" w16cid:durableId="2091077803">
+    <w:abstractNumId w:val="36"/>
+  </w:num>
+  <w:num w:numId="13" w16cid:durableId="1693267455">
+    <w:abstractNumId w:val="24"/>
+  </w:num>
+  <w:num w:numId="14" w16cid:durableId="438792692">
+    <w:abstractNumId w:val="42"/>
+  </w:num>
+  <w:num w:numId="15" w16cid:durableId="2101754277">
+    <w:abstractNumId w:val="26"/>
+  </w:num>
+  <w:num w:numId="16" w16cid:durableId="1575238164">
+    <w:abstractNumId w:val="12"/>
+  </w:num>
+  <w:num w:numId="17" w16cid:durableId="1647779054">
+    <w:abstractNumId w:val="45"/>
+  </w:num>
+  <w:num w:numId="18" w16cid:durableId="204827926">
+    <w:abstractNumId w:val="41"/>
+  </w:num>
+  <w:num w:numId="19" w16cid:durableId="1896043483">
     <w:abstractNumId w:val="25"/>
   </w:num>
-  <w:num w:numId="4" w16cid:durableId="1478762528">
-    <w:abstractNumId w:val="39"/>
-  </w:num>
-  <w:num w:numId="5" w16cid:durableId="1471435149">
-    <w:abstractNumId w:val="17"/>
-  </w:num>
-  <w:num w:numId="6" w16cid:durableId="360668947">
-    <w:abstractNumId w:val="10"/>
-  </w:num>
-  <w:num w:numId="7" w16cid:durableId="360325099">
-    <w:abstractNumId w:val="35"/>
-  </w:num>
-  <w:num w:numId="8" w16cid:durableId="1608198053">
-    <w:abstractNumId w:val="6"/>
-  </w:num>
-  <w:num w:numId="9" w16cid:durableId="76564189">
-    <w:abstractNumId w:val="2"/>
-  </w:num>
-  <w:num w:numId="10" w16cid:durableId="391973930">
-    <w:abstractNumId w:val="27"/>
-  </w:num>
-  <w:num w:numId="11" w16cid:durableId="1212035345">
-    <w:abstractNumId w:val="40"/>
-  </w:num>
-  <w:num w:numId="12" w16cid:durableId="2091077803">
-    <w:abstractNumId w:val="29"/>
-  </w:num>
-  <w:num w:numId="13" w16cid:durableId="1693267455">
-    <w:abstractNumId w:val="20"/>
-  </w:num>
-  <w:num w:numId="14" w16cid:durableId="438792692">
-    <w:abstractNumId w:val="34"/>
-  </w:num>
-  <w:num w:numId="15" w16cid:durableId="2101754277">
-    <w:abstractNumId w:val="22"/>
-  </w:num>
-  <w:num w:numId="16" w16cid:durableId="1575238164">
-    <w:abstractNumId w:val="9"/>
-  </w:num>
-  <w:num w:numId="17" w16cid:durableId="1647779054">
-    <w:abstractNumId w:val="37"/>
-  </w:num>
-  <w:num w:numId="18" w16cid:durableId="204827926">
-    <w:abstractNumId w:val="33"/>
-  </w:num>
-  <w:num w:numId="19" w16cid:durableId="1896043483">
-    <w:abstractNumId w:val="21"/>
-  </w:num>
   <w:num w:numId="20" w16cid:durableId="1883903896">
-    <w:abstractNumId w:val="36"/>
+    <w:abstractNumId w:val="44"/>
   </w:num>
   <w:num w:numId="21" w16cid:durableId="170536139">
-    <w:abstractNumId w:val="12"/>
+    <w:abstractNumId w:val="16"/>
   </w:num>
   <w:num w:numId="22" w16cid:durableId="1410231528">
-    <w:abstractNumId w:val="3"/>
+    <w:abstractNumId w:val="5"/>
   </w:num>
   <w:num w:numId="23" w16cid:durableId="811289024">
-    <w:abstractNumId w:val="15"/>
+    <w:abstractNumId w:val="19"/>
   </w:num>
   <w:num w:numId="24" w16cid:durableId="28116014">
-    <w:abstractNumId w:val="23"/>
+    <w:abstractNumId w:val="27"/>
   </w:num>
   <w:num w:numId="25" w16cid:durableId="1006976395">
     <w:abstractNumId w:val="0"/>
   </w:num>
   <w:num w:numId="26" w16cid:durableId="865216532">
-    <w:abstractNumId w:val="24"/>
+    <w:abstractNumId w:val="29"/>
   </w:num>
   <w:num w:numId="27" w16cid:durableId="1027635205">
+    <w:abstractNumId w:val="10"/>
+  </w:num>
+  <w:num w:numId="28" w16cid:durableId="667756792">
+    <w:abstractNumId w:val="23"/>
+  </w:num>
+  <w:num w:numId="29" w16cid:durableId="572207024">
+    <w:abstractNumId w:val="17"/>
+  </w:num>
+  <w:num w:numId="30" w16cid:durableId="37357359">
+    <w:abstractNumId w:val="18"/>
+  </w:num>
+  <w:num w:numId="31" w16cid:durableId="1259798966">
+    <w:abstractNumId w:val="38"/>
+  </w:num>
+  <w:num w:numId="32" w16cid:durableId="1689328371">
+    <w:abstractNumId w:val="15"/>
+  </w:num>
+  <w:num w:numId="33" w16cid:durableId="360323926">
+    <w:abstractNumId w:val="40"/>
+  </w:num>
+  <w:num w:numId="34" w16cid:durableId="1660884451">
+    <w:abstractNumId w:val="8"/>
+  </w:num>
+  <w:num w:numId="35" w16cid:durableId="910969263">
+    <w:abstractNumId w:val="39"/>
+  </w:num>
+  <w:num w:numId="36" w16cid:durableId="526338461">
+    <w:abstractNumId w:val="2"/>
+  </w:num>
+  <w:num w:numId="37" w16cid:durableId="1309745607">
+    <w:abstractNumId w:val="35"/>
+  </w:num>
+  <w:num w:numId="38" w16cid:durableId="1259295794">
+    <w:abstractNumId w:val="22"/>
+  </w:num>
+  <w:num w:numId="39" w16cid:durableId="830295650">
+    <w:abstractNumId w:val="20"/>
+  </w:num>
+  <w:num w:numId="40" w16cid:durableId="210699185">
+    <w:abstractNumId w:val="33"/>
+  </w:num>
+  <w:num w:numId="41" w16cid:durableId="654066488">
+    <w:abstractNumId w:val="47"/>
+  </w:num>
+  <w:num w:numId="42" w16cid:durableId="1579822363">
     <w:abstractNumId w:val="7"/>
   </w:num>
-  <w:num w:numId="28" w16cid:durableId="667756792">
-    <w:abstractNumId w:val="19"/>
+  <w:num w:numId="43" w16cid:durableId="358552260">
+    <w:abstractNumId w:val="4"/>
   </w:num>
-  <w:num w:numId="29" w16cid:durableId="572207024">
-    <w:abstractNumId w:val="13"/>
-  </w:num>
-  <w:num w:numId="30" w16cid:durableId="37357359">
+  <w:num w:numId="44" w16cid:durableId="1908296802">
     <w:abstractNumId w:val="14"/>
   </w:num>
-  <w:num w:numId="31" w16cid:durableId="1259798966">
-    <w:abstractNumId w:val="30"/>
+  <w:num w:numId="45" w16cid:durableId="1120608991">
+    <w:abstractNumId w:val="1"/>
   </w:num>
-  <w:num w:numId="32" w16cid:durableId="1689328371">
-    <w:abstractNumId w:val="11"/>
+  <w:num w:numId="46" w16cid:durableId="1701975277">
+    <w:abstractNumId w:val="46"/>
   </w:num>
-  <w:num w:numId="33" w16cid:durableId="360323926">
+  <w:num w:numId="47" w16cid:durableId="1619875083">
     <w:abstractNumId w:val="32"/>
   </w:num>
-  <w:num w:numId="34" w16cid:durableId="1660884451">
-    <w:abstractNumId w:val="5"/>
-  </w:num>
-  <w:num w:numId="35" w16cid:durableId="910969263">
+  <w:num w:numId="48" w16cid:durableId="944114139">
     <w:abstractNumId w:val="31"/>
   </w:num>
-  <w:num w:numId="36" w16cid:durableId="526338461">
-    <w:abstractNumId w:val="1"/>
+  <w:num w:numId="49" w16cid:durableId="12846145">
+    <w:abstractNumId w:val="37"/>
   </w:num>
-  <w:num w:numId="37" w16cid:durableId="1309745607">
+  <w:num w:numId="50" w16cid:durableId="2018652468">
     <w:abstractNumId w:val="28"/>
-  </w:num>
-  <w:num w:numId="38" w16cid:durableId="1259295794">
-    <w:abstractNumId w:val="18"/>
-  </w:num>
-  <w:num w:numId="39" w16cid:durableId="830295650">
-    <w:abstractNumId w:val="16"/>
-  </w:num>
-  <w:num w:numId="40" w16cid:durableId="210699185">
-    <w:abstractNumId w:val="26"/>
-  </w:num>
-  <w:num w:numId="41" w16cid:durableId="654066488">
-    <w:abstractNumId w:val="38"/>
   </w:num>
 </w:numbering>
 </file>
 
 <file path=word/styles.xml><?xml version="1.0" encoding="utf-8"?>
-<w:styles xmlns:mc="http://schemas.openxmlformats.org/markup-compatibility/2006" xmlns:r="http://schemas.openxmlformats.org/officeDocument/2006/relationships" xmlns:w="http://schemas.openxmlformats.org/wordprocessingml/2006/main" xmlns:w14="http://schemas.microsoft.com/office/word/2010/wordml" xmlns:w15="http://schemas.microsoft.com/office/word/2012/wordml" xmlns:w16cex="http://schemas.microsoft.com/office/word/2018/wordml/cex" xmlns:w16cid="http://schemas.microsoft.com/office/word/2016/wordml/cid" xmlns:w16="http://schemas.microsoft.com/office/word/2018/wordml" xmlns:w16du="http://schemas.microsoft.com/office/word/2023/wordml/word16du" xmlns:w16sdtdh="http://schemas.microsoft.com/office/word/2020/wordml/sdtdatahash" xmlns:w16se="http://schemas.microsoft.com/office/word/2015/wordml/symex" mc:Ignorable="w14 w15 w16se w16cid w16 w16cex w16sdtdh w16du">
+<w:styles xmlns:mc="http://schemas.openxmlformats.org/markup-compatibility/2006" xmlns:r="http://schemas.openxmlformats.org/officeDocument/2006/relationships" xmlns:w="http://schemas.openxmlformats.org/wordprocessingml/2006/main" xmlns:w14="http://schemas.microsoft.com/office/word/2010/wordml" xmlns:w15="http://schemas.microsoft.com/office/word/2012/wordml" xmlns:w16cex="http://schemas.microsoft.com/office/word/2018/wordml/cex" xmlns:w16cid="http://schemas.microsoft.com/office/word/2016/wordml/cid" xmlns:w16="http://schemas.microsoft.com/office/word/2018/wordml" xmlns:w16sdtdh="http://schemas.microsoft.com/office/word/2020/wordml/sdtdatahash" xmlns:w16se="http://schemas.microsoft.com/office/word/2015/wordml/symex" mc:Ignorable="w14 w15 w16se w16cid w16 w16cex w16sdtdh">
   <w:docDefaults>
     <w:rPrDefault>
       <w:rPr>
@@ -7176,7 +11332,6 @@
   <w:style w:type="character" w:default="1" w:styleId="DefaultParagraphFont">
     <w:name w:val="Default Paragraph Font"/>
     <w:uiPriority w:val="1"/>
-    <w:semiHidden/>
     <w:unhideWhenUsed/>
   </w:style>
   <w:style w:type="table" w:default="1" w:styleId="TableNormal">

--- a/CSC14116 - Proposal.docx
+++ b/CSC14116 - Proposal.docx
@@ -4325,6 +4325,129 @@
               <w:jc w:val="both"/>
               <w:rPr>
                 <w:rFonts w:ascii="Cambria" w:hAnsi="Cambria" w:cs="Times New Roman"/>
+                <w:sz w:val="24"/>
+                <w:szCs w:val="24"/>
+              </w:rPr>
+            </w:pPr>
+            <w:r>
+              <w:rPr>
+                <w:rFonts w:ascii="Cambria" w:hAnsi="Cambria" w:cs="Times New Roman"/>
+                <w:b/>
+                <w:sz w:val="24"/>
+                <w:szCs w:val="24"/>
+              </w:rPr>
+              <w:t xml:space="preserve">Division of Work</w:t>
+            </w:r>
+          </w:p>
+          <w:p>
+            <w:pPr>
+              <w:spacing w:line="360" w:lineRule="auto"/>
+              <w:jc w:val="both"/>
+              <w:rPr>
+                <w:rFonts w:ascii="Cambria" w:hAnsi="Cambria" w:cs="Times New Roman"/>
+                <w:sz w:val="24"/>
+                <w:szCs w:val="24"/>
+              </w:rPr>
+            </w:pPr>
+            <w:r>
+              <w:rPr>
+                <w:rFonts w:ascii="Cambria" w:hAnsi="Cambria" w:cs="Times New Roman"/>
+                <w:b/>
+                <w:sz w:val="24"/>
+                <w:szCs w:val="24"/>
+              </w:rPr>
+              <w:t xml:space="preserve">Phung Quoc Tuan (19127616) — </w:t>
+            </w:r>
+            <w:r>
+              <w:rPr>
+                <w:rFonts w:ascii="Cambria" w:hAnsi="Cambria" w:cs="Times New Roman"/>
+                <w:sz w:val="24"/>
+                <w:szCs w:val="24"/>
+              </w:rPr>
+              <w:t xml:space="preserve">set up the Git repository, implemented the CPU baseline (src/cpu_baseline.py and the accompanying notebook) and its initial correctness test suite, and authored the proposal draft (problem statement, background, challenge, optimization plan, risk analysis).</w:t>
+            </w:r>
+          </w:p>
+          <w:p>
+            <w:pPr>
+              <w:spacing w:line="360" w:lineRule="auto"/>
+              <w:jc w:val="both"/>
+              <w:rPr>
+                <w:rFonts w:ascii="Cambria" w:hAnsi="Cambria" w:cs="Times New Roman"/>
+                <w:sz w:val="24"/>
+                <w:szCs w:val="24"/>
+              </w:rPr>
+            </w:pPr>
+            <w:r>
+              <w:rPr>
+                <w:rFonts w:ascii="Cambria" w:hAnsi="Cambria" w:cs="Times New Roman"/>
+                <w:b/>
+                <w:sz w:val="24"/>
+                <w:szCs w:val="24"/>
+              </w:rPr>
+              <w:t xml:space="preserve">Le Quang Tan (22127378) — </w:t>
+            </w:r>
+            <w:r>
+              <w:rPr>
+                <w:rFonts w:ascii="Cambria" w:hAnsi="Cambria" w:cs="Times New Roman"/>
+                <w:sz w:val="24"/>
+                <w:szCs w:val="24"/>
+              </w:rPr>
+              <w:t xml:space="preserve">implemented the GPU side: the naive parallel IoU-matrix kernel (src/gpu_v1.py), the fix that replaced the nested Python suppression loop with a vectorized NumPy version, the GPU-specific additions to the correctness test suite (tests/test_correctness.py), and finalized/formatted the submitted proposal document.</w:t>
+            </w:r>
+          </w:p>
+          <w:p>
+            <w:pPr>
+              <w:spacing w:line="360" w:lineRule="auto"/>
+              <w:jc w:val="both"/>
+              <w:rPr>
+                <w:rFonts w:ascii="Cambria" w:hAnsi="Cambria" w:cs="Times New Roman"/>
+                <w:sz w:val="24"/>
+                <w:szCs w:val="24"/>
+              </w:rPr>
+            </w:pPr>
+            <w:r>
+              <w:rPr>
+                <w:rFonts w:ascii="Cambria" w:hAnsi="Cambria" w:cs="Times New Roman"/>
+                <w:sz w:val="24"/>
+                <w:szCs w:val="24"/>
+              </w:rPr>
+              <w:t xml:space="preserve">Both members are expected to be able to explain every part of the code, per the course's participation requirement.</w:t>
+            </w:r>
+          </w:p>
+        </w:tc>
+      </w:tr>
+    </w:tbl>
+    <w:p>
+      <w:pPr>
+        <w:spacing w:after="0" w:line="360" w:lineRule="auto"/>
+        <w:jc w:val="both"/>
+        <w:rPr>
+          <w:rFonts w:ascii="Cambria" w:hAnsi="Cambria" w:cs="Times New Roman"/>
+          <w:b/>
+          <w:sz w:val="12"/>
+        </w:rPr>
+      </w:pPr>
+    </w:p>
+    <w:tbl>
+      <w:tblPr>
+        <w:tblStyle w:val="TableGrid"/>
+        <w:tblW w:w="0" w:type="auto"/>
+        <w:tblLook w:val="04A0" w:firstRow="1" w:lastRow="0" w:firstColumn="1" w:lastColumn="0" w:noHBand="0" w:noVBand="1"/>
+      </w:tblPr>
+      <w:tblGrid>
+        <w:gridCol w:w="9350"/>
+      </w:tblGrid>
+      <w:tr>
+        <w:tc>
+          <w:tcPr>
+            <w:tcW w:w="9350" w:type="dxa"/>
+          </w:tcPr>
+          <w:p>
+            <w:pPr>
+              <w:spacing w:line="360" w:lineRule="auto"/>
+              <w:jc w:val="both"/>
+              <w:rPr>
+                <w:rFonts w:ascii="Cambria" w:hAnsi="Cambria" w:cs="Times New Roman"/>
                 <w:bCs/>
                 <w:sz w:val="24"/>
                 <w:szCs w:val="24"/>
@@ -4419,7 +4542,7 @@
                       <w:sz w:val="24"/>
                       <w:szCs w:val="24"/>
                     </w:rPr>
-                    <w:t>Week</w:t>
+                    <w:t xml:space="preserve">Week</w:t>
                   </w:r>
                 </w:p>
               </w:tc>
@@ -4445,7 +4568,7 @@
                       <w:sz w:val="24"/>
                       <w:szCs w:val="24"/>
                     </w:rPr>
-                    <w:t>Person A</w:t>
+                    <w:t xml:space="preserve">Phung Quoc Tuan</w:t>
                   </w:r>
                 </w:p>
               </w:tc>
@@ -4471,7 +4594,7 @@
                       <w:sz w:val="24"/>
                       <w:szCs w:val="24"/>
                     </w:rPr>
-                    <w:t>Person B</w:t>
+                    <w:t xml:space="preserve">Le Quang Tan</w:t>
                   </w:r>
                 </w:p>
               </w:tc>
@@ -4484,7 +4607,7 @@
                 <w:p>
                   <w:pPr>
                     <w:spacing w:line="360" w:lineRule="auto"/>
-                    <w:jc w:val="both"/>
+                    <w:jc w:val="center"/>
                     <w:rPr>
                       <w:rFonts w:ascii="Cambria" w:hAnsi="Cambria" w:cs="Times New Roman"/>
                       <w:bCs/>
@@ -4499,7 +4622,7 @@
                       <w:sz w:val="24"/>
                       <w:szCs w:val="24"/>
                     </w:rPr>
-                    <w:t>5–6</w:t>
+                    <w:t xml:space="preserve">5–6</w:t>
                   </w:r>
                 </w:p>
               </w:tc>
@@ -4525,7 +4648,7 @@
                       <w:sz w:val="24"/>
                       <w:szCs w:val="24"/>
                     </w:rPr>
-                    <w:t>CPU baseline + profiling</w:t>
+                    <w:t xml:space="preserve">Git repo setup, CPU baseline + profiling, wrote the proposal draft</w:t>
                   </w:r>
                 </w:p>
               </w:tc>
@@ -4551,7 +4674,7 @@
                       <w:sz w:val="24"/>
                       <w:szCs w:val="24"/>
                     </w:rPr>
-                    <w:t>Write proposal + Git setup</w:t>
+                    <w:t xml:space="preserve">(not yet started as of this submission)</w:t>
                   </w:r>
                 </w:p>
               </w:tc>
@@ -4564,7 +4687,7 @@
                 <w:p>
                   <w:pPr>
                     <w:spacing w:line="360" w:lineRule="auto"/>
-                    <w:jc w:val="both"/>
+                    <w:jc w:val="center"/>
                     <w:rPr>
                       <w:rFonts w:ascii="Cambria" w:hAnsi="Cambria" w:cs="Times New Roman"/>
                       <w:bCs/>
@@ -4579,7 +4702,7 @@
                       <w:sz w:val="24"/>
                       <w:szCs w:val="24"/>
                     </w:rPr>
-                    <w:t>7</w:t>
+                    <w:t xml:space="preserve">7</w:t>
                   </w:r>
                 </w:p>
               </w:tc>
@@ -4605,7 +4728,7 @@
                       <w:sz w:val="24"/>
                       <w:szCs w:val="24"/>
                     </w:rPr>
-                    <w:t>GPU V1 (naive IoU kernel)</w:t>
+                    <w:t xml:space="preserve">Verified CPU baseline against the torchvision reference</w:t>
                   </w:r>
                 </w:p>
               </w:tc>
@@ -4631,7 +4754,7 @@
                       <w:sz w:val="24"/>
                       <w:szCs w:val="24"/>
                     </w:rPr>
-                    <w:t>Verify V1 vs. torchvision</w:t>
+                    <w:t xml:space="preserve">GPU V1: naive parallel IoU-matrix kernel, plus the fix replacing the nested Python suppression loop with vectorized NumPy; finalized the submitted proposal document</w:t>
                   </w:r>
                 </w:p>
               </w:tc>
@@ -4644,7 +4767,7 @@
                 <w:p>
                   <w:pPr>
                     <w:spacing w:line="360" w:lineRule="auto"/>
-                    <w:jc w:val="both"/>
+                    <w:jc w:val="center"/>
                     <w:rPr>
                       <w:rFonts w:ascii="Cambria" w:hAnsi="Cambria" w:cs="Times New Roman"/>
                       <w:bCs/>
@@ -4659,7 +4782,7 @@
                       <w:sz w:val="24"/>
                       <w:szCs w:val="24"/>
                     </w:rPr>
-                    <w:t>8</w:t>
+                    <w:t xml:space="preserve">8 (planned)</w:t>
                   </w:r>
                 </w:p>
               </w:tc>
@@ -4685,7 +4808,7 @@
                       <w:sz w:val="24"/>
                       <w:szCs w:val="24"/>
                     </w:rPr>
-                    <w:t>GPU V2 (memory optimization)</w:t>
+                    <w:t xml:space="preserve">Assist verification and write-up of GPU V2 results</w:t>
                   </w:r>
                 </w:p>
               </w:tc>
@@ -4711,7 +4834,7 @@
                       <w:sz w:val="24"/>
                       <w:szCs w:val="24"/>
                     </w:rPr>
-                    <w:t>GPU V3 (Matrix NMS)</w:t>
+                    <w:t xml:space="preserve">GPU V2: batched NMS with parallel reduction for the suppression mask</w:t>
                   </w:r>
                 </w:p>
               </w:tc>
@@ -4724,7 +4847,7 @@
                 <w:p>
                   <w:pPr>
                     <w:spacing w:line="360" w:lineRule="auto"/>
-                    <w:jc w:val="both"/>
+                    <w:jc w:val="center"/>
                     <w:rPr>
                       <w:rFonts w:ascii="Cambria" w:hAnsi="Cambria" w:cs="Times New Roman"/>
                       <w:bCs/>
@@ -4739,7 +4862,7 @@
                       <w:sz w:val="24"/>
                       <w:szCs w:val="24"/>
                     </w:rPr>
-                    <w:t>9–10</w:t>
+                    <w:t xml:space="preserve">9–10 (planned)</w:t>
                   </w:r>
                 </w:p>
               </w:tc>
@@ -4765,7 +4888,7 @@
                       <w:sz w:val="24"/>
                       <w:szCs w:val="24"/>
                     </w:rPr>
-                    <w:t>Combined benchmarking</w:t>
+                    <w:t xml:space="preserve">Report, slides, and demo</w:t>
                   </w:r>
                 </w:p>
               </w:tc>
@@ -4791,7 +4914,7 @@
                       <w:sz w:val="24"/>
                       <w:szCs w:val="24"/>
                     </w:rPr>
-                    <w:t>Report + slides + demo</w:t>
+                    <w:t xml:space="preserve">GPU V3: Matrix NMS, plus combined benchmarking across all versions</w:t>
                   </w:r>
                 </w:p>
               </w:tc>
